--- a/5.人员管理/1.流程制度规范类文件/ZGS-05-00-人员入离职管理制度.docx
+++ b/5.人员管理/1.流程制度规范类文件/ZGS-05-00-人员入离职管理制度.docx
@@ -1,10 +1,11 @@
 
 <file path=word/document.xml><?xml version="1.0" encoding="utf-8"?>
-<w:document xmlns:wpc="http://schemas.microsoft.com/office/word/2010/wordprocessingCanvas" xmlns:mc="http://schemas.openxmlformats.org/markup-compatibility/2006" xmlns:o="urn:schemas-microsoft-com:office:office" xmlns:r="http://schemas.openxmlformats.org/officeDocument/2006/relationships" xmlns:m="http://schemas.openxmlformats.org/officeDocument/2006/math" xmlns:v="urn:schemas-microsoft-com:vml" xmlns:wp14="http://schemas.microsoft.com/office/word/2010/wordprocessingDrawing" xmlns:wp="http://schemas.openxmlformats.org/drawingml/2006/wordprocessingDrawing" xmlns:w="http://schemas.openxmlformats.org/wordprocessingml/2006/main" xmlns:w14="http://schemas.microsoft.com/office/word/2010/wordml" xmlns:w10="urn:schemas-microsoft-com:office:word" xmlns:w15="http://schemas.microsoft.com/office/word/2012/wordml" xmlns:wpg="http://schemas.microsoft.com/office/word/2010/wordprocessingGroup" xmlns:wpi="http://schemas.microsoft.com/office/word/2010/wordprocessingInk" xmlns:wne="http://schemas.microsoft.com/office/word/2006/wordml" xmlns:wps="http://schemas.microsoft.com/office/word/2010/wordprocessingShape" xmlns:wpsCustomData="http://www.wps.cn/officeDocument/2013/wpsCustomData" mc:Ignorable="w14 w15 wp14">
+<w:document xmlns:wpc="http://schemas.microsoft.com/office/word/2010/wordprocessingCanvas" xmlns:mc="http://schemas.openxmlformats.org/markup-compatibility/2006" xmlns:o="urn:schemas-microsoft-com:office:office" xmlns:r="http://schemas.openxmlformats.org/officeDocument/2006/relationships" xmlns:m="http://schemas.openxmlformats.org/officeDocument/2006/math" xmlns:v="urn:schemas-microsoft-com:vml" xmlns:wp14="http://schemas.microsoft.com/office/word/2010/wordprocessingDrawing" xmlns:wp="http://schemas.openxmlformats.org/drawingml/2006/wordprocessingDrawing" xmlns:w10="urn:schemas-microsoft-com:office:word" xmlns:w="http://schemas.openxmlformats.org/wordprocessingml/2006/main" xmlns:w14="http://schemas.microsoft.com/office/word/2010/wordml" xmlns:w15="http://schemas.microsoft.com/office/word/2012/wordml" xmlns:wne="http://schemas.microsoft.com/office/word/2006/wordml" xmlns:wpg="http://schemas.microsoft.com/office/word/2010/wordprocessingGroup" xmlns:wpi="http://schemas.microsoft.com/office/word/2010/wordprocessingInk" xmlns:wps="http://schemas.microsoft.com/office/word/2010/wordprocessingShape" mc:Ignorable="w14 w15 wp14">
+  <!-- Generated by Aspose.Words for .NET 13.3.0.1 -->
   <w:body>
     <w:p>
       <w:pPr>
-        <w:pStyle w:val="24"/>
+        <w:pStyle w:val="a"/>
         <w:keepNext w:val="0"/>
         <w:keepLines w:val="0"/>
         <w:pageBreakBefore w:val="0"/>
@@ -24,7 +25,7 @@
       <w:bookmarkStart w:id="0" w:name="_Toc22722"/>
       <w:r>
         <w:drawing>
-          <wp:anchor distT="0" distB="0" distL="114300" distR="114300" simplePos="0" relativeHeight="251660288" behindDoc="1" locked="0" layoutInCell="1" allowOverlap="1">
+          <wp:anchor distT="0" distB="0" distL="114300" distR="114300" simplePos="0" relativeHeight="251659264" behindDoc="1" locked="0" layoutInCell="1" allowOverlap="1">
             <wp:simplePos x="0" y="0"/>
             <wp:positionH relativeFrom="column">
               <wp:posOffset>0</wp:posOffset>
@@ -49,7 +50,7 @@
                     </pic:cNvPicPr>
                   </pic:nvPicPr>
                   <pic:blipFill>
-                    <a:blip r:embed="rId7"/>
+                    <a:blip xmlns:r="http://schemas.openxmlformats.org/officeDocument/2006/relationships" r:embed="rId4"/>
                     <a:stretch>
                       <a:fillRect/>
                     </a:stretch>
@@ -79,7 +80,7 @@
           <w:lang w:val="en-US" w:eastAsia="zh-CN"/>
         </w:rPr>
         <w:drawing>
-          <wp:anchor distT="0" distB="0" distL="114300" distR="114300" simplePos="0" relativeHeight="251659264" behindDoc="1" locked="0" layoutInCell="1" allowOverlap="1">
+          <wp:anchor distT="0" distB="0" distL="114300" distR="114300" simplePos="0" relativeHeight="251658240" behindDoc="1" locked="0" layoutInCell="1" allowOverlap="1">
             <wp:simplePos x="0" y="0"/>
             <wp:positionH relativeFrom="column">
               <wp:posOffset>635</wp:posOffset>
@@ -104,7 +105,7 @@
                     </pic:cNvPicPr>
                   </pic:nvPicPr>
                   <pic:blipFill>
-                    <a:blip r:embed="rId8">
+                    <a:blip xmlns:r="http://schemas.openxmlformats.org/officeDocument/2006/relationships" r:embed="rId5">
                       <a:alphaModFix amt="58000"/>
                       <a:lum contrast="-52000"/>
                     </a:blip>
@@ -138,7 +139,7 @@
     </w:p>
     <w:p>
       <w:pPr>
-        <w:pStyle w:val="25"/>
+        <w:pStyle w:val="a0"/>
         <w:keepNext w:val="0"/>
         <w:keepLines w:val="0"/>
         <w:pageBreakBefore w:val="0"/>
@@ -185,11 +186,11 @@
         <w:adjustRightInd w:val="0"/>
         <w:snapToGrid w:val="0"/>
         <w:spacing w:after="624" w:afterLines="200" w:line="219" w:lineRule="auto"/>
-        <w:ind w:left="0" w:leftChars="0" w:right="0" w:rightChars="0" w:firstLine="0" w:firstLineChars="0"/>
+        <w:ind w:left="0" w:right="0" w:firstLine="0" w:leftChars="0" w:rightChars="0" w:firstLineChars="0"/>
         <w:jc w:val="center"/>
         <w:textAlignment w:val="baseline"/>
         <w:rPr>
-          <w:rFonts w:hint="default" w:ascii="宋体" w:hAnsi="宋体" w:eastAsia="宋体" w:cs="宋体"/>
+          <w:rFonts w:ascii="宋体" w:eastAsia="宋体" w:hAnsi="宋体" w:cs="宋体" w:hint="default"/>
           <w:sz w:val="24"/>
           <w:szCs w:val="24"/>
           <w:lang w:val="en-US" w:eastAsia="zh-CN"/>
@@ -197,7 +198,7 @@
       </w:pPr>
       <w:r>
         <w:rPr>
-          <w:rFonts w:ascii="宋体" w:hAnsi="宋体" w:eastAsia="宋体" w:cs="宋体"/>
+          <w:rFonts w:ascii="宋体" w:eastAsia="宋体" w:hAnsi="宋体" w:cs="宋体"/>
           <w:b/>
           <w:bCs/>
           <w:spacing w:val="-3"/>
@@ -206,74 +207,20 @@
         </w:rPr>
         <w:t>文件编号：ZGS-05-00</w:t>
       </w:r>
-      <w:r>
-        <w:rPr>
-          <w:rFonts w:hint="eastAsia" w:ascii="宋体" w:hAnsi="宋体" w:eastAsia="宋体" w:cs="宋体"/>
-          <w:b/>
-          <w:bCs/>
-          <w:spacing w:val="-3"/>
-          <w:sz w:val="24"/>
-          <w:szCs w:val="24"/>
-          <w:lang w:val="en-US" w:eastAsia="zh-CN"/>
-        </w:rPr>
-      </w:r>
-      <w:r>
-        <w:rPr>
-          <w:rFonts w:ascii="宋体" w:hAnsi="宋体" w:eastAsia="宋体" w:cs="宋体"/>
-          <w:b/>
-          <w:bCs/>
-          <w:spacing w:val="-3"/>
-          <w:sz w:val="24"/>
-          <w:szCs w:val="24"/>
-        </w:rPr>
-      </w:r>
-      <w:r>
-        <w:rPr>
-          <w:rFonts w:hint="eastAsia" w:ascii="宋体" w:hAnsi="宋体" w:eastAsia="宋体" w:cs="宋体"/>
-          <w:b/>
-          <w:bCs/>
-          <w:spacing w:val="-3"/>
-          <w:sz w:val="24"/>
-          <w:szCs w:val="24"/>
-          <w:lang w:val="en-US" w:eastAsia="zh-CN"/>
-        </w:rPr>
-      </w:r>
-      <w:r>
-        <w:rPr>
-          <w:rFonts w:ascii="宋体" w:hAnsi="宋体" w:eastAsia="宋体" w:cs="宋体"/>
-          <w:b/>
-          <w:bCs/>
-          <w:spacing w:val="-3"/>
-          <w:sz w:val="24"/>
-          <w:szCs w:val="24"/>
-        </w:rPr>
-      </w:r>
-      <w:r>
-        <w:rPr>
-          <w:rFonts w:hint="eastAsia" w:ascii="宋体" w:hAnsi="宋体" w:cs="宋体"/>
-          <w:b/>
-          <w:bCs/>
-          <w:spacing w:val="-3"/>
-          <w:sz w:val="24"/>
-          <w:szCs w:val="24"/>
-          <w:lang w:val="en-US" w:eastAsia="zh-CN"/>
-        </w:rPr>
-      </w:r>
     </w:p>
     <w:tbl>
       <w:tblPr>
-        <w:tblStyle w:val="21"/>
+        <w:tblStyle w:val="TableGrid"/>
         <w:tblW w:w="0" w:type="auto"/>
         <w:jc w:val="center"/>
         <w:tblBorders>
-          <w:top w:val="none" w:color="auto" w:sz="0" w:space="0"/>
-          <w:left w:val="none" w:color="auto" w:sz="0" w:space="0"/>
-          <w:bottom w:val="none" w:color="auto" w:sz="0" w:space="0"/>
-          <w:right w:val="none" w:color="auto" w:sz="0" w:space="0"/>
-          <w:insideH w:val="none" w:color="auto" w:sz="0" w:space="0"/>
-          <w:insideV w:val="none" w:color="auto" w:sz="0" w:space="0"/>
+          <w:top w:val="nil"/>
+          <w:left w:val="nil"/>
+          <w:bottom w:val="nil"/>
+          <w:right w:val="nil"/>
+          <w:insideH w:val="nil"/>
+          <w:insideV w:val="nil"/>
         </w:tblBorders>
-        <w:tblLayout w:type="autofit"/>
         <w:tblCellMar>
           <w:top w:w="0" w:type="dxa"/>
           <w:left w:w="108" w:type="dxa"/>
@@ -287,13 +234,15 @@
       </w:tblGrid>
       <w:tr>
         <w:tblPrEx>
+          <w:tblW w:w="0" w:type="auto"/>
+          <w:jc w:val="center"/>
           <w:tblBorders>
-            <w:top w:val="none" w:color="auto" w:sz="0" w:space="0"/>
-            <w:left w:val="none" w:color="auto" w:sz="0" w:space="0"/>
-            <w:bottom w:val="none" w:color="auto" w:sz="0" w:space="0"/>
-            <w:right w:val="none" w:color="auto" w:sz="0" w:space="0"/>
-            <w:insideH w:val="none" w:color="auto" w:sz="0" w:space="0"/>
-            <w:insideV w:val="none" w:color="auto" w:sz="0" w:space="0"/>
+            <w:top w:val="nil"/>
+            <w:left w:val="nil"/>
+            <w:bottom w:val="nil"/>
+            <w:right w:val="nil"/>
+            <w:insideH w:val="nil"/>
+            <w:insideV w:val="nil"/>
           </w:tblBorders>
           <w:tblCellMar>
             <w:top w:w="0" w:type="dxa"/>
@@ -303,7 +252,7 @@
           </w:tblCellMar>
         </w:tblPrEx>
         <w:trPr>
-          <w:trHeight w:val="810" w:hRule="atLeast"/>
+          <w:trHeight w:val="810"/>
           <w:jc w:val="center"/>
         </w:trPr>
         <w:tc>
@@ -339,23 +288,6 @@
                 <w:lang w:val="en-US" w:eastAsia="zh-CN"/>
               </w:rPr>
               <w:t>编制部门:人力部</w:t>
-            </w:r>
-            <w:r>
-              <w:rPr>
-                <w:rFonts w:hint="default" w:asciiTheme="minorAscii" w:hAnsiTheme="minorAscii" w:eastAsiaTheme="minorEastAsia"/>
-                <w:spacing w:val="227"/>
-                <w:sz w:val="21"/>
-                <w:vertAlign w:val="baseline"/>
-                <w:lang w:val="en-US" w:eastAsia="zh-CN"/>
-              </w:rPr>
-            </w:r>
-            <w:r>
-              <w:rPr>
-                <w:rFonts w:hint="eastAsia"/>
-                <w:u w:val="single"/>
-                <w:vertAlign w:val="baseline"/>
-                <w:lang w:val="en-US" w:eastAsia="zh-CN"/>
-              </w:rPr>
             </w:r>
           </w:p>
         </w:tc>
@@ -395,7 +327,7 @@
             </w:r>
             <w:r>
               <w:rPr>
-                <w:rFonts w:hint="eastAsia" w:asciiTheme="minorAscii" w:hAnsiTheme="minorAscii" w:eastAsiaTheme="minorEastAsia"/>
+                <w:rFonts w:asciiTheme="minorAscii" w:eastAsiaTheme="minorEastAsia" w:hAnsiTheme="minorAscii" w:hint="eastAsia"/>
                 <w:spacing w:val="227"/>
                 <w:sz w:val="21"/>
                 <w:vertAlign w:val="baseline"/>
@@ -417,14 +349,8 @@
       </w:tr>
       <w:tr>
         <w:tblPrEx>
-          <w:tblBorders>
-            <w:top w:val="none" w:color="auto" w:sz="0" w:space="0"/>
-            <w:left w:val="none" w:color="auto" w:sz="0" w:space="0"/>
-            <w:bottom w:val="none" w:color="auto" w:sz="0" w:space="0"/>
-            <w:right w:val="none" w:color="auto" w:sz="0" w:space="0"/>
-            <w:insideH w:val="none" w:color="auto" w:sz="0" w:space="0"/>
-            <w:insideV w:val="none" w:color="auto" w:sz="0" w:space="0"/>
-          </w:tblBorders>
+          <w:tblW w:w="0" w:type="auto"/>
+          <w:jc w:val="center"/>
           <w:tblCellMar>
             <w:top w:w="0" w:type="dxa"/>
             <w:left w:w="108" w:type="dxa"/>
@@ -433,7 +359,7 @@
           </w:tblCellMar>
         </w:tblPrEx>
         <w:trPr>
-          <w:trHeight w:val="810" w:hRule="atLeast"/>
+          <w:trHeight w:val="810"/>
           <w:jc w:val="center"/>
         </w:trPr>
         <w:tc>
@@ -458,7 +384,7 @@
               <w:snapToGrid w:val="0"/>
               <w:textAlignment w:val="baseline"/>
               <w:rPr>
-                <w:rFonts w:hint="default" w:ascii="Arial" w:hAnsi="Arial" w:eastAsia="Arial" w:cs="Arial"/>
+                <w:rFonts w:ascii="Arial" w:eastAsia="Arial" w:hAnsi="Arial" w:cs="Arial" w:hint="default"/>
                 <w:snapToGrid w:val="0"/>
                 <w:color w:val="000000"/>
                 <w:kern w:val="0"/>
@@ -490,7 +416,7 @@
             </w:r>
             <w:r>
               <w:rPr>
-                <w:rFonts w:hint="default" w:asciiTheme="minorAscii" w:hAnsiTheme="minorAscii" w:eastAsiaTheme="minorEastAsia"/>
+                <w:rFonts w:asciiTheme="minorAscii" w:eastAsiaTheme="minorEastAsia" w:hAnsiTheme="minorAscii" w:hint="default"/>
                 <w:spacing w:val="227"/>
                 <w:sz w:val="21"/>
                 <w:vertAlign w:val="baseline"/>
@@ -544,7 +470,7 @@
               <w:snapToGrid w:val="0"/>
               <w:textAlignment w:val="baseline"/>
               <w:rPr>
-                <w:rFonts w:hint="default" w:ascii="Arial" w:hAnsi="Arial" w:eastAsia="Arial" w:cs="Arial"/>
+                <w:rFonts w:ascii="Arial" w:eastAsia="Arial" w:hAnsi="Arial" w:cs="Arial" w:hint="default"/>
                 <w:snapToGrid w:val="0"/>
                 <w:color w:val="000000"/>
                 <w:kern w:val="0"/>
@@ -564,7 +490,7 @@
             </w:r>
             <w:r>
               <w:rPr>
-                <w:rFonts w:hint="eastAsia" w:asciiTheme="minorAscii" w:hAnsiTheme="minorAscii" w:eastAsiaTheme="minorEastAsia"/>
+                <w:rFonts w:asciiTheme="minorAscii" w:eastAsiaTheme="minorEastAsia" w:hAnsiTheme="minorAscii" w:hint="eastAsia"/>
                 <w:spacing w:val="227"/>
                 <w:sz w:val="21"/>
                 <w:vertAlign w:val="baseline"/>
@@ -586,14 +512,8 @@
       </w:tr>
       <w:tr>
         <w:tblPrEx>
-          <w:tblBorders>
-            <w:top w:val="none" w:color="auto" w:sz="0" w:space="0"/>
-            <w:left w:val="none" w:color="auto" w:sz="0" w:space="0"/>
-            <w:bottom w:val="none" w:color="auto" w:sz="0" w:space="0"/>
-            <w:right w:val="none" w:color="auto" w:sz="0" w:space="0"/>
-            <w:insideH w:val="none" w:color="auto" w:sz="0" w:space="0"/>
-            <w:insideV w:val="none" w:color="auto" w:sz="0" w:space="0"/>
-          </w:tblBorders>
+          <w:tblW w:w="0" w:type="auto"/>
+          <w:jc w:val="center"/>
           <w:tblCellMar>
             <w:top w:w="0" w:type="dxa"/>
             <w:left w:w="108" w:type="dxa"/>
@@ -602,7 +522,7 @@
           </w:tblCellMar>
         </w:tblPrEx>
         <w:trPr>
-          <w:trHeight w:val="635" w:hRule="atLeast"/>
+          <w:trHeight w:val="635"/>
           <w:jc w:val="center"/>
         </w:trPr>
         <w:tc>
@@ -640,31 +560,6 @@
                 <w:lang w:val="en-US" w:eastAsia="zh-CN"/>
               </w:rPr>
               <w:t>批准人:李文琼</w:t>
-            </w:r>
-            <w:r>
-              <w:rPr>
-                <w:rFonts w:hint="eastAsia"/>
-                <w:spacing w:val="1"/>
-                <w:kern w:val="0"/>
-                <w:vertAlign w:val="baseline"/>
-                <w:lang w:val="en-US" w:eastAsia="zh-CN"/>
-              </w:rPr>
-            </w:r>
-            <w:r>
-              <w:rPr>
-                <w:rFonts w:hint="eastAsia" w:asciiTheme="minorAscii" w:hAnsiTheme="minorAscii" w:eastAsiaTheme="minorEastAsia"/>
-                <w:spacing w:val="227"/>
-                <w:sz w:val="21"/>
-                <w:vertAlign w:val="baseline"/>
-                <w:lang w:val="en-US" w:eastAsia="zh-CN"/>
-              </w:rPr>
-            </w:r>
-            <w:r>
-              <w:rPr>
-                <w:rFonts w:hint="eastAsia"/>
-                <w:u w:val="single"/>
-                <w:lang w:val="en-US" w:eastAsia="zh-CN"/>
-              </w:rPr>
             </w:r>
           </w:p>
         </w:tc>
@@ -704,7 +599,7 @@
             </w:r>
             <w:r>
               <w:rPr>
-                <w:rFonts w:hint="eastAsia" w:asciiTheme="minorAscii" w:hAnsiTheme="minorAscii" w:eastAsiaTheme="minorEastAsia"/>
+                <w:rFonts w:asciiTheme="minorAscii" w:eastAsiaTheme="minorEastAsia" w:hAnsiTheme="minorAscii" w:hint="eastAsia"/>
                 <w:spacing w:val="227"/>
                 <w:sz w:val="21"/>
                 <w:vertAlign w:val="baseline"/>
@@ -765,14 +660,14 @@
         <w:ind w:left="3634"/>
         <w:textAlignment w:val="baseline"/>
         <w:rPr>
-          <w:rFonts w:ascii="宋体" w:hAnsi="宋体" w:eastAsia="宋体" w:cs="宋体"/>
+          <w:rFonts w:ascii="宋体" w:eastAsia="宋体" w:hAnsi="宋体" w:cs="宋体"/>
           <w:sz w:val="31"/>
           <w:szCs w:val="31"/>
         </w:rPr>
       </w:pPr>
       <w:r>
         <w:rPr>
-          <w:rFonts w:ascii="宋体" w:hAnsi="宋体" w:eastAsia="宋体" w:cs="宋体"/>
+          <w:rFonts w:ascii="宋体" w:eastAsia="宋体" w:hAnsi="宋体" w:cs="宋体"/>
           <w:b/>
           <w:bCs/>
           <w:spacing w:val="4"/>
@@ -784,16 +679,16 @@
     </w:p>
     <w:tbl>
       <w:tblPr>
-        <w:tblStyle w:val="26"/>
+        <w:tblStyle w:val="TableNormal0"/>
         <w:tblW w:w="7137" w:type="dxa"/>
         <w:jc w:val="center"/>
         <w:tblBorders>
-          <w:top w:val="single" w:color="000000" w:sz="2" w:space="0"/>
-          <w:left w:val="single" w:color="000000" w:sz="2" w:space="0"/>
-          <w:bottom w:val="single" w:color="000000" w:sz="2" w:space="0"/>
-          <w:right w:val="single" w:color="000000" w:sz="2" w:space="0"/>
-          <w:insideH w:val="single" w:color="000000" w:sz="2" w:space="0"/>
-          <w:insideV w:val="single" w:color="000000" w:sz="2" w:space="0"/>
+          <w:top w:val="single" w:sz="2" w:space="0" w:color="000000"/>
+          <w:left w:val="single" w:sz="2" w:space="0" w:color="000000"/>
+          <w:bottom w:val="single" w:sz="2" w:space="0" w:color="000000"/>
+          <w:right w:val="single" w:sz="2" w:space="0" w:color="000000"/>
+          <w:insideH w:val="single" w:sz="2" w:space="0" w:color="000000"/>
+          <w:insideV w:val="single" w:sz="2" w:space="0" w:color="000000"/>
         </w:tblBorders>
         <w:tblLayout w:type="fixed"/>
         <w:tblCellMar>
@@ -811,14 +706,17 @@
       </w:tblGrid>
       <w:tr>
         <w:tblPrEx>
+          <w:tblW w:w="7137" w:type="dxa"/>
+          <w:jc w:val="center"/>
           <w:tblBorders>
-            <w:top w:val="single" w:color="000000" w:sz="2" w:space="0"/>
-            <w:left w:val="single" w:color="000000" w:sz="2" w:space="0"/>
-            <w:bottom w:val="single" w:color="000000" w:sz="2" w:space="0"/>
-            <w:right w:val="single" w:color="000000" w:sz="2" w:space="0"/>
-            <w:insideH w:val="single" w:color="000000" w:sz="2" w:space="0"/>
-            <w:insideV w:val="single" w:color="000000" w:sz="2" w:space="0"/>
+            <w:top w:val="single" w:sz="2" w:space="0" w:color="000000"/>
+            <w:left w:val="single" w:sz="2" w:space="0" w:color="000000"/>
+            <w:bottom w:val="single" w:sz="2" w:space="0" w:color="000000"/>
+            <w:right w:val="single" w:sz="2" w:space="0" w:color="000000"/>
+            <w:insideH w:val="single" w:sz="2" w:space="0" w:color="000000"/>
+            <w:insideV w:val="single" w:sz="2" w:space="0" w:color="000000"/>
           </w:tblBorders>
+          <w:tblLayout w:type="fixed"/>
           <w:tblCellMar>
             <w:top w:w="0" w:type="dxa"/>
             <w:left w:w="0" w:type="dxa"/>
@@ -827,7 +725,7 @@
           </w:tblCellMar>
         </w:tblPrEx>
         <w:trPr>
-          <w:trHeight w:val="593" w:hRule="atLeast"/>
+          <w:trHeight w:val="593"/>
           <w:jc w:val="center"/>
         </w:trPr>
         <w:tc>
@@ -850,18 +748,18 @@
               <w:adjustRightInd w:val="0"/>
               <w:snapToGrid w:val="0"/>
               <w:spacing w:before="176" w:line="228" w:lineRule="auto"/>
-              <w:ind w:left="0" w:leftChars="0" w:right="0" w:rightChars="0" w:firstLine="0" w:firstLineChars="0"/>
+              <w:ind w:left="0" w:right="0" w:firstLine="0" w:leftChars="0" w:rightChars="0" w:firstLineChars="0"/>
               <w:jc w:val="center"/>
               <w:textAlignment w:val="baseline"/>
               <w:rPr>
-                <w:rFonts w:ascii="宋体" w:hAnsi="宋体" w:eastAsia="宋体" w:cs="宋体"/>
+                <w:rFonts w:ascii="宋体" w:eastAsia="宋体" w:hAnsi="宋体" w:cs="宋体"/>
                 <w:sz w:val="20"/>
                 <w:szCs w:val="20"/>
               </w:rPr>
             </w:pPr>
             <w:r>
               <w:rPr>
-                <w:rFonts w:ascii="宋体" w:hAnsi="宋体" w:eastAsia="宋体" w:cs="宋体"/>
+                <w:rFonts w:ascii="宋体" w:eastAsia="宋体" w:hAnsi="宋体" w:cs="宋体"/>
                 <w:spacing w:val="-14"/>
                 <w:sz w:val="20"/>
                 <w:szCs w:val="20"/>
@@ -890,18 +788,18 @@
               <w:adjustRightInd w:val="0"/>
               <w:snapToGrid w:val="0"/>
               <w:spacing w:before="175" w:line="227" w:lineRule="auto"/>
-              <w:ind w:left="0" w:leftChars="0" w:right="0" w:rightChars="0" w:firstLine="0" w:firstLineChars="0"/>
+              <w:ind w:left="0" w:right="0" w:firstLine="0" w:leftChars="0" w:rightChars="0" w:firstLineChars="0"/>
               <w:jc w:val="center"/>
               <w:textAlignment w:val="baseline"/>
               <w:rPr>
-                <w:rFonts w:ascii="宋体" w:hAnsi="宋体" w:eastAsia="宋体" w:cs="宋体"/>
+                <w:rFonts w:ascii="宋体" w:eastAsia="宋体" w:hAnsi="宋体" w:cs="宋体"/>
                 <w:sz w:val="20"/>
                 <w:szCs w:val="20"/>
               </w:rPr>
             </w:pPr>
             <w:r>
               <w:rPr>
-                <w:rFonts w:ascii="宋体" w:hAnsi="宋体" w:eastAsia="宋体" w:cs="宋体"/>
+                <w:rFonts w:ascii="宋体" w:eastAsia="宋体" w:hAnsi="宋体" w:cs="宋体"/>
                 <w:spacing w:val="4"/>
                 <w:sz w:val="20"/>
                 <w:szCs w:val="20"/>
@@ -930,18 +828,18 @@
               <w:adjustRightInd w:val="0"/>
               <w:snapToGrid w:val="0"/>
               <w:spacing w:before="175" w:line="228" w:lineRule="auto"/>
-              <w:ind w:left="0" w:leftChars="0" w:right="0" w:rightChars="0" w:firstLine="0" w:firstLineChars="0"/>
+              <w:ind w:left="0" w:right="0" w:firstLine="0" w:leftChars="0" w:rightChars="0" w:firstLineChars="0"/>
               <w:jc w:val="center"/>
               <w:textAlignment w:val="baseline"/>
               <w:rPr>
-                <w:rFonts w:ascii="宋体" w:hAnsi="宋体" w:eastAsia="宋体" w:cs="宋体"/>
+                <w:rFonts w:ascii="宋体" w:eastAsia="宋体" w:hAnsi="宋体" w:cs="宋体"/>
                 <w:sz w:val="20"/>
                 <w:szCs w:val="20"/>
               </w:rPr>
             </w:pPr>
             <w:r>
               <w:rPr>
-                <w:rFonts w:ascii="宋体" w:hAnsi="宋体" w:eastAsia="宋体" w:cs="宋体"/>
+                <w:rFonts w:ascii="宋体" w:eastAsia="宋体" w:hAnsi="宋体" w:cs="宋体"/>
                 <w:spacing w:val="7"/>
                 <w:sz w:val="20"/>
                 <w:szCs w:val="20"/>
@@ -970,18 +868,18 @@
               <w:adjustRightInd w:val="0"/>
               <w:snapToGrid w:val="0"/>
               <w:spacing w:before="176" w:line="229" w:lineRule="auto"/>
-              <w:ind w:left="0" w:leftChars="0" w:right="0" w:rightChars="0" w:firstLine="0" w:firstLineChars="0"/>
+              <w:ind w:left="0" w:right="0" w:firstLine="0" w:leftChars="0" w:rightChars="0" w:firstLineChars="0"/>
               <w:jc w:val="center"/>
               <w:textAlignment w:val="baseline"/>
               <w:rPr>
-                <w:rFonts w:ascii="宋体" w:hAnsi="宋体" w:eastAsia="宋体" w:cs="宋体"/>
+                <w:rFonts w:ascii="宋体" w:eastAsia="宋体" w:hAnsi="宋体" w:cs="宋体"/>
                 <w:sz w:val="20"/>
                 <w:szCs w:val="20"/>
               </w:rPr>
             </w:pPr>
             <w:r>
               <w:rPr>
-                <w:rFonts w:ascii="宋体" w:hAnsi="宋体" w:eastAsia="宋体" w:cs="宋体"/>
+                <w:rFonts w:ascii="宋体" w:eastAsia="宋体" w:hAnsi="宋体" w:cs="宋体"/>
                 <w:spacing w:val="7"/>
                 <w:sz w:val="20"/>
                 <w:szCs w:val="20"/>
@@ -993,14 +891,9 @@
       </w:tr>
       <w:tr>
         <w:tblPrEx>
-          <w:tblBorders>
-            <w:top w:val="single" w:color="000000" w:sz="2" w:space="0"/>
-            <w:left w:val="single" w:color="000000" w:sz="2" w:space="0"/>
-            <w:bottom w:val="single" w:color="000000" w:sz="2" w:space="0"/>
-            <w:right w:val="single" w:color="000000" w:sz="2" w:space="0"/>
-            <w:insideH w:val="single" w:color="000000" w:sz="2" w:space="0"/>
-            <w:insideV w:val="single" w:color="000000" w:sz="2" w:space="0"/>
-          </w:tblBorders>
+          <w:tblW w:w="7137" w:type="dxa"/>
+          <w:jc w:val="center"/>
+          <w:tblLayout w:type="fixed"/>
           <w:tblCellMar>
             <w:top w:w="0" w:type="dxa"/>
             <w:left w:w="0" w:type="dxa"/>
@@ -1009,7 +902,7 @@
           </w:tblCellMar>
         </w:tblPrEx>
         <w:trPr>
-          <w:trHeight w:val="516" w:hRule="atLeast"/>
+          <w:trHeight w:val="516"/>
           <w:jc w:val="center"/>
         </w:trPr>
         <w:tc>
@@ -1032,11 +925,11 @@
               <w:adjustRightInd w:val="0"/>
               <w:snapToGrid w:val="0"/>
               <w:spacing w:before="173" w:line="267" w:lineRule="exact"/>
-              <w:ind w:left="0" w:leftChars="0" w:right="0" w:rightChars="0" w:firstLine="0" w:firstLineChars="0"/>
+              <w:ind w:left="0" w:right="0" w:firstLine="0" w:leftChars="0" w:rightChars="0" w:firstLineChars="0"/>
               <w:jc w:val="center"/>
               <w:textAlignment w:val="baseline"/>
               <w:rPr>
-                <w:rFonts w:hint="default" w:ascii="宋体" w:hAnsi="宋体" w:eastAsia="宋体" w:cs="宋体"/>
+                <w:rFonts w:ascii="宋体" w:eastAsia="宋体" w:hAnsi="宋体" w:cs="宋体" w:hint="default"/>
                 <w:sz w:val="20"/>
                 <w:szCs w:val="20"/>
                 <w:lang w:val="en-US" w:eastAsia="zh-CN"/>
@@ -1044,7 +937,7 @@
             </w:pPr>
             <w:r>
               <w:rPr>
-                <w:rFonts w:ascii="宋体" w:hAnsi="宋体" w:eastAsia="宋体" w:cs="宋体"/>
+                <w:rFonts w:ascii="宋体" w:eastAsia="宋体" w:hAnsi="宋体" w:cs="宋体"/>
                 <w:spacing w:val="3"/>
                 <w:position w:val="1"/>
                 <w:sz w:val="20"/>
@@ -1054,7 +947,7 @@
             </w:r>
             <w:r>
               <w:rPr>
-                <w:rFonts w:hint="eastAsia" w:ascii="宋体" w:hAnsi="宋体" w:cs="宋体"/>
+                <w:rFonts w:ascii="宋体" w:hAnsi="宋体" w:cs="宋体" w:hint="eastAsia"/>
                 <w:spacing w:val="3"/>
                 <w:position w:val="1"/>
                 <w:sz w:val="20"/>
@@ -1085,18 +978,18 @@
               <w:adjustRightInd w:val="0"/>
               <w:snapToGrid w:val="0"/>
               <w:spacing w:before="173" w:line="267" w:lineRule="exact"/>
-              <w:ind w:left="0" w:leftChars="0" w:right="0" w:rightChars="0" w:firstLine="0" w:firstLineChars="0"/>
+              <w:ind w:left="0" w:right="0" w:firstLine="0" w:leftChars="0" w:rightChars="0" w:firstLineChars="0"/>
               <w:jc w:val="center"/>
               <w:textAlignment w:val="baseline"/>
               <w:rPr>
-                <w:rFonts w:ascii="宋体" w:hAnsi="宋体" w:eastAsia="宋体" w:cs="宋体"/>
+                <w:rFonts w:ascii="宋体" w:eastAsia="宋体" w:hAnsi="宋体" w:cs="宋体"/>
                 <w:sz w:val="20"/>
                 <w:szCs w:val="20"/>
               </w:rPr>
             </w:pPr>
             <w:r>
               <w:rPr>
-                <w:rFonts w:ascii="宋体" w:hAnsi="宋体" w:eastAsia="宋体" w:cs="宋体"/>
+                <w:rFonts w:ascii="宋体" w:eastAsia="宋体" w:hAnsi="宋体" w:cs="宋体"/>
                 <w:spacing w:val="4"/>
                 <w:position w:val="1"/>
                 <w:sz w:val="20"/>
@@ -1126,18 +1019,18 @@
               <w:adjustRightInd w:val="0"/>
               <w:snapToGrid w:val="0"/>
               <w:spacing w:before="172" w:line="228" w:lineRule="auto"/>
-              <w:ind w:left="0" w:leftChars="0" w:right="0" w:rightChars="0" w:firstLine="0" w:firstLineChars="0"/>
+              <w:ind w:left="0" w:right="0" w:firstLine="0" w:leftChars="0" w:rightChars="0" w:firstLineChars="0"/>
               <w:jc w:val="center"/>
               <w:textAlignment w:val="baseline"/>
               <w:rPr>
-                <w:rFonts w:ascii="宋体" w:hAnsi="宋体" w:eastAsia="宋体" w:cs="宋体"/>
+                <w:rFonts w:ascii="宋体" w:eastAsia="宋体" w:hAnsi="宋体" w:cs="宋体"/>
                 <w:sz w:val="20"/>
                 <w:szCs w:val="20"/>
               </w:rPr>
             </w:pPr>
             <w:r>
               <w:rPr>
-                <w:rFonts w:ascii="宋体" w:hAnsi="宋体" w:eastAsia="宋体" w:cs="宋体"/>
+                <w:rFonts w:ascii="宋体" w:eastAsia="宋体" w:hAnsi="宋体" w:cs="宋体"/>
                 <w:spacing w:val="7"/>
                 <w:sz w:val="20"/>
                 <w:szCs w:val="20"/>
@@ -1166,11 +1059,11 @@
               <w:adjustRightInd w:val="0"/>
               <w:snapToGrid w:val="0"/>
               <w:spacing w:before="173" w:line="229" w:lineRule="auto"/>
-              <w:ind w:left="0" w:leftChars="0" w:right="0" w:rightChars="0" w:firstLine="0" w:firstLineChars="0"/>
+              <w:ind w:left="0" w:right="0" w:firstLine="0" w:leftChars="0" w:rightChars="0" w:firstLineChars="0"/>
               <w:jc w:val="center"/>
               <w:textAlignment w:val="baseline"/>
               <w:rPr>
-                <w:rFonts w:ascii="宋体" w:hAnsi="宋体" w:eastAsia="宋体" w:cs="宋体"/>
+                <w:rFonts w:ascii="宋体" w:eastAsia="宋体" w:hAnsi="宋体" w:cs="宋体"/>
                 <w:sz w:val="20"/>
                 <w:szCs w:val="20"/>
               </w:rPr>
@@ -1187,14 +1080,9 @@
       </w:tr>
       <w:tr>
         <w:tblPrEx>
-          <w:tblBorders>
-            <w:top w:val="single" w:color="000000" w:sz="2" w:space="0"/>
-            <w:left w:val="single" w:color="000000" w:sz="2" w:space="0"/>
-            <w:bottom w:val="single" w:color="000000" w:sz="2" w:space="0"/>
-            <w:right w:val="single" w:color="000000" w:sz="2" w:space="0"/>
-            <w:insideH w:val="single" w:color="000000" w:sz="2" w:space="0"/>
-            <w:insideV w:val="single" w:color="000000" w:sz="2" w:space="0"/>
-          </w:tblBorders>
+          <w:tblW w:w="7137" w:type="dxa"/>
+          <w:jc w:val="center"/>
+          <w:tblLayout w:type="fixed"/>
           <w:tblCellMar>
             <w:top w:w="0" w:type="dxa"/>
             <w:left w:w="0" w:type="dxa"/>
@@ -1203,7 +1091,7 @@
           </w:tblCellMar>
         </w:tblPrEx>
         <w:trPr>
-          <w:trHeight w:val="556" w:hRule="atLeast"/>
+          <w:trHeight w:val="556"/>
           <w:jc w:val="center"/>
         </w:trPr>
         <w:tc>
@@ -1212,7 +1100,7 @@
           </w:tcPr>
           <w:p>
             <w:pPr>
-              <w:pStyle w:val="27"/>
+              <w:pStyle w:val="TableText"/>
               <w:keepNext w:val="0"/>
               <w:keepLines w:val="0"/>
               <w:pageBreakBefore w:val="0"/>
@@ -1226,7 +1114,7 @@
               <w:bidi w:val="0"/>
               <w:adjustRightInd w:val="0"/>
               <w:snapToGrid w:val="0"/>
-              <w:ind w:left="0" w:leftChars="0" w:right="0" w:rightChars="0" w:firstLine="0" w:firstLineChars="0"/>
+              <w:ind w:left="0" w:right="0" w:firstLine="0" w:leftChars="0" w:rightChars="0" w:firstLineChars="0"/>
               <w:jc w:val="center"/>
               <w:textAlignment w:val="baseline"/>
             </w:pPr>
@@ -1238,7 +1126,7 @@
           </w:tcPr>
           <w:p>
             <w:pPr>
-              <w:pStyle w:val="27"/>
+              <w:pStyle w:val="TableText"/>
               <w:keepNext w:val="0"/>
               <w:keepLines w:val="0"/>
               <w:pageBreakBefore w:val="0"/>
@@ -1252,7 +1140,7 @@
               <w:bidi w:val="0"/>
               <w:adjustRightInd w:val="0"/>
               <w:snapToGrid w:val="0"/>
-              <w:ind w:left="0" w:leftChars="0" w:right="0" w:rightChars="0" w:firstLine="0" w:firstLineChars="0"/>
+              <w:ind w:left="0" w:right="0" w:firstLine="0" w:leftChars="0" w:rightChars="0" w:firstLineChars="0"/>
               <w:jc w:val="center"/>
               <w:textAlignment w:val="baseline"/>
             </w:pPr>
@@ -1264,7 +1152,7 @@
           </w:tcPr>
           <w:p>
             <w:pPr>
-              <w:pStyle w:val="27"/>
+              <w:pStyle w:val="TableText"/>
               <w:keepNext w:val="0"/>
               <w:keepLines w:val="0"/>
               <w:pageBreakBefore w:val="0"/>
@@ -1278,7 +1166,7 @@
               <w:bidi w:val="0"/>
               <w:adjustRightInd w:val="0"/>
               <w:snapToGrid w:val="0"/>
-              <w:ind w:left="0" w:leftChars="0" w:right="0" w:rightChars="0" w:firstLine="0" w:firstLineChars="0"/>
+              <w:ind w:left="0" w:right="0" w:firstLine="0" w:leftChars="0" w:rightChars="0" w:firstLineChars="0"/>
               <w:jc w:val="center"/>
               <w:textAlignment w:val="baseline"/>
             </w:pPr>
@@ -1290,7 +1178,7 @@
           </w:tcPr>
           <w:p>
             <w:pPr>
-              <w:pStyle w:val="27"/>
+              <w:pStyle w:val="TableText"/>
               <w:keepNext w:val="0"/>
               <w:keepLines w:val="0"/>
               <w:pageBreakBefore w:val="0"/>
@@ -1304,7 +1192,7 @@
               <w:bidi w:val="0"/>
               <w:adjustRightInd w:val="0"/>
               <w:snapToGrid w:val="0"/>
-              <w:ind w:left="0" w:leftChars="0" w:right="0" w:rightChars="0" w:firstLine="0" w:firstLineChars="0"/>
+              <w:ind w:left="0" w:right="0" w:firstLine="0" w:leftChars="0" w:rightChars="0" w:firstLineChars="0"/>
               <w:jc w:val="center"/>
               <w:textAlignment w:val="baseline"/>
             </w:pPr>
@@ -1313,14 +1201,9 @@
       </w:tr>
       <w:tr>
         <w:tblPrEx>
-          <w:tblBorders>
-            <w:top w:val="single" w:color="000000" w:sz="2" w:space="0"/>
-            <w:left w:val="single" w:color="000000" w:sz="2" w:space="0"/>
-            <w:bottom w:val="single" w:color="000000" w:sz="2" w:space="0"/>
-            <w:right w:val="single" w:color="000000" w:sz="2" w:space="0"/>
-            <w:insideH w:val="single" w:color="000000" w:sz="2" w:space="0"/>
-            <w:insideV w:val="single" w:color="000000" w:sz="2" w:space="0"/>
-          </w:tblBorders>
+          <w:tblW w:w="7137" w:type="dxa"/>
+          <w:jc w:val="center"/>
+          <w:tblLayout w:type="fixed"/>
           <w:tblCellMar>
             <w:top w:w="0" w:type="dxa"/>
             <w:left w:w="0" w:type="dxa"/>
@@ -1329,7 +1212,7 @@
           </w:tblCellMar>
         </w:tblPrEx>
         <w:trPr>
-          <w:trHeight w:val="556" w:hRule="atLeast"/>
+          <w:trHeight w:val="556"/>
           <w:jc w:val="center"/>
         </w:trPr>
         <w:tc>
@@ -1338,7 +1221,7 @@
           </w:tcPr>
           <w:p>
             <w:pPr>
-              <w:pStyle w:val="27"/>
+              <w:pStyle w:val="TableText"/>
               <w:keepNext w:val="0"/>
               <w:keepLines w:val="0"/>
               <w:pageBreakBefore w:val="0"/>
@@ -1352,7 +1235,7 @@
               <w:bidi w:val="0"/>
               <w:adjustRightInd w:val="0"/>
               <w:snapToGrid w:val="0"/>
-              <w:ind w:left="0" w:leftChars="0" w:right="0" w:rightChars="0" w:firstLine="0" w:firstLineChars="0"/>
+              <w:ind w:left="0" w:right="0" w:firstLine="0" w:leftChars="0" w:rightChars="0" w:firstLineChars="0"/>
               <w:jc w:val="center"/>
               <w:textAlignment w:val="baseline"/>
             </w:pPr>
@@ -1364,7 +1247,7 @@
           </w:tcPr>
           <w:p>
             <w:pPr>
-              <w:pStyle w:val="27"/>
+              <w:pStyle w:val="TableText"/>
               <w:keepNext w:val="0"/>
               <w:keepLines w:val="0"/>
               <w:pageBreakBefore w:val="0"/>
@@ -1378,7 +1261,7 @@
               <w:bidi w:val="0"/>
               <w:adjustRightInd w:val="0"/>
               <w:snapToGrid w:val="0"/>
-              <w:ind w:left="0" w:leftChars="0" w:right="0" w:rightChars="0" w:firstLine="0" w:firstLineChars="0"/>
+              <w:ind w:left="0" w:right="0" w:firstLine="0" w:leftChars="0" w:rightChars="0" w:firstLineChars="0"/>
               <w:jc w:val="center"/>
               <w:textAlignment w:val="baseline"/>
             </w:pPr>
@@ -1390,7 +1273,7 @@
           </w:tcPr>
           <w:p>
             <w:pPr>
-              <w:pStyle w:val="27"/>
+              <w:pStyle w:val="TableText"/>
               <w:keepNext w:val="0"/>
               <w:keepLines w:val="0"/>
               <w:pageBreakBefore w:val="0"/>
@@ -1404,7 +1287,7 @@
               <w:bidi w:val="0"/>
               <w:adjustRightInd w:val="0"/>
               <w:snapToGrid w:val="0"/>
-              <w:ind w:left="0" w:leftChars="0" w:right="0" w:rightChars="0" w:firstLine="0" w:firstLineChars="0"/>
+              <w:ind w:left="0" w:right="0" w:firstLine="0" w:leftChars="0" w:rightChars="0" w:firstLineChars="0"/>
               <w:jc w:val="center"/>
               <w:textAlignment w:val="baseline"/>
             </w:pPr>
@@ -1416,7 +1299,7 @@
           </w:tcPr>
           <w:p>
             <w:pPr>
-              <w:pStyle w:val="27"/>
+              <w:pStyle w:val="TableText"/>
               <w:keepNext w:val="0"/>
               <w:keepLines w:val="0"/>
               <w:pageBreakBefore w:val="0"/>
@@ -1430,7 +1313,7 @@
               <w:bidi w:val="0"/>
               <w:adjustRightInd w:val="0"/>
               <w:snapToGrid w:val="0"/>
-              <w:ind w:left="0" w:leftChars="0" w:right="0" w:rightChars="0" w:firstLine="0" w:firstLineChars="0"/>
+              <w:ind w:left="0" w:right="0" w:firstLine="0" w:leftChars="0" w:rightChars="0" w:firstLineChars="0"/>
               <w:jc w:val="center"/>
               <w:textAlignment w:val="baseline"/>
             </w:pPr>
@@ -1439,14 +1322,9 @@
       </w:tr>
       <w:tr>
         <w:tblPrEx>
-          <w:tblBorders>
-            <w:top w:val="single" w:color="000000" w:sz="2" w:space="0"/>
-            <w:left w:val="single" w:color="000000" w:sz="2" w:space="0"/>
-            <w:bottom w:val="single" w:color="000000" w:sz="2" w:space="0"/>
-            <w:right w:val="single" w:color="000000" w:sz="2" w:space="0"/>
-            <w:insideH w:val="single" w:color="000000" w:sz="2" w:space="0"/>
-            <w:insideV w:val="single" w:color="000000" w:sz="2" w:space="0"/>
-          </w:tblBorders>
+          <w:tblW w:w="7137" w:type="dxa"/>
+          <w:jc w:val="center"/>
+          <w:tblLayout w:type="fixed"/>
           <w:tblCellMar>
             <w:top w:w="0" w:type="dxa"/>
             <w:left w:w="0" w:type="dxa"/>
@@ -1455,7 +1333,7 @@
           </w:tblCellMar>
         </w:tblPrEx>
         <w:trPr>
-          <w:trHeight w:val="557" w:hRule="atLeast"/>
+          <w:trHeight w:val="557"/>
           <w:jc w:val="center"/>
         </w:trPr>
         <w:tc>
@@ -1464,7 +1342,7 @@
           </w:tcPr>
           <w:p>
             <w:pPr>
-              <w:pStyle w:val="27"/>
+              <w:pStyle w:val="TableText"/>
               <w:keepNext w:val="0"/>
               <w:keepLines w:val="0"/>
               <w:pageBreakBefore w:val="0"/>
@@ -1478,7 +1356,7 @@
               <w:bidi w:val="0"/>
               <w:adjustRightInd w:val="0"/>
               <w:snapToGrid w:val="0"/>
-              <w:ind w:left="0" w:leftChars="0" w:right="0" w:rightChars="0" w:firstLine="0" w:firstLineChars="0"/>
+              <w:ind w:left="0" w:right="0" w:firstLine="0" w:leftChars="0" w:rightChars="0" w:firstLineChars="0"/>
               <w:jc w:val="center"/>
               <w:textAlignment w:val="baseline"/>
             </w:pPr>
@@ -1490,7 +1368,7 @@
           </w:tcPr>
           <w:p>
             <w:pPr>
-              <w:pStyle w:val="27"/>
+              <w:pStyle w:val="TableText"/>
               <w:keepNext w:val="0"/>
               <w:keepLines w:val="0"/>
               <w:pageBreakBefore w:val="0"/>
@@ -1504,7 +1382,7 @@
               <w:bidi w:val="0"/>
               <w:adjustRightInd w:val="0"/>
               <w:snapToGrid w:val="0"/>
-              <w:ind w:left="0" w:leftChars="0" w:right="0" w:rightChars="0" w:firstLine="0" w:firstLineChars="0"/>
+              <w:ind w:left="0" w:right="0" w:firstLine="0" w:leftChars="0" w:rightChars="0" w:firstLineChars="0"/>
               <w:jc w:val="center"/>
               <w:textAlignment w:val="baseline"/>
             </w:pPr>
@@ -1516,7 +1394,7 @@
           </w:tcPr>
           <w:p>
             <w:pPr>
-              <w:pStyle w:val="27"/>
+              <w:pStyle w:val="TableText"/>
               <w:keepNext w:val="0"/>
               <w:keepLines w:val="0"/>
               <w:pageBreakBefore w:val="0"/>
@@ -1530,7 +1408,7 @@
               <w:bidi w:val="0"/>
               <w:adjustRightInd w:val="0"/>
               <w:snapToGrid w:val="0"/>
-              <w:ind w:left="0" w:leftChars="0" w:right="0" w:rightChars="0" w:firstLine="0" w:firstLineChars="0"/>
+              <w:ind w:left="0" w:right="0" w:firstLine="0" w:leftChars="0" w:rightChars="0" w:firstLineChars="0"/>
               <w:jc w:val="center"/>
               <w:textAlignment w:val="baseline"/>
             </w:pPr>
@@ -1542,7 +1420,7 @@
           </w:tcPr>
           <w:p>
             <w:pPr>
-              <w:pStyle w:val="27"/>
+              <w:pStyle w:val="TableText"/>
               <w:keepNext w:val="0"/>
               <w:keepLines w:val="0"/>
               <w:pageBreakBefore w:val="0"/>
@@ -1556,7 +1434,7 @@
               <w:bidi w:val="0"/>
               <w:adjustRightInd w:val="0"/>
               <w:snapToGrid w:val="0"/>
-              <w:ind w:left="0" w:leftChars="0" w:right="0" w:rightChars="0" w:firstLine="0" w:firstLineChars="0"/>
+              <w:ind w:left="0" w:right="0" w:firstLine="0" w:leftChars="0" w:rightChars="0" w:firstLineChars="0"/>
               <w:jc w:val="center"/>
               <w:textAlignment w:val="baseline"/>
             </w:pPr>
@@ -1588,7 +1466,7 @@
     <w:sdt>
       <w:sdtPr>
         <w:rPr>
-          <w:rFonts w:hint="eastAsia" w:ascii="宋体" w:hAnsi="宋体" w:eastAsia="宋体" w:cs="宋体"/>
+          <w:rFonts w:ascii="宋体" w:eastAsia="宋体" w:hAnsi="宋体" w:cs="宋体" w:hint="eastAsia"/>
           <w:snapToGrid w:val="0"/>
           <w:color w:val="000000"/>
           <w:kern w:val="0"/>
@@ -1604,7 +1482,7 @@
       </w:sdtPr>
       <w:sdtEndPr>
         <w:rPr>
-          <w:rFonts w:hint="eastAsia" w:ascii="宋体" w:hAnsi="宋体" w:eastAsia="宋体" w:cs="宋体"/>
+          <w:rFonts w:ascii="宋体" w:eastAsia="宋体" w:hAnsi="宋体" w:cs="宋体" w:hint="eastAsia"/>
           <w:snapToGrid w:val="0"/>
           <w:color w:val="000000"/>
           <w:kern w:val="0"/>
@@ -1630,18 +1508,18 @@
             <w:adjustRightInd w:val="0"/>
             <w:snapToGrid w:val="0"/>
             <w:spacing w:before="0" w:beforeLines="0" w:after="0" w:afterLines="0" w:line="240" w:lineRule="atLeast"/>
-            <w:ind w:left="0" w:leftChars="0" w:right="0" w:rightChars="0" w:firstLine="0" w:firstLineChars="0"/>
+            <w:ind w:left="0" w:right="0" w:firstLine="0" w:leftChars="0" w:rightChars="0" w:firstLineChars="0"/>
             <w:jc w:val="center"/>
             <w:textAlignment w:val="baseline"/>
             <w:rPr>
-              <w:rFonts w:hint="eastAsia" w:ascii="宋体" w:hAnsi="宋体" w:eastAsia="宋体" w:cs="宋体"/>
+              <w:rFonts w:ascii="宋体" w:eastAsia="宋体" w:hAnsi="宋体" w:cs="宋体" w:hint="eastAsia"/>
               <w:sz w:val="21"/>
               <w:szCs w:val="21"/>
             </w:rPr>
           </w:pPr>
           <w:r>
             <w:rPr>
-              <w:rFonts w:hint="eastAsia" w:ascii="宋体" w:hAnsi="宋体" w:eastAsia="宋体" w:cs="宋体"/>
+              <w:rFonts w:ascii="宋体" w:eastAsia="宋体" w:hAnsi="宋体" w:cs="宋体" w:hint="eastAsia"/>
               <w:sz w:val="21"/>
               <w:szCs w:val="21"/>
             </w:rPr>
@@ -1650,14 +1528,14 @@
         </w:p>
         <w:p>
           <w:pPr>
-            <w:pStyle w:val="16"/>
+            <w:pStyle w:val="TOC1"/>
             <w:tabs>
               <w:tab w:val="right" w:leader="dot" w:pos="8306"/>
             </w:tabs>
           </w:pPr>
           <w:r>
             <w:rPr>
-              <w:rFonts w:hint="eastAsia" w:ascii="宋体" w:hAnsi="宋体" w:eastAsia="宋体" w:cs="宋体"/>
+              <w:rFonts w:ascii="宋体" w:eastAsia="宋体" w:hAnsi="宋体" w:cs="宋体" w:hint="eastAsia"/>
               <w:sz w:val="21"/>
               <w:szCs w:val="21"/>
             </w:rPr>
@@ -1665,7 +1543,7 @@
           </w:r>
           <w:r>
             <w:rPr>
-              <w:rFonts w:hint="eastAsia" w:ascii="宋体" w:hAnsi="宋体" w:eastAsia="宋体" w:cs="宋体"/>
+              <w:rFonts w:ascii="宋体" w:eastAsia="宋体" w:hAnsi="宋体" w:cs="宋体" w:hint="eastAsia"/>
               <w:sz w:val="21"/>
               <w:szCs w:val="21"/>
             </w:rPr>
@@ -1673,7 +1551,7 @@
           </w:r>
           <w:r>
             <w:rPr>
-              <w:rFonts w:hint="eastAsia" w:ascii="宋体" w:hAnsi="宋体" w:eastAsia="宋体" w:cs="宋体"/>
+              <w:rFonts w:ascii="宋体" w:eastAsia="宋体" w:hAnsi="宋体" w:cs="宋体" w:hint="eastAsia"/>
               <w:sz w:val="21"/>
               <w:szCs w:val="21"/>
             </w:rPr>
@@ -1681,21 +1559,21 @@
           </w:r>
           <w:r>
             <w:rPr>
-              <w:rFonts w:hint="eastAsia" w:ascii="宋体" w:hAnsi="宋体" w:eastAsia="宋体" w:cs="宋体"/>
+              <w:rFonts w:ascii="宋体" w:eastAsia="宋体" w:hAnsi="宋体" w:cs="宋体" w:hint="eastAsia"/>
               <w:szCs w:val="21"/>
             </w:rPr>
             <w:fldChar w:fldCharType="begin"/>
           </w:r>
           <w:r>
             <w:rPr>
-              <w:rFonts w:hint="eastAsia" w:ascii="宋体" w:hAnsi="宋体" w:eastAsia="宋体" w:cs="宋体"/>
+              <w:rFonts w:ascii="宋体" w:eastAsia="宋体" w:hAnsi="宋体" w:cs="宋体" w:hint="eastAsia"/>
               <w:szCs w:val="21"/>
             </w:rPr>
             <w:instrText xml:space="preserve"> HYPERLINK \l _Toc22722 </w:instrText>
           </w:r>
           <w:r>
             <w:rPr>
-              <w:rFonts w:hint="eastAsia" w:ascii="宋体" w:hAnsi="宋体" w:eastAsia="宋体" w:cs="宋体"/>
+              <w:rFonts w:ascii="宋体" w:eastAsia="宋体" w:hAnsi="宋体" w:cs="宋体" w:hint="eastAsia"/>
               <w:szCs w:val="21"/>
             </w:rPr>
             <w:fldChar w:fldCharType="separate"/>
@@ -1727,7 +1605,7 @@
           </w:r>
           <w:r>
             <w:rPr>
-              <w:rFonts w:hint="eastAsia" w:ascii="宋体" w:hAnsi="宋体" w:eastAsia="宋体" w:cs="宋体"/>
+              <w:rFonts w:ascii="宋体" w:eastAsia="宋体" w:hAnsi="宋体" w:cs="宋体" w:hint="eastAsia"/>
               <w:szCs w:val="21"/>
             </w:rPr>
             <w:fldChar w:fldCharType="end"/>
@@ -1735,28 +1613,28 @@
         </w:p>
         <w:p>
           <w:pPr>
-            <w:pStyle w:val="16"/>
+            <w:pStyle w:val="TOC1"/>
             <w:tabs>
               <w:tab w:val="right" w:leader="dot" w:pos="8306"/>
             </w:tabs>
           </w:pPr>
           <w:r>
             <w:rPr>
-              <w:rFonts w:hint="eastAsia" w:ascii="宋体" w:hAnsi="宋体" w:eastAsia="宋体" w:cs="宋体"/>
+              <w:rFonts w:ascii="宋体" w:eastAsia="宋体" w:hAnsi="宋体" w:cs="宋体" w:hint="eastAsia"/>
               <w:szCs w:val="21"/>
             </w:rPr>
             <w:fldChar w:fldCharType="begin"/>
           </w:r>
           <w:r>
             <w:rPr>
-              <w:rFonts w:hint="eastAsia" w:ascii="宋体" w:hAnsi="宋体" w:eastAsia="宋体" w:cs="宋体"/>
+              <w:rFonts w:ascii="宋体" w:eastAsia="宋体" w:hAnsi="宋体" w:cs="宋体" w:hint="eastAsia"/>
               <w:szCs w:val="21"/>
             </w:rPr>
             <w:instrText xml:space="preserve"> HYPERLINK \l _Toc21488 </w:instrText>
           </w:r>
           <w:r>
             <w:rPr>
-              <w:rFonts w:hint="eastAsia" w:ascii="宋体" w:hAnsi="宋体" w:eastAsia="宋体" w:cs="宋体"/>
+              <w:rFonts w:ascii="宋体" w:eastAsia="宋体" w:hAnsi="宋体" w:cs="宋体" w:hint="eastAsia"/>
               <w:szCs w:val="21"/>
             </w:rPr>
             <w:fldChar w:fldCharType="separate"/>
@@ -1788,7 +1666,7 @@
           </w:r>
           <w:r>
             <w:rPr>
-              <w:rFonts w:hint="eastAsia" w:ascii="宋体" w:hAnsi="宋体" w:eastAsia="宋体" w:cs="宋体"/>
+              <w:rFonts w:ascii="宋体" w:eastAsia="宋体" w:hAnsi="宋体" w:cs="宋体" w:hint="eastAsia"/>
               <w:szCs w:val="21"/>
             </w:rPr>
             <w:fldChar w:fldCharType="end"/>
@@ -1796,28 +1674,28 @@
         </w:p>
         <w:p>
           <w:pPr>
-            <w:pStyle w:val="16"/>
+            <w:pStyle w:val="TOC1"/>
             <w:tabs>
               <w:tab w:val="right" w:leader="dot" w:pos="8306"/>
             </w:tabs>
           </w:pPr>
           <w:r>
             <w:rPr>
-              <w:rFonts w:hint="eastAsia" w:ascii="宋体" w:hAnsi="宋体" w:eastAsia="宋体" w:cs="宋体"/>
+              <w:rFonts w:ascii="宋体" w:eastAsia="宋体" w:hAnsi="宋体" w:cs="宋体" w:hint="eastAsia"/>
               <w:szCs w:val="21"/>
             </w:rPr>
             <w:fldChar w:fldCharType="begin"/>
           </w:r>
           <w:r>
             <w:rPr>
-              <w:rFonts w:hint="eastAsia" w:ascii="宋体" w:hAnsi="宋体" w:eastAsia="宋体" w:cs="宋体"/>
+              <w:rFonts w:ascii="宋体" w:eastAsia="宋体" w:hAnsi="宋体" w:cs="宋体" w:hint="eastAsia"/>
               <w:szCs w:val="21"/>
             </w:rPr>
             <w:instrText xml:space="preserve"> HYPERLINK \l _Toc25302 </w:instrText>
           </w:r>
           <w:r>
             <w:rPr>
-              <w:rFonts w:hint="eastAsia" w:ascii="宋体" w:hAnsi="宋体" w:eastAsia="宋体" w:cs="宋体"/>
+              <w:rFonts w:ascii="宋体" w:eastAsia="宋体" w:hAnsi="宋体" w:cs="宋体" w:hint="eastAsia"/>
               <w:szCs w:val="21"/>
             </w:rPr>
             <w:fldChar w:fldCharType="separate"/>
@@ -1855,7 +1733,7 @@
           </w:r>
           <w:r>
             <w:rPr>
-              <w:rFonts w:hint="eastAsia" w:ascii="宋体" w:hAnsi="宋体" w:eastAsia="宋体" w:cs="宋体"/>
+              <w:rFonts w:ascii="宋体" w:eastAsia="宋体" w:hAnsi="宋体" w:cs="宋体" w:hint="eastAsia"/>
               <w:szCs w:val="21"/>
             </w:rPr>
             <w:fldChar w:fldCharType="end"/>
@@ -1863,28 +1741,28 @@
         </w:p>
         <w:p>
           <w:pPr>
-            <w:pStyle w:val="17"/>
+            <w:pStyle w:val="TOC2"/>
             <w:tabs>
               <w:tab w:val="right" w:leader="dot" w:pos="8306"/>
             </w:tabs>
           </w:pPr>
           <w:r>
             <w:rPr>
-              <w:rFonts w:hint="eastAsia" w:ascii="宋体" w:hAnsi="宋体" w:eastAsia="宋体" w:cs="宋体"/>
+              <w:rFonts w:ascii="宋体" w:eastAsia="宋体" w:hAnsi="宋体" w:cs="宋体" w:hint="eastAsia"/>
               <w:szCs w:val="21"/>
             </w:rPr>
             <w:fldChar w:fldCharType="begin"/>
           </w:r>
           <w:r>
             <w:rPr>
-              <w:rFonts w:hint="eastAsia" w:ascii="宋体" w:hAnsi="宋体" w:eastAsia="宋体" w:cs="宋体"/>
+              <w:rFonts w:ascii="宋体" w:eastAsia="宋体" w:hAnsi="宋体" w:cs="宋体" w:hint="eastAsia"/>
               <w:szCs w:val="21"/>
             </w:rPr>
             <w:instrText xml:space="preserve"> HYPERLINK \l _Toc13831 </w:instrText>
           </w:r>
           <w:r>
             <w:rPr>
-              <w:rFonts w:hint="eastAsia" w:ascii="宋体" w:hAnsi="宋体" w:eastAsia="宋体" w:cs="宋体"/>
+              <w:rFonts w:ascii="宋体" w:eastAsia="宋体" w:hAnsi="宋体" w:cs="宋体" w:hint="eastAsia"/>
               <w:szCs w:val="21"/>
             </w:rPr>
             <w:fldChar w:fldCharType="separate"/>
@@ -1923,7 +1801,7 @@
           </w:r>
           <w:r>
             <w:rPr>
-              <w:rFonts w:hint="eastAsia" w:ascii="宋体" w:hAnsi="宋体" w:eastAsia="宋体" w:cs="宋体"/>
+              <w:rFonts w:ascii="宋体" w:eastAsia="宋体" w:hAnsi="宋体" w:cs="宋体" w:hint="eastAsia"/>
               <w:szCs w:val="21"/>
             </w:rPr>
             <w:fldChar w:fldCharType="end"/>
@@ -1931,28 +1809,28 @@
         </w:p>
         <w:p>
           <w:pPr>
-            <w:pStyle w:val="17"/>
+            <w:pStyle w:val="TOC2"/>
             <w:tabs>
               <w:tab w:val="right" w:leader="dot" w:pos="8306"/>
             </w:tabs>
           </w:pPr>
           <w:r>
             <w:rPr>
-              <w:rFonts w:hint="eastAsia" w:ascii="宋体" w:hAnsi="宋体" w:eastAsia="宋体" w:cs="宋体"/>
+              <w:rFonts w:ascii="宋体" w:eastAsia="宋体" w:hAnsi="宋体" w:cs="宋体" w:hint="eastAsia"/>
               <w:szCs w:val="21"/>
             </w:rPr>
             <w:fldChar w:fldCharType="begin"/>
           </w:r>
           <w:r>
             <w:rPr>
-              <w:rFonts w:hint="eastAsia" w:ascii="宋体" w:hAnsi="宋体" w:eastAsia="宋体" w:cs="宋体"/>
+              <w:rFonts w:ascii="宋体" w:eastAsia="宋体" w:hAnsi="宋体" w:cs="宋体" w:hint="eastAsia"/>
               <w:szCs w:val="21"/>
             </w:rPr>
             <w:instrText xml:space="preserve"> HYPERLINK \l _Toc31032 </w:instrText>
           </w:r>
           <w:r>
             <w:rPr>
-              <w:rFonts w:hint="eastAsia" w:ascii="宋体" w:hAnsi="宋体" w:eastAsia="宋体" w:cs="宋体"/>
+              <w:rFonts w:ascii="宋体" w:eastAsia="宋体" w:hAnsi="宋体" w:cs="宋体" w:hint="eastAsia"/>
               <w:szCs w:val="21"/>
             </w:rPr>
             <w:fldChar w:fldCharType="separate"/>
@@ -1991,7 +1869,7 @@
           </w:r>
           <w:r>
             <w:rPr>
-              <w:rFonts w:hint="eastAsia" w:ascii="宋体" w:hAnsi="宋体" w:eastAsia="宋体" w:cs="宋体"/>
+              <w:rFonts w:ascii="宋体" w:eastAsia="宋体" w:hAnsi="宋体" w:cs="宋体" w:hint="eastAsia"/>
               <w:szCs w:val="21"/>
             </w:rPr>
             <w:fldChar w:fldCharType="end"/>
@@ -1999,28 +1877,28 @@
         </w:p>
         <w:p>
           <w:pPr>
-            <w:pStyle w:val="17"/>
+            <w:pStyle w:val="TOC2"/>
             <w:tabs>
               <w:tab w:val="right" w:leader="dot" w:pos="8306"/>
             </w:tabs>
           </w:pPr>
           <w:r>
             <w:rPr>
-              <w:rFonts w:hint="eastAsia" w:ascii="宋体" w:hAnsi="宋体" w:eastAsia="宋体" w:cs="宋体"/>
+              <w:rFonts w:ascii="宋体" w:eastAsia="宋体" w:hAnsi="宋体" w:cs="宋体" w:hint="eastAsia"/>
               <w:szCs w:val="21"/>
             </w:rPr>
             <w:fldChar w:fldCharType="begin"/>
           </w:r>
           <w:r>
             <w:rPr>
-              <w:rFonts w:hint="eastAsia" w:ascii="宋体" w:hAnsi="宋体" w:eastAsia="宋体" w:cs="宋体"/>
+              <w:rFonts w:ascii="宋体" w:eastAsia="宋体" w:hAnsi="宋体" w:cs="宋体" w:hint="eastAsia"/>
               <w:szCs w:val="21"/>
             </w:rPr>
             <w:instrText xml:space="preserve"> HYPERLINK \l _Toc1036 </w:instrText>
           </w:r>
           <w:r>
             <w:rPr>
-              <w:rFonts w:hint="eastAsia" w:ascii="宋体" w:hAnsi="宋体" w:eastAsia="宋体" w:cs="宋体"/>
+              <w:rFonts w:ascii="宋体" w:eastAsia="宋体" w:hAnsi="宋体" w:cs="宋体" w:hint="eastAsia"/>
               <w:szCs w:val="21"/>
             </w:rPr>
             <w:fldChar w:fldCharType="separate"/>
@@ -2059,7 +1937,7 @@
           </w:r>
           <w:r>
             <w:rPr>
-              <w:rFonts w:hint="eastAsia" w:ascii="宋体" w:hAnsi="宋体" w:eastAsia="宋体" w:cs="宋体"/>
+              <w:rFonts w:ascii="宋体" w:eastAsia="宋体" w:hAnsi="宋体" w:cs="宋体" w:hint="eastAsia"/>
               <w:szCs w:val="21"/>
             </w:rPr>
             <w:fldChar w:fldCharType="end"/>
@@ -2067,28 +1945,28 @@
         </w:p>
         <w:p>
           <w:pPr>
-            <w:pStyle w:val="17"/>
+            <w:pStyle w:val="TOC2"/>
             <w:tabs>
               <w:tab w:val="right" w:leader="dot" w:pos="8306"/>
             </w:tabs>
           </w:pPr>
           <w:r>
             <w:rPr>
-              <w:rFonts w:hint="eastAsia" w:ascii="宋体" w:hAnsi="宋体" w:eastAsia="宋体" w:cs="宋体"/>
+              <w:rFonts w:ascii="宋体" w:eastAsia="宋体" w:hAnsi="宋体" w:cs="宋体" w:hint="eastAsia"/>
               <w:szCs w:val="21"/>
             </w:rPr>
             <w:fldChar w:fldCharType="begin"/>
           </w:r>
           <w:r>
             <w:rPr>
-              <w:rFonts w:hint="eastAsia" w:ascii="宋体" w:hAnsi="宋体" w:eastAsia="宋体" w:cs="宋体"/>
+              <w:rFonts w:ascii="宋体" w:eastAsia="宋体" w:hAnsi="宋体" w:cs="宋体" w:hint="eastAsia"/>
               <w:szCs w:val="21"/>
             </w:rPr>
             <w:instrText xml:space="preserve"> HYPERLINK \l _Toc1610 </w:instrText>
           </w:r>
           <w:r>
             <w:rPr>
-              <w:rFonts w:hint="eastAsia" w:ascii="宋体" w:hAnsi="宋体" w:eastAsia="宋体" w:cs="宋体"/>
+              <w:rFonts w:ascii="宋体" w:eastAsia="宋体" w:hAnsi="宋体" w:cs="宋体" w:hint="eastAsia"/>
               <w:szCs w:val="21"/>
             </w:rPr>
             <w:fldChar w:fldCharType="separate"/>
@@ -2127,7 +2005,7 @@
           </w:r>
           <w:r>
             <w:rPr>
-              <w:rFonts w:hint="eastAsia" w:ascii="宋体" w:hAnsi="宋体" w:eastAsia="宋体" w:cs="宋体"/>
+              <w:rFonts w:ascii="宋体" w:eastAsia="宋体" w:hAnsi="宋体" w:cs="宋体" w:hint="eastAsia"/>
               <w:szCs w:val="21"/>
             </w:rPr>
             <w:fldChar w:fldCharType="end"/>
@@ -2135,28 +2013,28 @@
         </w:p>
         <w:p>
           <w:pPr>
-            <w:pStyle w:val="13"/>
+            <w:pStyle w:val="TOC3"/>
             <w:tabs>
               <w:tab w:val="right" w:leader="dot" w:pos="8306"/>
             </w:tabs>
           </w:pPr>
           <w:r>
             <w:rPr>
-              <w:rFonts w:hint="eastAsia" w:ascii="宋体" w:hAnsi="宋体" w:eastAsia="宋体" w:cs="宋体"/>
+              <w:rFonts w:ascii="宋体" w:eastAsia="宋体" w:hAnsi="宋体" w:cs="宋体" w:hint="eastAsia"/>
               <w:szCs w:val="21"/>
             </w:rPr>
             <w:fldChar w:fldCharType="begin"/>
           </w:r>
           <w:r>
             <w:rPr>
-              <w:rFonts w:hint="eastAsia" w:ascii="宋体" w:hAnsi="宋体" w:eastAsia="宋体" w:cs="宋体"/>
+              <w:rFonts w:ascii="宋体" w:eastAsia="宋体" w:hAnsi="宋体" w:cs="宋体" w:hint="eastAsia"/>
               <w:szCs w:val="21"/>
             </w:rPr>
             <w:instrText xml:space="preserve"> HYPERLINK \l _Toc30608 </w:instrText>
           </w:r>
           <w:r>
             <w:rPr>
-              <w:rFonts w:hint="eastAsia" w:ascii="宋体" w:hAnsi="宋体" w:eastAsia="宋体" w:cs="宋体"/>
+              <w:rFonts w:ascii="宋体" w:eastAsia="宋体" w:hAnsi="宋体" w:cs="宋体" w:hint="eastAsia"/>
               <w:szCs w:val="21"/>
             </w:rPr>
             <w:fldChar w:fldCharType="separate"/>
@@ -2195,7 +2073,7 @@
           </w:r>
           <w:r>
             <w:rPr>
-              <w:rFonts w:hint="eastAsia" w:ascii="宋体" w:hAnsi="宋体" w:eastAsia="宋体" w:cs="宋体"/>
+              <w:rFonts w:ascii="宋体" w:eastAsia="宋体" w:hAnsi="宋体" w:cs="宋体" w:hint="eastAsia"/>
               <w:szCs w:val="21"/>
             </w:rPr>
             <w:fldChar w:fldCharType="end"/>
@@ -2203,28 +2081,28 @@
         </w:p>
         <w:p>
           <w:pPr>
-            <w:pStyle w:val="13"/>
+            <w:pStyle w:val="TOC3"/>
             <w:tabs>
               <w:tab w:val="right" w:leader="dot" w:pos="8306"/>
             </w:tabs>
           </w:pPr>
           <w:r>
             <w:rPr>
-              <w:rFonts w:hint="eastAsia" w:ascii="宋体" w:hAnsi="宋体" w:eastAsia="宋体" w:cs="宋体"/>
+              <w:rFonts w:ascii="宋体" w:eastAsia="宋体" w:hAnsi="宋体" w:cs="宋体" w:hint="eastAsia"/>
               <w:szCs w:val="21"/>
             </w:rPr>
             <w:fldChar w:fldCharType="begin"/>
           </w:r>
           <w:r>
             <w:rPr>
-              <w:rFonts w:hint="eastAsia" w:ascii="宋体" w:hAnsi="宋体" w:eastAsia="宋体" w:cs="宋体"/>
+              <w:rFonts w:ascii="宋体" w:eastAsia="宋体" w:hAnsi="宋体" w:cs="宋体" w:hint="eastAsia"/>
               <w:szCs w:val="21"/>
             </w:rPr>
             <w:instrText xml:space="preserve"> HYPERLINK \l _Toc23339 </w:instrText>
           </w:r>
           <w:r>
             <w:rPr>
-              <w:rFonts w:hint="eastAsia" w:ascii="宋体" w:hAnsi="宋体" w:eastAsia="宋体" w:cs="宋体"/>
+              <w:rFonts w:ascii="宋体" w:eastAsia="宋体" w:hAnsi="宋体" w:cs="宋体" w:hint="eastAsia"/>
               <w:szCs w:val="21"/>
             </w:rPr>
             <w:fldChar w:fldCharType="separate"/>
@@ -2241,7 +2119,7 @@
               <w:rFonts w:hint="eastAsia"/>
               <w:lang w:val="en-US" w:eastAsia="zh-CN"/>
             </w:rPr>
-            <w:t>行政部部长</w:t>
+            <w:t>行政部经理</w:t>
           </w:r>
           <w:r>
             <w:tab/>
@@ -2263,7 +2141,7 @@
           </w:r>
           <w:r>
             <w:rPr>
-              <w:rFonts w:hint="eastAsia" w:ascii="宋体" w:hAnsi="宋体" w:eastAsia="宋体" w:cs="宋体"/>
+              <w:rFonts w:ascii="宋体" w:eastAsia="宋体" w:hAnsi="宋体" w:cs="宋体" w:hint="eastAsia"/>
               <w:szCs w:val="21"/>
             </w:rPr>
             <w:fldChar w:fldCharType="end"/>
@@ -2271,28 +2149,28 @@
         </w:p>
         <w:p>
           <w:pPr>
-            <w:pStyle w:val="13"/>
+            <w:pStyle w:val="TOC3"/>
             <w:tabs>
               <w:tab w:val="right" w:leader="dot" w:pos="8306"/>
             </w:tabs>
           </w:pPr>
           <w:r>
             <w:rPr>
-              <w:rFonts w:hint="eastAsia" w:ascii="宋体" w:hAnsi="宋体" w:eastAsia="宋体" w:cs="宋体"/>
+              <w:rFonts w:ascii="宋体" w:eastAsia="宋体" w:hAnsi="宋体" w:cs="宋体" w:hint="eastAsia"/>
               <w:szCs w:val="21"/>
             </w:rPr>
             <w:fldChar w:fldCharType="begin"/>
           </w:r>
           <w:r>
             <w:rPr>
-              <w:rFonts w:hint="eastAsia" w:ascii="宋体" w:hAnsi="宋体" w:eastAsia="宋体" w:cs="宋体"/>
+              <w:rFonts w:ascii="宋体" w:eastAsia="宋体" w:hAnsi="宋体" w:cs="宋体" w:hint="eastAsia"/>
               <w:szCs w:val="21"/>
             </w:rPr>
             <w:instrText xml:space="preserve"> HYPERLINK \l _Toc27587 </w:instrText>
           </w:r>
           <w:r>
             <w:rPr>
-              <w:rFonts w:hint="eastAsia" w:ascii="宋体" w:hAnsi="宋体" w:eastAsia="宋体" w:cs="宋体"/>
+              <w:rFonts w:ascii="宋体" w:eastAsia="宋体" w:hAnsi="宋体" w:cs="宋体" w:hint="eastAsia"/>
               <w:szCs w:val="21"/>
             </w:rPr>
             <w:fldChar w:fldCharType="separate"/>
@@ -2331,7 +2209,7 @@
           </w:r>
           <w:r>
             <w:rPr>
-              <w:rFonts w:hint="eastAsia" w:ascii="宋体" w:hAnsi="宋体" w:eastAsia="宋体" w:cs="宋体"/>
+              <w:rFonts w:ascii="宋体" w:eastAsia="宋体" w:hAnsi="宋体" w:cs="宋体" w:hint="eastAsia"/>
               <w:szCs w:val="21"/>
             </w:rPr>
             <w:fldChar w:fldCharType="end"/>
@@ -2339,28 +2217,28 @@
         </w:p>
         <w:p>
           <w:pPr>
-            <w:pStyle w:val="16"/>
+            <w:pStyle w:val="TOC1"/>
             <w:tabs>
               <w:tab w:val="right" w:leader="dot" w:pos="8306"/>
             </w:tabs>
           </w:pPr>
           <w:r>
             <w:rPr>
-              <w:rFonts w:hint="eastAsia" w:ascii="宋体" w:hAnsi="宋体" w:eastAsia="宋体" w:cs="宋体"/>
+              <w:rFonts w:ascii="宋体" w:eastAsia="宋体" w:hAnsi="宋体" w:cs="宋体" w:hint="eastAsia"/>
               <w:szCs w:val="21"/>
             </w:rPr>
             <w:fldChar w:fldCharType="begin"/>
           </w:r>
           <w:r>
             <w:rPr>
-              <w:rFonts w:hint="eastAsia" w:ascii="宋体" w:hAnsi="宋体" w:eastAsia="宋体" w:cs="宋体"/>
+              <w:rFonts w:ascii="宋体" w:eastAsia="宋体" w:hAnsi="宋体" w:cs="宋体" w:hint="eastAsia"/>
               <w:szCs w:val="21"/>
             </w:rPr>
             <w:instrText xml:space="preserve"> HYPERLINK \l _Toc8878 </w:instrText>
           </w:r>
           <w:r>
             <w:rPr>
-              <w:rFonts w:hint="eastAsia" w:ascii="宋体" w:hAnsi="宋体" w:eastAsia="宋体" w:cs="宋体"/>
+              <w:rFonts w:ascii="宋体" w:eastAsia="宋体" w:hAnsi="宋体" w:cs="宋体" w:hint="eastAsia"/>
               <w:szCs w:val="21"/>
             </w:rPr>
             <w:fldChar w:fldCharType="separate"/>
@@ -2399,7 +2277,7 @@
           </w:r>
           <w:r>
             <w:rPr>
-              <w:rFonts w:hint="eastAsia" w:ascii="宋体" w:hAnsi="宋体" w:eastAsia="宋体" w:cs="宋体"/>
+              <w:rFonts w:ascii="宋体" w:eastAsia="宋体" w:hAnsi="宋体" w:cs="宋体" w:hint="eastAsia"/>
               <w:szCs w:val="21"/>
             </w:rPr>
             <w:fldChar w:fldCharType="end"/>
@@ -2407,28 +2285,28 @@
         </w:p>
         <w:p>
           <w:pPr>
-            <w:pStyle w:val="16"/>
+            <w:pStyle w:val="TOC1"/>
             <w:tabs>
               <w:tab w:val="right" w:leader="dot" w:pos="8306"/>
             </w:tabs>
           </w:pPr>
           <w:r>
             <w:rPr>
-              <w:rFonts w:hint="eastAsia" w:ascii="宋体" w:hAnsi="宋体" w:eastAsia="宋体" w:cs="宋体"/>
+              <w:rFonts w:ascii="宋体" w:eastAsia="宋体" w:hAnsi="宋体" w:cs="宋体" w:hint="eastAsia"/>
               <w:szCs w:val="21"/>
             </w:rPr>
             <w:fldChar w:fldCharType="begin"/>
           </w:r>
           <w:r>
             <w:rPr>
-              <w:rFonts w:hint="eastAsia" w:ascii="宋体" w:hAnsi="宋体" w:eastAsia="宋体" w:cs="宋体"/>
+              <w:rFonts w:ascii="宋体" w:eastAsia="宋体" w:hAnsi="宋体" w:cs="宋体" w:hint="eastAsia"/>
               <w:szCs w:val="21"/>
             </w:rPr>
             <w:instrText xml:space="preserve"> HYPERLINK \l _Toc13062 </w:instrText>
           </w:r>
           <w:r>
             <w:rPr>
-              <w:rFonts w:hint="eastAsia" w:ascii="宋体" w:hAnsi="宋体" w:eastAsia="宋体" w:cs="宋体"/>
+              <w:rFonts w:ascii="宋体" w:eastAsia="宋体" w:hAnsi="宋体" w:cs="宋体" w:hint="eastAsia"/>
               <w:szCs w:val="21"/>
             </w:rPr>
             <w:fldChar w:fldCharType="separate"/>
@@ -2467,7 +2345,7 @@
           </w:r>
           <w:r>
             <w:rPr>
-              <w:rFonts w:hint="eastAsia" w:ascii="宋体" w:hAnsi="宋体" w:eastAsia="宋体" w:cs="宋体"/>
+              <w:rFonts w:ascii="宋体" w:eastAsia="宋体" w:hAnsi="宋体" w:cs="宋体" w:hint="eastAsia"/>
               <w:szCs w:val="21"/>
             </w:rPr>
             <w:fldChar w:fldCharType="end"/>
@@ -2475,28 +2353,28 @@
         </w:p>
         <w:p>
           <w:pPr>
-            <w:pStyle w:val="17"/>
+            <w:pStyle w:val="TOC2"/>
             <w:tabs>
               <w:tab w:val="right" w:leader="dot" w:pos="8306"/>
             </w:tabs>
           </w:pPr>
           <w:r>
             <w:rPr>
-              <w:rFonts w:hint="eastAsia" w:ascii="宋体" w:hAnsi="宋体" w:eastAsia="宋体" w:cs="宋体"/>
+              <w:rFonts w:ascii="宋体" w:eastAsia="宋体" w:hAnsi="宋体" w:cs="宋体" w:hint="eastAsia"/>
               <w:szCs w:val="21"/>
             </w:rPr>
             <w:fldChar w:fldCharType="begin"/>
           </w:r>
           <w:r>
             <w:rPr>
-              <w:rFonts w:hint="eastAsia" w:ascii="宋体" w:hAnsi="宋体" w:eastAsia="宋体" w:cs="宋体"/>
+              <w:rFonts w:ascii="宋体" w:eastAsia="宋体" w:hAnsi="宋体" w:cs="宋体" w:hint="eastAsia"/>
               <w:szCs w:val="21"/>
             </w:rPr>
             <w:instrText xml:space="preserve"> HYPERLINK \l _Toc21793 </w:instrText>
           </w:r>
           <w:r>
             <w:rPr>
-              <w:rFonts w:hint="eastAsia" w:ascii="宋体" w:hAnsi="宋体" w:eastAsia="宋体" w:cs="宋体"/>
+              <w:rFonts w:ascii="宋体" w:eastAsia="宋体" w:hAnsi="宋体" w:cs="宋体" w:hint="eastAsia"/>
               <w:szCs w:val="21"/>
             </w:rPr>
             <w:fldChar w:fldCharType="separate"/>
@@ -2535,7 +2413,7 @@
           </w:r>
           <w:r>
             <w:rPr>
-              <w:rFonts w:hint="eastAsia" w:ascii="宋体" w:hAnsi="宋体" w:eastAsia="宋体" w:cs="宋体"/>
+              <w:rFonts w:ascii="宋体" w:eastAsia="宋体" w:hAnsi="宋体" w:cs="宋体" w:hint="eastAsia"/>
               <w:szCs w:val="21"/>
             </w:rPr>
             <w:fldChar w:fldCharType="end"/>
@@ -2543,28 +2421,28 @@
         </w:p>
         <w:p>
           <w:pPr>
-            <w:pStyle w:val="17"/>
+            <w:pStyle w:val="TOC2"/>
             <w:tabs>
               <w:tab w:val="right" w:leader="dot" w:pos="8306"/>
             </w:tabs>
           </w:pPr>
           <w:r>
             <w:rPr>
-              <w:rFonts w:hint="eastAsia" w:ascii="宋体" w:hAnsi="宋体" w:eastAsia="宋体" w:cs="宋体"/>
+              <w:rFonts w:ascii="宋体" w:eastAsia="宋体" w:hAnsi="宋体" w:cs="宋体" w:hint="eastAsia"/>
               <w:szCs w:val="21"/>
             </w:rPr>
             <w:fldChar w:fldCharType="begin"/>
           </w:r>
           <w:r>
             <w:rPr>
-              <w:rFonts w:hint="eastAsia" w:ascii="宋体" w:hAnsi="宋体" w:eastAsia="宋体" w:cs="宋体"/>
+              <w:rFonts w:ascii="宋体" w:eastAsia="宋体" w:hAnsi="宋体" w:cs="宋体" w:hint="eastAsia"/>
               <w:szCs w:val="21"/>
             </w:rPr>
             <w:instrText xml:space="preserve"> HYPERLINK \l _Toc24088 </w:instrText>
           </w:r>
           <w:r>
             <w:rPr>
-              <w:rFonts w:hint="eastAsia" w:ascii="宋体" w:hAnsi="宋体" w:eastAsia="宋体" w:cs="宋体"/>
+              <w:rFonts w:ascii="宋体" w:eastAsia="宋体" w:hAnsi="宋体" w:cs="宋体" w:hint="eastAsia"/>
               <w:szCs w:val="21"/>
             </w:rPr>
             <w:fldChar w:fldCharType="separate"/>
@@ -2603,7 +2481,7 @@
           </w:r>
           <w:r>
             <w:rPr>
-              <w:rFonts w:hint="eastAsia" w:ascii="宋体" w:hAnsi="宋体" w:eastAsia="宋体" w:cs="宋体"/>
+              <w:rFonts w:ascii="宋体" w:eastAsia="宋体" w:hAnsi="宋体" w:cs="宋体" w:hint="eastAsia"/>
               <w:szCs w:val="21"/>
             </w:rPr>
             <w:fldChar w:fldCharType="end"/>
@@ -2611,28 +2489,28 @@
         </w:p>
         <w:p>
           <w:pPr>
-            <w:pStyle w:val="17"/>
+            <w:pStyle w:val="TOC2"/>
             <w:tabs>
               <w:tab w:val="right" w:leader="dot" w:pos="8306"/>
             </w:tabs>
           </w:pPr>
           <w:r>
             <w:rPr>
-              <w:rFonts w:hint="eastAsia" w:ascii="宋体" w:hAnsi="宋体" w:eastAsia="宋体" w:cs="宋体"/>
+              <w:rFonts w:ascii="宋体" w:eastAsia="宋体" w:hAnsi="宋体" w:cs="宋体" w:hint="eastAsia"/>
               <w:szCs w:val="21"/>
             </w:rPr>
             <w:fldChar w:fldCharType="begin"/>
           </w:r>
           <w:r>
             <w:rPr>
-              <w:rFonts w:hint="eastAsia" w:ascii="宋体" w:hAnsi="宋体" w:eastAsia="宋体" w:cs="宋体"/>
+              <w:rFonts w:ascii="宋体" w:eastAsia="宋体" w:hAnsi="宋体" w:cs="宋体" w:hint="eastAsia"/>
               <w:szCs w:val="21"/>
             </w:rPr>
             <w:instrText xml:space="preserve"> HYPERLINK \l _Toc31562 </w:instrText>
           </w:r>
           <w:r>
             <w:rPr>
-              <w:rFonts w:hint="eastAsia" w:ascii="宋体" w:hAnsi="宋体" w:eastAsia="宋体" w:cs="宋体"/>
+              <w:rFonts w:ascii="宋体" w:eastAsia="宋体" w:hAnsi="宋体" w:cs="宋体" w:hint="eastAsia"/>
               <w:szCs w:val="21"/>
             </w:rPr>
             <w:fldChar w:fldCharType="separate"/>
@@ -2671,7 +2549,7 @@
           </w:r>
           <w:r>
             <w:rPr>
-              <w:rFonts w:hint="eastAsia" w:ascii="宋体" w:hAnsi="宋体" w:eastAsia="宋体" w:cs="宋体"/>
+              <w:rFonts w:ascii="宋体" w:eastAsia="宋体" w:hAnsi="宋体" w:cs="宋体" w:hint="eastAsia"/>
               <w:szCs w:val="21"/>
             </w:rPr>
             <w:fldChar w:fldCharType="end"/>
@@ -2679,28 +2557,28 @@
         </w:p>
         <w:p>
           <w:pPr>
-            <w:pStyle w:val="17"/>
+            <w:pStyle w:val="TOC2"/>
             <w:tabs>
               <w:tab w:val="right" w:leader="dot" w:pos="8306"/>
             </w:tabs>
           </w:pPr>
           <w:r>
             <w:rPr>
-              <w:rFonts w:hint="eastAsia" w:ascii="宋体" w:hAnsi="宋体" w:eastAsia="宋体" w:cs="宋体"/>
+              <w:rFonts w:ascii="宋体" w:eastAsia="宋体" w:hAnsi="宋体" w:cs="宋体" w:hint="eastAsia"/>
               <w:szCs w:val="21"/>
             </w:rPr>
             <w:fldChar w:fldCharType="begin"/>
           </w:r>
           <w:r>
             <w:rPr>
-              <w:rFonts w:hint="eastAsia" w:ascii="宋体" w:hAnsi="宋体" w:eastAsia="宋体" w:cs="宋体"/>
+              <w:rFonts w:ascii="宋体" w:eastAsia="宋体" w:hAnsi="宋体" w:cs="宋体" w:hint="eastAsia"/>
               <w:szCs w:val="21"/>
             </w:rPr>
             <w:instrText xml:space="preserve"> HYPERLINK \l _Toc10658 </w:instrText>
           </w:r>
           <w:r>
             <w:rPr>
-              <w:rFonts w:hint="eastAsia" w:ascii="宋体" w:hAnsi="宋体" w:eastAsia="宋体" w:cs="宋体"/>
+              <w:rFonts w:ascii="宋体" w:eastAsia="宋体" w:hAnsi="宋体" w:cs="宋体" w:hint="eastAsia"/>
               <w:szCs w:val="21"/>
             </w:rPr>
             <w:fldChar w:fldCharType="separate"/>
@@ -2739,7 +2617,7 @@
           </w:r>
           <w:r>
             <w:rPr>
-              <w:rFonts w:hint="eastAsia" w:ascii="宋体" w:hAnsi="宋体" w:eastAsia="宋体" w:cs="宋体"/>
+              <w:rFonts w:ascii="宋体" w:eastAsia="宋体" w:hAnsi="宋体" w:cs="宋体" w:hint="eastAsia"/>
               <w:szCs w:val="21"/>
             </w:rPr>
             <w:fldChar w:fldCharType="end"/>
@@ -2747,28 +2625,28 @@
         </w:p>
         <w:p>
           <w:pPr>
-            <w:pStyle w:val="17"/>
+            <w:pStyle w:val="TOC2"/>
             <w:tabs>
               <w:tab w:val="right" w:leader="dot" w:pos="8306"/>
             </w:tabs>
           </w:pPr>
           <w:r>
             <w:rPr>
-              <w:rFonts w:hint="eastAsia" w:ascii="宋体" w:hAnsi="宋体" w:eastAsia="宋体" w:cs="宋体"/>
+              <w:rFonts w:ascii="宋体" w:eastAsia="宋体" w:hAnsi="宋体" w:cs="宋体" w:hint="eastAsia"/>
               <w:szCs w:val="21"/>
             </w:rPr>
             <w:fldChar w:fldCharType="begin"/>
           </w:r>
           <w:r>
             <w:rPr>
-              <w:rFonts w:hint="eastAsia" w:ascii="宋体" w:hAnsi="宋体" w:eastAsia="宋体" w:cs="宋体"/>
+              <w:rFonts w:ascii="宋体" w:eastAsia="宋体" w:hAnsi="宋体" w:cs="宋体" w:hint="eastAsia"/>
               <w:szCs w:val="21"/>
             </w:rPr>
             <w:instrText xml:space="preserve"> HYPERLINK \l _Toc16957 </w:instrText>
           </w:r>
           <w:r>
             <w:rPr>
-              <w:rFonts w:hint="eastAsia" w:ascii="宋体" w:hAnsi="宋体" w:eastAsia="宋体" w:cs="宋体"/>
+              <w:rFonts w:ascii="宋体" w:eastAsia="宋体" w:hAnsi="宋体" w:cs="宋体" w:hint="eastAsia"/>
               <w:szCs w:val="21"/>
             </w:rPr>
             <w:fldChar w:fldCharType="separate"/>
@@ -2807,7 +2685,7 @@
           </w:r>
           <w:r>
             <w:rPr>
-              <w:rFonts w:hint="eastAsia" w:ascii="宋体" w:hAnsi="宋体" w:eastAsia="宋体" w:cs="宋体"/>
+              <w:rFonts w:ascii="宋体" w:eastAsia="宋体" w:hAnsi="宋体" w:cs="宋体" w:hint="eastAsia"/>
               <w:szCs w:val="21"/>
             </w:rPr>
             <w:fldChar w:fldCharType="end"/>
@@ -2815,28 +2693,28 @@
         </w:p>
         <w:p>
           <w:pPr>
-            <w:pStyle w:val="16"/>
+            <w:pStyle w:val="TOC1"/>
             <w:tabs>
               <w:tab w:val="right" w:leader="dot" w:pos="8306"/>
             </w:tabs>
           </w:pPr>
           <w:r>
             <w:rPr>
-              <w:rFonts w:hint="eastAsia" w:ascii="宋体" w:hAnsi="宋体" w:eastAsia="宋体" w:cs="宋体"/>
+              <w:rFonts w:ascii="宋体" w:eastAsia="宋体" w:hAnsi="宋体" w:cs="宋体" w:hint="eastAsia"/>
               <w:szCs w:val="21"/>
             </w:rPr>
             <w:fldChar w:fldCharType="begin"/>
           </w:r>
           <w:r>
             <w:rPr>
-              <w:rFonts w:hint="eastAsia" w:ascii="宋体" w:hAnsi="宋体" w:eastAsia="宋体" w:cs="宋体"/>
+              <w:rFonts w:ascii="宋体" w:eastAsia="宋体" w:hAnsi="宋体" w:cs="宋体" w:hint="eastAsia"/>
               <w:szCs w:val="21"/>
             </w:rPr>
             <w:instrText xml:space="preserve"> HYPERLINK \l _Toc11568 </w:instrText>
           </w:r>
           <w:r>
             <w:rPr>
-              <w:rFonts w:hint="eastAsia" w:ascii="宋体" w:hAnsi="宋体" w:eastAsia="宋体" w:cs="宋体"/>
+              <w:rFonts w:ascii="宋体" w:eastAsia="宋体" w:hAnsi="宋体" w:cs="宋体" w:hint="eastAsia"/>
               <w:szCs w:val="21"/>
             </w:rPr>
             <w:fldChar w:fldCharType="separate"/>
@@ -2875,7 +2753,7 @@
           </w:r>
           <w:r>
             <w:rPr>
-              <w:rFonts w:hint="eastAsia" w:ascii="宋体" w:hAnsi="宋体" w:eastAsia="宋体" w:cs="宋体"/>
+              <w:rFonts w:ascii="宋体" w:eastAsia="宋体" w:hAnsi="宋体" w:cs="宋体" w:hint="eastAsia"/>
               <w:szCs w:val="21"/>
             </w:rPr>
             <w:fldChar w:fldCharType="end"/>
@@ -2883,28 +2761,28 @@
         </w:p>
         <w:p>
           <w:pPr>
-            <w:pStyle w:val="17"/>
+            <w:pStyle w:val="TOC2"/>
             <w:tabs>
               <w:tab w:val="right" w:leader="dot" w:pos="8306"/>
             </w:tabs>
           </w:pPr>
           <w:r>
             <w:rPr>
-              <w:rFonts w:hint="eastAsia" w:ascii="宋体" w:hAnsi="宋体" w:eastAsia="宋体" w:cs="宋体"/>
+              <w:rFonts w:ascii="宋体" w:eastAsia="宋体" w:hAnsi="宋体" w:cs="宋体" w:hint="eastAsia"/>
               <w:szCs w:val="21"/>
             </w:rPr>
             <w:fldChar w:fldCharType="begin"/>
           </w:r>
           <w:r>
             <w:rPr>
-              <w:rFonts w:hint="eastAsia" w:ascii="宋体" w:hAnsi="宋体" w:eastAsia="宋体" w:cs="宋体"/>
+              <w:rFonts w:ascii="宋体" w:eastAsia="宋体" w:hAnsi="宋体" w:cs="宋体" w:hint="eastAsia"/>
               <w:szCs w:val="21"/>
             </w:rPr>
             <w:instrText xml:space="preserve"> HYPERLINK \l _Toc12030 </w:instrText>
           </w:r>
           <w:r>
             <w:rPr>
-              <w:rFonts w:hint="eastAsia" w:ascii="宋体" w:hAnsi="宋体" w:eastAsia="宋体" w:cs="宋体"/>
+              <w:rFonts w:ascii="宋体" w:eastAsia="宋体" w:hAnsi="宋体" w:cs="宋体" w:hint="eastAsia"/>
               <w:szCs w:val="21"/>
             </w:rPr>
             <w:fldChar w:fldCharType="separate"/>
@@ -2936,7 +2814,7 @@
           </w:r>
           <w:r>
             <w:rPr>
-              <w:rFonts w:hint="eastAsia" w:ascii="宋体" w:hAnsi="宋体" w:eastAsia="宋体" w:cs="宋体"/>
+              <w:rFonts w:ascii="宋体" w:eastAsia="宋体" w:hAnsi="宋体" w:cs="宋体" w:hint="eastAsia"/>
               <w:szCs w:val="21"/>
             </w:rPr>
             <w:fldChar w:fldCharType="end"/>
@@ -2944,28 +2822,28 @@
         </w:p>
         <w:p>
           <w:pPr>
-            <w:pStyle w:val="13"/>
+            <w:pStyle w:val="TOC3"/>
             <w:tabs>
               <w:tab w:val="right" w:leader="dot" w:pos="8306"/>
             </w:tabs>
           </w:pPr>
           <w:r>
             <w:rPr>
-              <w:rFonts w:hint="eastAsia" w:ascii="宋体" w:hAnsi="宋体" w:eastAsia="宋体" w:cs="宋体"/>
+              <w:rFonts w:ascii="宋体" w:eastAsia="宋体" w:hAnsi="宋体" w:cs="宋体" w:hint="eastAsia"/>
               <w:szCs w:val="21"/>
             </w:rPr>
             <w:fldChar w:fldCharType="begin"/>
           </w:r>
           <w:r>
             <w:rPr>
-              <w:rFonts w:hint="eastAsia" w:ascii="宋体" w:hAnsi="宋体" w:eastAsia="宋体" w:cs="宋体"/>
+              <w:rFonts w:ascii="宋体" w:eastAsia="宋体" w:hAnsi="宋体" w:cs="宋体" w:hint="eastAsia"/>
               <w:szCs w:val="21"/>
             </w:rPr>
             <w:instrText xml:space="preserve"> HYPERLINK \l _Toc32467 </w:instrText>
           </w:r>
           <w:r>
             <w:rPr>
-              <w:rFonts w:hint="eastAsia" w:ascii="宋体" w:hAnsi="宋体" w:eastAsia="宋体" w:cs="宋体"/>
+              <w:rFonts w:ascii="宋体" w:eastAsia="宋体" w:hAnsi="宋体" w:cs="宋体" w:hint="eastAsia"/>
               <w:szCs w:val="21"/>
             </w:rPr>
             <w:fldChar w:fldCharType="separate"/>
@@ -2997,7 +2875,7 @@
           </w:r>
           <w:r>
             <w:rPr>
-              <w:rFonts w:hint="eastAsia" w:ascii="宋体" w:hAnsi="宋体" w:eastAsia="宋体" w:cs="宋体"/>
+              <w:rFonts w:ascii="宋体" w:eastAsia="宋体" w:hAnsi="宋体" w:cs="宋体" w:hint="eastAsia"/>
               <w:szCs w:val="21"/>
             </w:rPr>
             <w:fldChar w:fldCharType="end"/>
@@ -3005,28 +2883,28 @@
         </w:p>
         <w:p>
           <w:pPr>
-            <w:pStyle w:val="13"/>
+            <w:pStyle w:val="TOC3"/>
             <w:tabs>
               <w:tab w:val="right" w:leader="dot" w:pos="8306"/>
             </w:tabs>
           </w:pPr>
           <w:r>
             <w:rPr>
-              <w:rFonts w:hint="eastAsia" w:ascii="宋体" w:hAnsi="宋体" w:eastAsia="宋体" w:cs="宋体"/>
+              <w:rFonts w:ascii="宋体" w:eastAsia="宋体" w:hAnsi="宋体" w:cs="宋体" w:hint="eastAsia"/>
               <w:szCs w:val="21"/>
             </w:rPr>
             <w:fldChar w:fldCharType="begin"/>
           </w:r>
           <w:r>
             <w:rPr>
-              <w:rFonts w:hint="eastAsia" w:ascii="宋体" w:hAnsi="宋体" w:eastAsia="宋体" w:cs="宋体"/>
+              <w:rFonts w:ascii="宋体" w:eastAsia="宋体" w:hAnsi="宋体" w:cs="宋体" w:hint="eastAsia"/>
               <w:szCs w:val="21"/>
             </w:rPr>
             <w:instrText xml:space="preserve"> HYPERLINK \l _Toc30726 </w:instrText>
           </w:r>
           <w:r>
             <w:rPr>
-              <w:rFonts w:hint="eastAsia" w:ascii="宋体" w:hAnsi="宋体" w:eastAsia="宋体" w:cs="宋体"/>
+              <w:rFonts w:ascii="宋体" w:eastAsia="宋体" w:hAnsi="宋体" w:cs="宋体" w:hint="eastAsia"/>
               <w:szCs w:val="21"/>
             </w:rPr>
             <w:fldChar w:fldCharType="separate"/>
@@ -3058,7 +2936,7 @@
           </w:r>
           <w:r>
             <w:rPr>
-              <w:rFonts w:hint="eastAsia" w:ascii="宋体" w:hAnsi="宋体" w:eastAsia="宋体" w:cs="宋体"/>
+              <w:rFonts w:ascii="宋体" w:eastAsia="宋体" w:hAnsi="宋体" w:cs="宋体" w:hint="eastAsia"/>
               <w:szCs w:val="21"/>
             </w:rPr>
             <w:fldChar w:fldCharType="end"/>
@@ -3066,28 +2944,28 @@
         </w:p>
         <w:p>
           <w:pPr>
-            <w:pStyle w:val="13"/>
+            <w:pStyle w:val="TOC3"/>
             <w:tabs>
               <w:tab w:val="right" w:leader="dot" w:pos="8306"/>
             </w:tabs>
           </w:pPr>
           <w:r>
             <w:rPr>
-              <w:rFonts w:hint="eastAsia" w:ascii="宋体" w:hAnsi="宋体" w:eastAsia="宋体" w:cs="宋体"/>
+              <w:rFonts w:ascii="宋体" w:eastAsia="宋体" w:hAnsi="宋体" w:cs="宋体" w:hint="eastAsia"/>
               <w:szCs w:val="21"/>
             </w:rPr>
             <w:fldChar w:fldCharType="begin"/>
           </w:r>
           <w:r>
             <w:rPr>
-              <w:rFonts w:hint="eastAsia" w:ascii="宋体" w:hAnsi="宋体" w:eastAsia="宋体" w:cs="宋体"/>
+              <w:rFonts w:ascii="宋体" w:eastAsia="宋体" w:hAnsi="宋体" w:cs="宋体" w:hint="eastAsia"/>
               <w:szCs w:val="21"/>
             </w:rPr>
             <w:instrText xml:space="preserve"> HYPERLINK \l _Toc22790 </w:instrText>
           </w:r>
           <w:r>
             <w:rPr>
-              <w:rFonts w:hint="eastAsia" w:ascii="宋体" w:hAnsi="宋体" w:eastAsia="宋体" w:cs="宋体"/>
+              <w:rFonts w:ascii="宋体" w:eastAsia="宋体" w:hAnsi="宋体" w:cs="宋体" w:hint="eastAsia"/>
               <w:szCs w:val="21"/>
             </w:rPr>
             <w:fldChar w:fldCharType="separate"/>
@@ -3119,7 +2997,7 @@
           </w:r>
           <w:r>
             <w:rPr>
-              <w:rFonts w:hint="eastAsia" w:ascii="宋体" w:hAnsi="宋体" w:eastAsia="宋体" w:cs="宋体"/>
+              <w:rFonts w:ascii="宋体" w:eastAsia="宋体" w:hAnsi="宋体" w:cs="宋体" w:hint="eastAsia"/>
               <w:szCs w:val="21"/>
             </w:rPr>
             <w:fldChar w:fldCharType="end"/>
@@ -3127,28 +3005,28 @@
         </w:p>
         <w:p>
           <w:pPr>
-            <w:pStyle w:val="13"/>
+            <w:pStyle w:val="TOC3"/>
             <w:tabs>
               <w:tab w:val="right" w:leader="dot" w:pos="8306"/>
             </w:tabs>
           </w:pPr>
           <w:r>
             <w:rPr>
-              <w:rFonts w:hint="eastAsia" w:ascii="宋体" w:hAnsi="宋体" w:eastAsia="宋体" w:cs="宋体"/>
+              <w:rFonts w:ascii="宋体" w:eastAsia="宋体" w:hAnsi="宋体" w:cs="宋体" w:hint="eastAsia"/>
               <w:szCs w:val="21"/>
             </w:rPr>
             <w:fldChar w:fldCharType="begin"/>
           </w:r>
           <w:r>
             <w:rPr>
-              <w:rFonts w:hint="eastAsia" w:ascii="宋体" w:hAnsi="宋体" w:eastAsia="宋体" w:cs="宋体"/>
+              <w:rFonts w:ascii="宋体" w:eastAsia="宋体" w:hAnsi="宋体" w:cs="宋体" w:hint="eastAsia"/>
               <w:szCs w:val="21"/>
             </w:rPr>
             <w:instrText xml:space="preserve"> HYPERLINK \l _Toc31785 </w:instrText>
           </w:r>
           <w:r>
             <w:rPr>
-              <w:rFonts w:hint="eastAsia" w:ascii="宋体" w:hAnsi="宋体" w:eastAsia="宋体" w:cs="宋体"/>
+              <w:rFonts w:ascii="宋体" w:eastAsia="宋体" w:hAnsi="宋体" w:cs="宋体" w:hint="eastAsia"/>
               <w:szCs w:val="21"/>
             </w:rPr>
             <w:fldChar w:fldCharType="separate"/>
@@ -3180,7 +3058,7 @@
           </w:r>
           <w:r>
             <w:rPr>
-              <w:rFonts w:hint="eastAsia" w:ascii="宋体" w:hAnsi="宋体" w:eastAsia="宋体" w:cs="宋体"/>
+              <w:rFonts w:ascii="宋体" w:eastAsia="宋体" w:hAnsi="宋体" w:cs="宋体" w:hint="eastAsia"/>
               <w:szCs w:val="21"/>
             </w:rPr>
             <w:fldChar w:fldCharType="end"/>
@@ -3188,28 +3066,28 @@
         </w:p>
         <w:p>
           <w:pPr>
-            <w:pStyle w:val="17"/>
+            <w:pStyle w:val="TOC2"/>
             <w:tabs>
               <w:tab w:val="right" w:leader="dot" w:pos="8306"/>
             </w:tabs>
           </w:pPr>
           <w:r>
             <w:rPr>
-              <w:rFonts w:hint="eastAsia" w:ascii="宋体" w:hAnsi="宋体" w:eastAsia="宋体" w:cs="宋体"/>
+              <w:rFonts w:ascii="宋体" w:eastAsia="宋体" w:hAnsi="宋体" w:cs="宋体" w:hint="eastAsia"/>
               <w:szCs w:val="21"/>
             </w:rPr>
             <w:fldChar w:fldCharType="begin"/>
           </w:r>
           <w:r>
             <w:rPr>
-              <w:rFonts w:hint="eastAsia" w:ascii="宋体" w:hAnsi="宋体" w:eastAsia="宋体" w:cs="宋体"/>
+              <w:rFonts w:ascii="宋体" w:eastAsia="宋体" w:hAnsi="宋体" w:cs="宋体" w:hint="eastAsia"/>
               <w:szCs w:val="21"/>
             </w:rPr>
             <w:instrText xml:space="preserve"> HYPERLINK \l _Toc31885 </w:instrText>
           </w:r>
           <w:r>
             <w:rPr>
-              <w:rFonts w:hint="eastAsia" w:ascii="宋体" w:hAnsi="宋体" w:eastAsia="宋体" w:cs="宋体"/>
+              <w:rFonts w:ascii="宋体" w:eastAsia="宋体" w:hAnsi="宋体" w:cs="宋体" w:hint="eastAsia"/>
               <w:szCs w:val="21"/>
             </w:rPr>
             <w:fldChar w:fldCharType="separate"/>
@@ -3241,7 +3119,7 @@
           </w:r>
           <w:r>
             <w:rPr>
-              <w:rFonts w:hint="eastAsia" w:ascii="宋体" w:hAnsi="宋体" w:eastAsia="宋体" w:cs="宋体"/>
+              <w:rFonts w:ascii="宋体" w:eastAsia="宋体" w:hAnsi="宋体" w:cs="宋体" w:hint="eastAsia"/>
               <w:szCs w:val="21"/>
             </w:rPr>
             <w:fldChar w:fldCharType="end"/>
@@ -3249,28 +3127,28 @@
         </w:p>
         <w:p>
           <w:pPr>
-            <w:pStyle w:val="13"/>
+            <w:pStyle w:val="TOC3"/>
             <w:tabs>
               <w:tab w:val="right" w:leader="dot" w:pos="8306"/>
             </w:tabs>
           </w:pPr>
           <w:r>
             <w:rPr>
-              <w:rFonts w:hint="eastAsia" w:ascii="宋体" w:hAnsi="宋体" w:eastAsia="宋体" w:cs="宋体"/>
+              <w:rFonts w:ascii="宋体" w:eastAsia="宋体" w:hAnsi="宋体" w:cs="宋体" w:hint="eastAsia"/>
               <w:szCs w:val="21"/>
             </w:rPr>
             <w:fldChar w:fldCharType="begin"/>
           </w:r>
           <w:r>
             <w:rPr>
-              <w:rFonts w:hint="eastAsia" w:ascii="宋体" w:hAnsi="宋体" w:eastAsia="宋体" w:cs="宋体"/>
+              <w:rFonts w:ascii="宋体" w:eastAsia="宋体" w:hAnsi="宋体" w:cs="宋体" w:hint="eastAsia"/>
               <w:szCs w:val="21"/>
             </w:rPr>
             <w:instrText xml:space="preserve"> HYPERLINK \l _Toc18795 </w:instrText>
           </w:r>
           <w:r>
             <w:rPr>
-              <w:rFonts w:hint="eastAsia" w:ascii="宋体" w:hAnsi="宋体" w:eastAsia="宋体" w:cs="宋体"/>
+              <w:rFonts w:ascii="宋体" w:eastAsia="宋体" w:hAnsi="宋体" w:cs="宋体" w:hint="eastAsia"/>
               <w:szCs w:val="21"/>
             </w:rPr>
             <w:fldChar w:fldCharType="separate"/>
@@ -3302,7 +3180,7 @@
           </w:r>
           <w:r>
             <w:rPr>
-              <w:rFonts w:hint="eastAsia" w:ascii="宋体" w:hAnsi="宋体" w:eastAsia="宋体" w:cs="宋体"/>
+              <w:rFonts w:ascii="宋体" w:eastAsia="宋体" w:hAnsi="宋体" w:cs="宋体" w:hint="eastAsia"/>
               <w:szCs w:val="21"/>
             </w:rPr>
             <w:fldChar w:fldCharType="end"/>
@@ -3310,28 +3188,28 @@
         </w:p>
         <w:p>
           <w:pPr>
-            <w:pStyle w:val="13"/>
+            <w:pStyle w:val="TOC3"/>
             <w:tabs>
               <w:tab w:val="right" w:leader="dot" w:pos="8306"/>
             </w:tabs>
           </w:pPr>
           <w:r>
             <w:rPr>
-              <w:rFonts w:hint="eastAsia" w:ascii="宋体" w:hAnsi="宋体" w:eastAsia="宋体" w:cs="宋体"/>
+              <w:rFonts w:ascii="宋体" w:eastAsia="宋体" w:hAnsi="宋体" w:cs="宋体" w:hint="eastAsia"/>
               <w:szCs w:val="21"/>
             </w:rPr>
             <w:fldChar w:fldCharType="begin"/>
           </w:r>
           <w:r>
             <w:rPr>
-              <w:rFonts w:hint="eastAsia" w:ascii="宋体" w:hAnsi="宋体" w:eastAsia="宋体" w:cs="宋体"/>
+              <w:rFonts w:ascii="宋体" w:eastAsia="宋体" w:hAnsi="宋体" w:cs="宋体" w:hint="eastAsia"/>
               <w:szCs w:val="21"/>
             </w:rPr>
             <w:instrText xml:space="preserve"> HYPERLINK \l _Toc5728 </w:instrText>
           </w:r>
           <w:r>
             <w:rPr>
-              <w:rFonts w:hint="eastAsia" w:ascii="宋体" w:hAnsi="宋体" w:eastAsia="宋体" w:cs="宋体"/>
+              <w:rFonts w:ascii="宋体" w:eastAsia="宋体" w:hAnsi="宋体" w:cs="宋体" w:hint="eastAsia"/>
               <w:szCs w:val="21"/>
             </w:rPr>
             <w:fldChar w:fldCharType="separate"/>
@@ -3363,7 +3241,7 @@
           </w:r>
           <w:r>
             <w:rPr>
-              <w:rFonts w:hint="eastAsia" w:ascii="宋体" w:hAnsi="宋体" w:eastAsia="宋体" w:cs="宋体"/>
+              <w:rFonts w:ascii="宋体" w:eastAsia="宋体" w:hAnsi="宋体" w:cs="宋体" w:hint="eastAsia"/>
               <w:szCs w:val="21"/>
             </w:rPr>
             <w:fldChar w:fldCharType="end"/>
@@ -3371,28 +3249,28 @@
         </w:p>
         <w:p>
           <w:pPr>
-            <w:pStyle w:val="13"/>
+            <w:pStyle w:val="TOC3"/>
             <w:tabs>
               <w:tab w:val="right" w:leader="dot" w:pos="8306"/>
             </w:tabs>
           </w:pPr>
           <w:r>
             <w:rPr>
-              <w:rFonts w:hint="eastAsia" w:ascii="宋体" w:hAnsi="宋体" w:eastAsia="宋体" w:cs="宋体"/>
+              <w:rFonts w:ascii="宋体" w:eastAsia="宋体" w:hAnsi="宋体" w:cs="宋体" w:hint="eastAsia"/>
               <w:szCs w:val="21"/>
             </w:rPr>
             <w:fldChar w:fldCharType="begin"/>
           </w:r>
           <w:r>
             <w:rPr>
-              <w:rFonts w:hint="eastAsia" w:ascii="宋体" w:hAnsi="宋体" w:eastAsia="宋体" w:cs="宋体"/>
+              <w:rFonts w:ascii="宋体" w:eastAsia="宋体" w:hAnsi="宋体" w:cs="宋体" w:hint="eastAsia"/>
               <w:szCs w:val="21"/>
             </w:rPr>
             <w:instrText xml:space="preserve"> HYPERLINK \l _Toc31689 </w:instrText>
           </w:r>
           <w:r>
             <w:rPr>
-              <w:rFonts w:hint="eastAsia" w:ascii="宋体" w:hAnsi="宋体" w:eastAsia="宋体" w:cs="宋体"/>
+              <w:rFonts w:ascii="宋体" w:eastAsia="宋体" w:hAnsi="宋体" w:cs="宋体" w:hint="eastAsia"/>
               <w:szCs w:val="21"/>
             </w:rPr>
             <w:fldChar w:fldCharType="separate"/>
@@ -3424,7 +3302,7 @@
           </w:r>
           <w:r>
             <w:rPr>
-              <w:rFonts w:hint="eastAsia" w:ascii="宋体" w:hAnsi="宋体" w:eastAsia="宋体" w:cs="宋体"/>
+              <w:rFonts w:ascii="宋体" w:eastAsia="宋体" w:hAnsi="宋体" w:cs="宋体" w:hint="eastAsia"/>
               <w:szCs w:val="21"/>
             </w:rPr>
             <w:fldChar w:fldCharType="end"/>
@@ -3432,28 +3310,28 @@
         </w:p>
         <w:p>
           <w:pPr>
-            <w:pStyle w:val="17"/>
+            <w:pStyle w:val="TOC2"/>
             <w:tabs>
               <w:tab w:val="right" w:leader="dot" w:pos="8306"/>
             </w:tabs>
           </w:pPr>
           <w:r>
             <w:rPr>
-              <w:rFonts w:hint="eastAsia" w:ascii="宋体" w:hAnsi="宋体" w:eastAsia="宋体" w:cs="宋体"/>
+              <w:rFonts w:ascii="宋体" w:eastAsia="宋体" w:hAnsi="宋体" w:cs="宋体" w:hint="eastAsia"/>
               <w:szCs w:val="21"/>
             </w:rPr>
             <w:fldChar w:fldCharType="begin"/>
           </w:r>
           <w:r>
             <w:rPr>
-              <w:rFonts w:hint="eastAsia" w:ascii="宋体" w:hAnsi="宋体" w:eastAsia="宋体" w:cs="宋体"/>
+              <w:rFonts w:ascii="宋体" w:eastAsia="宋体" w:hAnsi="宋体" w:cs="宋体" w:hint="eastAsia"/>
               <w:szCs w:val="21"/>
             </w:rPr>
             <w:instrText xml:space="preserve"> HYPERLINK \l _Toc29156 </w:instrText>
           </w:r>
           <w:r>
             <w:rPr>
-              <w:rFonts w:hint="eastAsia" w:ascii="宋体" w:hAnsi="宋体" w:eastAsia="宋体" w:cs="宋体"/>
+              <w:rFonts w:ascii="宋体" w:eastAsia="宋体" w:hAnsi="宋体" w:cs="宋体" w:hint="eastAsia"/>
               <w:szCs w:val="21"/>
             </w:rPr>
             <w:fldChar w:fldCharType="separate"/>
@@ -3485,7 +3363,7 @@
           </w:r>
           <w:r>
             <w:rPr>
-              <w:rFonts w:hint="eastAsia" w:ascii="宋体" w:hAnsi="宋体" w:eastAsia="宋体" w:cs="宋体"/>
+              <w:rFonts w:ascii="宋体" w:eastAsia="宋体" w:hAnsi="宋体" w:cs="宋体" w:hint="eastAsia"/>
               <w:szCs w:val="21"/>
             </w:rPr>
             <w:fldChar w:fldCharType="end"/>
@@ -3493,28 +3371,28 @@
         </w:p>
         <w:p>
           <w:pPr>
-            <w:pStyle w:val="13"/>
+            <w:pStyle w:val="TOC3"/>
             <w:tabs>
               <w:tab w:val="right" w:leader="dot" w:pos="8306"/>
             </w:tabs>
           </w:pPr>
           <w:r>
             <w:rPr>
-              <w:rFonts w:hint="eastAsia" w:ascii="宋体" w:hAnsi="宋体" w:eastAsia="宋体" w:cs="宋体"/>
+              <w:rFonts w:ascii="宋体" w:eastAsia="宋体" w:hAnsi="宋体" w:cs="宋体" w:hint="eastAsia"/>
               <w:szCs w:val="21"/>
             </w:rPr>
             <w:fldChar w:fldCharType="begin"/>
           </w:r>
           <w:r>
             <w:rPr>
-              <w:rFonts w:hint="eastAsia" w:ascii="宋体" w:hAnsi="宋体" w:eastAsia="宋体" w:cs="宋体"/>
+              <w:rFonts w:ascii="宋体" w:eastAsia="宋体" w:hAnsi="宋体" w:cs="宋体" w:hint="eastAsia"/>
               <w:szCs w:val="21"/>
             </w:rPr>
             <w:instrText xml:space="preserve"> HYPERLINK \l _Toc15107 </w:instrText>
           </w:r>
           <w:r>
             <w:rPr>
-              <w:rFonts w:hint="eastAsia" w:ascii="宋体" w:hAnsi="宋体" w:eastAsia="宋体" w:cs="宋体"/>
+              <w:rFonts w:ascii="宋体" w:eastAsia="宋体" w:hAnsi="宋体" w:cs="宋体" w:hint="eastAsia"/>
               <w:szCs w:val="21"/>
             </w:rPr>
             <w:fldChar w:fldCharType="separate"/>
@@ -3546,7 +3424,7 @@
           </w:r>
           <w:r>
             <w:rPr>
-              <w:rFonts w:hint="eastAsia" w:ascii="宋体" w:hAnsi="宋体" w:eastAsia="宋体" w:cs="宋体"/>
+              <w:rFonts w:ascii="宋体" w:eastAsia="宋体" w:hAnsi="宋体" w:cs="宋体" w:hint="eastAsia"/>
               <w:szCs w:val="21"/>
             </w:rPr>
             <w:fldChar w:fldCharType="end"/>
@@ -3554,28 +3432,28 @@
         </w:p>
         <w:p>
           <w:pPr>
-            <w:pStyle w:val="13"/>
+            <w:pStyle w:val="TOC3"/>
             <w:tabs>
               <w:tab w:val="right" w:leader="dot" w:pos="8306"/>
             </w:tabs>
           </w:pPr>
           <w:r>
             <w:rPr>
-              <w:rFonts w:hint="eastAsia" w:ascii="宋体" w:hAnsi="宋体" w:eastAsia="宋体" w:cs="宋体"/>
+              <w:rFonts w:ascii="宋体" w:eastAsia="宋体" w:hAnsi="宋体" w:cs="宋体" w:hint="eastAsia"/>
               <w:szCs w:val="21"/>
             </w:rPr>
             <w:fldChar w:fldCharType="begin"/>
           </w:r>
           <w:r>
             <w:rPr>
-              <w:rFonts w:hint="eastAsia" w:ascii="宋体" w:hAnsi="宋体" w:eastAsia="宋体" w:cs="宋体"/>
+              <w:rFonts w:ascii="宋体" w:eastAsia="宋体" w:hAnsi="宋体" w:cs="宋体" w:hint="eastAsia"/>
               <w:szCs w:val="21"/>
             </w:rPr>
             <w:instrText xml:space="preserve"> HYPERLINK \l _Toc16898 </w:instrText>
           </w:r>
           <w:r>
             <w:rPr>
-              <w:rFonts w:hint="eastAsia" w:ascii="宋体" w:hAnsi="宋体" w:eastAsia="宋体" w:cs="宋体"/>
+              <w:rFonts w:ascii="宋体" w:eastAsia="宋体" w:hAnsi="宋体" w:cs="宋体" w:hint="eastAsia"/>
               <w:szCs w:val="21"/>
             </w:rPr>
             <w:fldChar w:fldCharType="separate"/>
@@ -3607,7 +3485,7 @@
           </w:r>
           <w:r>
             <w:rPr>
-              <w:rFonts w:hint="eastAsia" w:ascii="宋体" w:hAnsi="宋体" w:eastAsia="宋体" w:cs="宋体"/>
+              <w:rFonts w:ascii="宋体" w:eastAsia="宋体" w:hAnsi="宋体" w:cs="宋体" w:hint="eastAsia"/>
               <w:szCs w:val="21"/>
             </w:rPr>
             <w:fldChar w:fldCharType="end"/>
@@ -3615,28 +3493,28 @@
         </w:p>
         <w:p>
           <w:pPr>
-            <w:pStyle w:val="16"/>
+            <w:pStyle w:val="TOC1"/>
             <w:tabs>
               <w:tab w:val="right" w:leader="dot" w:pos="8306"/>
             </w:tabs>
           </w:pPr>
           <w:r>
             <w:rPr>
-              <w:rFonts w:hint="eastAsia" w:ascii="宋体" w:hAnsi="宋体" w:eastAsia="宋体" w:cs="宋体"/>
+              <w:rFonts w:ascii="宋体" w:eastAsia="宋体" w:hAnsi="宋体" w:cs="宋体" w:hint="eastAsia"/>
               <w:szCs w:val="21"/>
             </w:rPr>
             <w:fldChar w:fldCharType="begin"/>
           </w:r>
           <w:r>
             <w:rPr>
-              <w:rFonts w:hint="eastAsia" w:ascii="宋体" w:hAnsi="宋体" w:eastAsia="宋体" w:cs="宋体"/>
+              <w:rFonts w:ascii="宋体" w:eastAsia="宋体" w:hAnsi="宋体" w:cs="宋体" w:hint="eastAsia"/>
               <w:szCs w:val="21"/>
             </w:rPr>
             <w:instrText xml:space="preserve"> HYPERLINK \l _Toc6115 </w:instrText>
           </w:r>
           <w:r>
             <w:rPr>
-              <w:rFonts w:hint="eastAsia" w:ascii="宋体" w:hAnsi="宋体" w:eastAsia="宋体" w:cs="宋体"/>
+              <w:rFonts w:ascii="宋体" w:eastAsia="宋体" w:hAnsi="宋体" w:cs="宋体" w:hint="eastAsia"/>
               <w:szCs w:val="21"/>
             </w:rPr>
             <w:fldChar w:fldCharType="separate"/>
@@ -3668,7 +3546,7 @@
           </w:r>
           <w:r>
             <w:rPr>
-              <w:rFonts w:hint="eastAsia" w:ascii="宋体" w:hAnsi="宋体" w:eastAsia="宋体" w:cs="宋体"/>
+              <w:rFonts w:ascii="宋体" w:eastAsia="宋体" w:hAnsi="宋体" w:cs="宋体" w:hint="eastAsia"/>
               <w:szCs w:val="21"/>
             </w:rPr>
             <w:fldChar w:fldCharType="end"/>
@@ -3676,28 +3554,28 @@
         </w:p>
         <w:p>
           <w:pPr>
-            <w:pStyle w:val="16"/>
+            <w:pStyle w:val="TOC1"/>
             <w:tabs>
               <w:tab w:val="right" w:leader="dot" w:pos="8306"/>
             </w:tabs>
           </w:pPr>
           <w:r>
             <w:rPr>
-              <w:rFonts w:hint="eastAsia" w:ascii="宋体" w:hAnsi="宋体" w:eastAsia="宋体" w:cs="宋体"/>
+              <w:rFonts w:ascii="宋体" w:eastAsia="宋体" w:hAnsi="宋体" w:cs="宋体" w:hint="eastAsia"/>
               <w:szCs w:val="21"/>
             </w:rPr>
             <w:fldChar w:fldCharType="begin"/>
           </w:r>
           <w:r>
             <w:rPr>
-              <w:rFonts w:hint="eastAsia" w:ascii="宋体" w:hAnsi="宋体" w:eastAsia="宋体" w:cs="宋体"/>
+              <w:rFonts w:ascii="宋体" w:eastAsia="宋体" w:hAnsi="宋体" w:cs="宋体" w:hint="eastAsia"/>
               <w:szCs w:val="21"/>
             </w:rPr>
             <w:instrText xml:space="preserve"> HYPERLINK \l _Toc24537 </w:instrText>
           </w:r>
           <w:r>
             <w:rPr>
-              <w:rFonts w:hint="eastAsia" w:ascii="宋体" w:hAnsi="宋体" w:eastAsia="宋体" w:cs="宋体"/>
+              <w:rFonts w:ascii="宋体" w:eastAsia="宋体" w:hAnsi="宋体" w:cs="宋体" w:hint="eastAsia"/>
               <w:szCs w:val="21"/>
             </w:rPr>
             <w:fldChar w:fldCharType="separate"/>
@@ -3729,7 +3607,7 @@
           </w:r>
           <w:r>
             <w:rPr>
-              <w:rFonts w:hint="eastAsia" w:ascii="宋体" w:hAnsi="宋体" w:eastAsia="宋体" w:cs="宋体"/>
+              <w:rFonts w:ascii="宋体" w:eastAsia="宋体" w:hAnsi="宋体" w:cs="宋体" w:hint="eastAsia"/>
               <w:szCs w:val="21"/>
             </w:rPr>
             <w:fldChar w:fldCharType="end"/>
@@ -3737,28 +3615,28 @@
         </w:p>
         <w:p>
           <w:pPr>
-            <w:pStyle w:val="16"/>
+            <w:pStyle w:val="TOC1"/>
             <w:tabs>
               <w:tab w:val="right" w:leader="dot" w:pos="8306"/>
             </w:tabs>
           </w:pPr>
           <w:r>
             <w:rPr>
-              <w:rFonts w:hint="eastAsia" w:ascii="宋体" w:hAnsi="宋体" w:eastAsia="宋体" w:cs="宋体"/>
+              <w:rFonts w:ascii="宋体" w:eastAsia="宋体" w:hAnsi="宋体" w:cs="宋体" w:hint="eastAsia"/>
               <w:szCs w:val="21"/>
             </w:rPr>
             <w:fldChar w:fldCharType="begin"/>
           </w:r>
           <w:r>
             <w:rPr>
-              <w:rFonts w:hint="eastAsia" w:ascii="宋体" w:hAnsi="宋体" w:eastAsia="宋体" w:cs="宋体"/>
+              <w:rFonts w:ascii="宋体" w:eastAsia="宋体" w:hAnsi="宋体" w:cs="宋体" w:hint="eastAsia"/>
               <w:szCs w:val="21"/>
             </w:rPr>
             <w:instrText xml:space="preserve"> HYPERLINK \l _Toc19609 </w:instrText>
           </w:r>
           <w:r>
             <w:rPr>
-              <w:rFonts w:hint="eastAsia" w:ascii="宋体" w:hAnsi="宋体" w:eastAsia="宋体" w:cs="宋体"/>
+              <w:rFonts w:ascii="宋体" w:eastAsia="宋体" w:hAnsi="宋体" w:cs="宋体" w:hint="eastAsia"/>
               <w:szCs w:val="21"/>
             </w:rPr>
             <w:fldChar w:fldCharType="separate"/>
@@ -3790,7 +3668,7 @@
           </w:r>
           <w:r>
             <w:rPr>
-              <w:rFonts w:hint="eastAsia" w:ascii="宋体" w:hAnsi="宋体" w:eastAsia="宋体" w:cs="宋体"/>
+              <w:rFonts w:ascii="宋体" w:eastAsia="宋体" w:hAnsi="宋体" w:cs="宋体" w:hint="eastAsia"/>
               <w:szCs w:val="21"/>
             </w:rPr>
             <w:fldChar w:fldCharType="end"/>
@@ -3814,7 +3692,7 @@
             <w:spacing w:line="240" w:lineRule="atLeast"/>
             <w:textAlignment w:val="baseline"/>
             <w:rPr>
-              <w:rFonts w:hint="eastAsia" w:ascii="宋体" w:hAnsi="宋体" w:eastAsia="宋体" w:cs="宋体"/>
+              <w:rFonts w:ascii="宋体" w:eastAsia="宋体" w:hAnsi="宋体" w:cs="宋体" w:hint="eastAsia"/>
               <w:snapToGrid w:val="0"/>
               <w:color w:val="000000"/>
               <w:kern w:val="0"/>
@@ -3825,7 +3703,7 @@
           </w:pPr>
           <w:r>
             <w:rPr>
-              <w:rFonts w:hint="eastAsia" w:ascii="宋体" w:hAnsi="宋体" w:eastAsia="宋体" w:cs="宋体"/>
+              <w:rFonts w:ascii="宋体" w:eastAsia="宋体" w:hAnsi="宋体" w:cs="宋体" w:hint="eastAsia"/>
               <w:szCs w:val="21"/>
             </w:rPr>
             <w:fldChar w:fldCharType="end"/>
@@ -3844,7 +3722,7 @@
     </w:p>
     <w:p>
       <w:pPr>
-        <w:pStyle w:val="28"/>
+        <w:pStyle w:val="1"/>
         <w:keepNext w:val="0"/>
         <w:keepLines w:val="0"/>
         <w:pageBreakBefore w:val="0"/>
@@ -3872,7 +3750,7 @@
     </w:p>
     <w:p>
       <w:pPr>
-        <w:pStyle w:val="30"/>
+        <w:pStyle w:val="2"/>
         <w:keepNext w:val="0"/>
         <w:keepLines w:val="0"/>
         <w:pageBreakBefore w:val="0"/>
@@ -3904,7 +3782,7 @@
     </w:p>
     <w:p>
       <w:pPr>
-        <w:pStyle w:val="29"/>
+        <w:pStyle w:val="a1"/>
         <w:keepNext w:val="0"/>
         <w:keepLines w:val="0"/>
         <w:pageBreakBefore w:val="0"/>
@@ -3934,7 +3812,7 @@
     </w:p>
     <w:p>
       <w:pPr>
-        <w:pStyle w:val="30"/>
+        <w:pStyle w:val="2"/>
         <w:keepNext w:val="0"/>
         <w:keepLines w:val="0"/>
         <w:pageBreakBefore w:val="0"/>
@@ -3966,7 +3844,7 @@
     </w:p>
     <w:p>
       <w:pPr>
-        <w:pStyle w:val="29"/>
+        <w:pStyle w:val="a1"/>
         <w:keepNext w:val="0"/>
         <w:keepLines w:val="0"/>
         <w:pageBreakBefore w:val="0"/>
@@ -3996,7 +3874,7 @@
     </w:p>
     <w:p>
       <w:pPr>
-        <w:pStyle w:val="30"/>
+        <w:pStyle w:val="2"/>
         <w:keepNext w:val="0"/>
         <w:keepLines w:val="0"/>
         <w:pageBreakBefore w:val="0"/>
@@ -4028,7 +3906,7 @@
     </w:p>
     <w:p>
       <w:pPr>
-        <w:pStyle w:val="29"/>
+        <w:pStyle w:val="a1"/>
         <w:keepNext w:val="0"/>
         <w:keepLines w:val="0"/>
         <w:pageBreakBefore w:val="0"/>
@@ -4058,7 +3936,7 @@
     </w:p>
     <w:p>
       <w:pPr>
-        <w:pStyle w:val="30"/>
+        <w:pStyle w:val="2"/>
         <w:keepNext w:val="0"/>
         <w:keepLines w:val="0"/>
         <w:pageBreakBefore w:val="0"/>
@@ -4092,7 +3970,7 @@
     </w:p>
     <w:p>
       <w:pPr>
-        <w:pStyle w:val="31"/>
+        <w:pStyle w:val="3"/>
         <w:keepNext w:val="0"/>
         <w:keepLines w:val="0"/>
         <w:pageBreakBefore w:val="0"/>
@@ -4124,7 +4002,7 @@
     </w:p>
     <w:p>
       <w:pPr>
-        <w:pStyle w:val="29"/>
+        <w:pStyle w:val="a1"/>
         <w:keepNext w:val="0"/>
         <w:keepLines w:val="0"/>
         <w:pageBreakBefore w:val="0"/>
@@ -4142,7 +4020,7 @@
         <w:bidi w:val="0"/>
         <w:adjustRightInd w:val="0"/>
         <w:snapToGrid w:val="0"/>
-        <w:ind w:left="425" w:leftChars="0" w:hanging="425" w:firstLineChars="0"/>
+        <w:ind w:left="425" w:hanging="425" w:leftChars="0" w:firstLineChars="0"/>
         <w:textAlignment w:val="baseline"/>
         <w:rPr>
           <w:rFonts w:hint="default"/>
@@ -4159,7 +4037,7 @@
     </w:p>
     <w:p>
       <w:pPr>
-        <w:pStyle w:val="29"/>
+        <w:pStyle w:val="a1"/>
         <w:keepNext w:val="0"/>
         <w:keepLines w:val="0"/>
         <w:pageBreakBefore w:val="0"/>
@@ -4177,7 +4055,7 @@
         <w:bidi w:val="0"/>
         <w:adjustRightInd w:val="0"/>
         <w:snapToGrid w:val="0"/>
-        <w:ind w:left="425" w:leftChars="0" w:hanging="425" w:firstLineChars="0"/>
+        <w:ind w:left="425" w:hanging="425" w:leftChars="0" w:firstLineChars="0"/>
         <w:textAlignment w:val="baseline"/>
         <w:rPr>
           <w:rFonts w:hint="default"/>
@@ -4194,7 +4072,7 @@
     </w:p>
     <w:p>
       <w:pPr>
-        <w:pStyle w:val="29"/>
+        <w:pStyle w:val="a1"/>
         <w:keepNext w:val="0"/>
         <w:keepLines w:val="0"/>
         <w:pageBreakBefore w:val="0"/>
@@ -4212,7 +4090,7 @@
         <w:bidi w:val="0"/>
         <w:adjustRightInd w:val="0"/>
         <w:snapToGrid w:val="0"/>
-        <w:ind w:left="425" w:leftChars="0" w:hanging="425" w:firstLineChars="0"/>
+        <w:ind w:left="425" w:hanging="425" w:leftChars="0" w:firstLineChars="0"/>
         <w:textAlignment w:val="baseline"/>
         <w:rPr>
           <w:rFonts w:hint="default"/>
@@ -4229,7 +4107,7 @@
     </w:p>
     <w:p>
       <w:pPr>
-        <w:pStyle w:val="29"/>
+        <w:pStyle w:val="a1"/>
         <w:keepNext w:val="0"/>
         <w:keepLines w:val="0"/>
         <w:pageBreakBefore w:val="0"/>
@@ -4247,7 +4125,7 @@
         <w:bidi w:val="0"/>
         <w:adjustRightInd w:val="0"/>
         <w:snapToGrid w:val="0"/>
-        <w:ind w:left="425" w:leftChars="0" w:hanging="425" w:firstLineChars="0"/>
+        <w:ind w:left="425" w:hanging="425" w:leftChars="0" w:firstLineChars="0"/>
         <w:textAlignment w:val="baseline"/>
         <w:rPr>
           <w:rFonts w:hint="default"/>
@@ -4264,7 +4142,7 @@
     </w:p>
     <w:p>
       <w:pPr>
-        <w:pStyle w:val="29"/>
+        <w:pStyle w:val="a1"/>
         <w:keepNext w:val="0"/>
         <w:keepLines w:val="0"/>
         <w:pageBreakBefore w:val="0"/>
@@ -4282,7 +4160,7 @@
         <w:bidi w:val="0"/>
         <w:adjustRightInd w:val="0"/>
         <w:snapToGrid w:val="0"/>
-        <w:ind w:left="425" w:leftChars="0" w:hanging="425" w:firstLineChars="0"/>
+        <w:ind w:left="425" w:hanging="425" w:leftChars="0" w:firstLineChars="0"/>
         <w:textAlignment w:val="baseline"/>
         <w:rPr>
           <w:rFonts w:hint="eastAsia"/>
@@ -4299,7 +4177,7 @@
     </w:p>
     <w:p>
       <w:pPr>
-        <w:pStyle w:val="31"/>
+        <w:pStyle w:val="3"/>
         <w:keepNext w:val="0"/>
         <w:keepLines w:val="0"/>
         <w:pageBreakBefore w:val="0"/>
@@ -4325,13 +4203,13 @@
           <w:rFonts w:hint="eastAsia"/>
           <w:lang w:val="en-US" w:eastAsia="zh-CN"/>
         </w:rPr>
-        <w:t>人力部部长</w:t>
+        <w:t>人力部经理</w:t>
       </w:r>
       <w:bookmarkEnd w:id="9"/>
     </w:p>
     <w:p>
       <w:pPr>
-        <w:pStyle w:val="29"/>
+        <w:pStyle w:val="a1"/>
         <w:keepNext w:val="0"/>
         <w:keepLines w:val="0"/>
         <w:pageBreakBefore w:val="0"/>
@@ -4349,7 +4227,7 @@
         <w:bidi w:val="0"/>
         <w:adjustRightInd w:val="0"/>
         <w:snapToGrid w:val="0"/>
-        <w:ind w:left="425" w:leftChars="0" w:hanging="425" w:firstLineChars="0"/>
+        <w:ind w:left="425" w:hanging="425" w:leftChars="0" w:firstLineChars="0"/>
         <w:textAlignment w:val="baseline"/>
         <w:rPr>
           <w:rFonts w:hint="eastAsia"/>
@@ -4366,7 +4244,7 @@
     </w:p>
     <w:p>
       <w:pPr>
-        <w:pStyle w:val="29"/>
+        <w:pStyle w:val="a1"/>
         <w:keepNext w:val="0"/>
         <w:keepLines w:val="0"/>
         <w:pageBreakBefore w:val="0"/>
@@ -4384,7 +4262,7 @@
         <w:bidi w:val="0"/>
         <w:adjustRightInd w:val="0"/>
         <w:snapToGrid w:val="0"/>
-        <w:ind w:left="425" w:leftChars="0" w:hanging="425" w:firstLineChars="0"/>
+        <w:ind w:left="425" w:hanging="425" w:leftChars="0" w:firstLineChars="0"/>
         <w:textAlignment w:val="baseline"/>
         <w:rPr>
           <w:rFonts w:hint="eastAsia"/>
@@ -4401,7 +4279,7 @@
     </w:p>
     <w:p>
       <w:pPr>
-        <w:pStyle w:val="29"/>
+        <w:pStyle w:val="a1"/>
         <w:keepNext w:val="0"/>
         <w:keepLines w:val="0"/>
         <w:pageBreakBefore w:val="0"/>
@@ -4419,7 +4297,7 @@
         <w:bidi w:val="0"/>
         <w:adjustRightInd w:val="0"/>
         <w:snapToGrid w:val="0"/>
-        <w:ind w:left="425" w:leftChars="0" w:hanging="425" w:firstLineChars="0"/>
+        <w:ind w:left="425" w:hanging="425" w:leftChars="0" w:firstLineChars="0"/>
         <w:textAlignment w:val="baseline"/>
         <w:rPr>
           <w:rFonts w:hint="eastAsia"/>
@@ -4436,7 +4314,7 @@
     </w:p>
     <w:p>
       <w:pPr>
-        <w:pStyle w:val="29"/>
+        <w:pStyle w:val="a1"/>
         <w:keepNext w:val="0"/>
         <w:keepLines w:val="0"/>
         <w:pageBreakBefore w:val="0"/>
@@ -4454,7 +4332,7 @@
         <w:bidi w:val="0"/>
         <w:adjustRightInd w:val="0"/>
         <w:snapToGrid w:val="0"/>
-        <w:ind w:left="425" w:leftChars="0" w:hanging="425" w:firstLineChars="0"/>
+        <w:ind w:left="425" w:hanging="425" w:leftChars="0" w:firstLineChars="0"/>
         <w:textAlignment w:val="baseline"/>
         <w:rPr>
           <w:rFonts w:hint="eastAsia"/>
@@ -4471,7 +4349,7 @@
     </w:p>
     <w:p>
       <w:pPr>
-        <w:pStyle w:val="31"/>
+        <w:pStyle w:val="3"/>
         <w:keepNext w:val="0"/>
         <w:keepLines w:val="0"/>
         <w:pageBreakBefore w:val="0"/>
@@ -4503,7 +4381,7 @@
     </w:p>
     <w:p>
       <w:pPr>
-        <w:pStyle w:val="29"/>
+        <w:pStyle w:val="a1"/>
         <w:keepNext w:val="0"/>
         <w:keepLines w:val="0"/>
         <w:pageBreakBefore w:val="0"/>
@@ -4521,7 +4399,7 @@
         <w:bidi w:val="0"/>
         <w:adjustRightInd w:val="0"/>
         <w:snapToGrid w:val="0"/>
-        <w:ind w:left="425" w:leftChars="0" w:hanging="425" w:firstLineChars="0"/>
+        <w:ind w:left="425" w:hanging="425" w:leftChars="0" w:firstLineChars="0"/>
         <w:textAlignment w:val="baseline"/>
         <w:rPr>
           <w:rFonts w:hint="eastAsia"/>
@@ -4538,7 +4416,7 @@
     </w:p>
     <w:p>
       <w:pPr>
-        <w:pStyle w:val="29"/>
+        <w:pStyle w:val="a1"/>
         <w:keepNext w:val="0"/>
         <w:keepLines w:val="0"/>
         <w:pageBreakBefore w:val="0"/>
@@ -4556,7 +4434,7 @@
         <w:bidi w:val="0"/>
         <w:adjustRightInd w:val="0"/>
         <w:snapToGrid w:val="0"/>
-        <w:ind w:left="425" w:leftChars="0" w:hanging="425" w:firstLineChars="0"/>
+        <w:ind w:left="425" w:hanging="425" w:leftChars="0" w:firstLineChars="0"/>
         <w:textAlignment w:val="baseline"/>
         <w:rPr>
           <w:rFonts w:hint="eastAsia"/>
@@ -4573,7 +4451,7 @@
     </w:p>
     <w:p>
       <w:pPr>
-        <w:pStyle w:val="29"/>
+        <w:pStyle w:val="a1"/>
         <w:keepNext w:val="0"/>
         <w:keepLines w:val="0"/>
         <w:pageBreakBefore w:val="0"/>
@@ -4591,7 +4469,7 @@
         <w:bidi w:val="0"/>
         <w:adjustRightInd w:val="0"/>
         <w:snapToGrid w:val="0"/>
-        <w:ind w:left="425" w:leftChars="0" w:hanging="425" w:firstLineChars="0"/>
+        <w:ind w:left="425" w:hanging="425" w:leftChars="0" w:firstLineChars="0"/>
         <w:textAlignment w:val="baseline"/>
         <w:rPr>
           <w:rFonts w:hint="eastAsia"/>
@@ -4608,7 +4486,7 @@
     </w:p>
     <w:p>
       <w:pPr>
-        <w:pStyle w:val="29"/>
+        <w:pStyle w:val="a1"/>
         <w:keepNext w:val="0"/>
         <w:keepLines w:val="0"/>
         <w:pageBreakBefore w:val="0"/>
@@ -4626,7 +4504,7 @@
         <w:bidi w:val="0"/>
         <w:adjustRightInd w:val="0"/>
         <w:snapToGrid w:val="0"/>
-        <w:ind w:left="425" w:leftChars="0" w:hanging="425" w:firstLineChars="0"/>
+        <w:ind w:left="425" w:hanging="425" w:leftChars="0" w:firstLineChars="0"/>
         <w:textAlignment w:val="baseline"/>
         <w:rPr>
           <w:rFonts w:hint="eastAsia"/>
@@ -4643,7 +4521,7 @@
     </w:p>
     <w:p>
       <w:pPr>
-        <w:pStyle w:val="28"/>
+        <w:pStyle w:val="1"/>
         <w:keepNext w:val="0"/>
         <w:keepLines w:val="0"/>
         <w:pageBreakBefore w:val="0"/>
@@ -4677,7 +4555,7 @@
     </w:p>
     <w:p>
       <w:pPr>
-        <w:pStyle w:val="29"/>
+        <w:pStyle w:val="a1"/>
         <w:keepNext w:val="0"/>
         <w:keepLines w:val="0"/>
         <w:pageBreakBefore w:val="0"/>
@@ -4695,7 +4573,7 @@
         <w:bidi w:val="0"/>
         <w:adjustRightInd w:val="0"/>
         <w:snapToGrid w:val="0"/>
-        <w:ind w:left="425" w:leftChars="0" w:hanging="425" w:firstLineChars="0"/>
+        <w:ind w:left="425" w:hanging="425" w:leftChars="0" w:firstLineChars="0"/>
         <w:textAlignment w:val="baseline"/>
         <w:rPr>
           <w:rFonts w:hint="eastAsia"/>
@@ -4712,7 +4590,7 @@
     </w:p>
     <w:p>
       <w:pPr>
-        <w:pStyle w:val="29"/>
+        <w:pStyle w:val="a1"/>
         <w:keepNext w:val="0"/>
         <w:keepLines w:val="0"/>
         <w:pageBreakBefore w:val="0"/>
@@ -4730,7 +4608,7 @@
         <w:bidi w:val="0"/>
         <w:adjustRightInd w:val="0"/>
         <w:snapToGrid w:val="0"/>
-        <w:ind w:left="425" w:leftChars="0" w:hanging="425" w:firstLineChars="0"/>
+        <w:ind w:left="425" w:hanging="425" w:leftChars="0" w:firstLineChars="0"/>
         <w:textAlignment w:val="baseline"/>
         <w:rPr>
           <w:rFonts w:hint="eastAsia"/>
@@ -4747,7 +4625,7 @@
     </w:p>
     <w:p>
       <w:pPr>
-        <w:pStyle w:val="29"/>
+        <w:pStyle w:val="a1"/>
         <w:keepNext w:val="0"/>
         <w:keepLines w:val="0"/>
         <w:pageBreakBefore w:val="0"/>
@@ -4765,7 +4643,7 @@
         <w:bidi w:val="0"/>
         <w:adjustRightInd w:val="0"/>
         <w:snapToGrid w:val="0"/>
-        <w:ind w:left="425" w:leftChars="0" w:hanging="425" w:firstLineChars="0"/>
+        <w:ind w:left="425" w:hanging="425" w:leftChars="0" w:firstLineChars="0"/>
         <w:textAlignment w:val="baseline"/>
         <w:rPr>
           <w:rFonts w:hint="eastAsia"/>
@@ -4782,7 +4660,7 @@
     </w:p>
     <w:p>
       <w:pPr>
-        <w:pStyle w:val="29"/>
+        <w:pStyle w:val="a1"/>
         <w:keepNext w:val="0"/>
         <w:keepLines w:val="0"/>
         <w:pageBreakBefore w:val="0"/>
@@ -4800,7 +4678,7 @@
         <w:bidi w:val="0"/>
         <w:adjustRightInd w:val="0"/>
         <w:snapToGrid w:val="0"/>
-        <w:ind w:left="425" w:leftChars="0" w:hanging="425" w:firstLineChars="0"/>
+        <w:ind w:left="425" w:hanging="425" w:leftChars="0" w:firstLineChars="0"/>
         <w:textAlignment w:val="baseline"/>
         <w:rPr>
           <w:rFonts w:hint="eastAsia"/>
@@ -4817,7 +4695,7 @@
     </w:p>
     <w:p>
       <w:pPr>
-        <w:pStyle w:val="28"/>
+        <w:pStyle w:val="1"/>
         <w:keepNext w:val="0"/>
         <w:keepLines w:val="0"/>
         <w:pageBreakBefore w:val="0"/>
@@ -4849,7 +4727,7 @@
     </w:p>
     <w:p>
       <w:pPr>
-        <w:pStyle w:val="30"/>
+        <w:pStyle w:val="2"/>
         <w:keepNext w:val="0"/>
         <w:keepLines w:val="0"/>
         <w:pageBreakBefore w:val="0"/>
@@ -4881,7 +4759,7 @@
     </w:p>
     <w:p>
       <w:pPr>
-        <w:pStyle w:val="29"/>
+        <w:pStyle w:val="a1"/>
         <w:keepNext w:val="0"/>
         <w:keepLines w:val="0"/>
         <w:pageBreakBefore w:val="0"/>
@@ -4911,7 +4789,7 @@
     </w:p>
     <w:p>
       <w:pPr>
-        <w:pStyle w:val="30"/>
+        <w:pStyle w:val="2"/>
         <w:keepNext w:val="0"/>
         <w:keepLines w:val="0"/>
         <w:pageBreakBefore w:val="0"/>
@@ -4943,7 +4821,7 @@
     </w:p>
     <w:p>
       <w:pPr>
-        <w:pStyle w:val="29"/>
+        <w:pStyle w:val="a1"/>
         <w:keepNext w:val="0"/>
         <w:keepLines w:val="0"/>
         <w:pageBreakBefore w:val="0"/>
@@ -4973,7 +4851,7 @@
     </w:p>
     <w:p>
       <w:pPr>
-        <w:pStyle w:val="30"/>
+        <w:pStyle w:val="2"/>
         <w:keepNext w:val="0"/>
         <w:keepLines w:val="0"/>
         <w:pageBreakBefore w:val="0"/>
@@ -5005,7 +4883,7 @@
     </w:p>
     <w:p>
       <w:pPr>
-        <w:pStyle w:val="29"/>
+        <w:pStyle w:val="a1"/>
         <w:keepNext w:val="0"/>
         <w:keepLines w:val="0"/>
         <w:pageBreakBefore w:val="0"/>
@@ -5035,7 +4913,7 @@
     </w:p>
     <w:p>
       <w:pPr>
-        <w:pStyle w:val="30"/>
+        <w:pStyle w:val="2"/>
         <w:keepNext w:val="0"/>
         <w:keepLines w:val="0"/>
         <w:pageBreakBefore w:val="0"/>
@@ -5067,7 +4945,7 @@
     </w:p>
     <w:p>
       <w:pPr>
-        <w:pStyle w:val="29"/>
+        <w:pStyle w:val="a1"/>
         <w:keepNext w:val="0"/>
         <w:keepLines w:val="0"/>
         <w:pageBreakBefore w:val="0"/>
@@ -5097,7 +4975,7 @@
     </w:p>
     <w:p>
       <w:pPr>
-        <w:pStyle w:val="30"/>
+        <w:pStyle w:val="2"/>
         <w:keepNext w:val="0"/>
         <w:keepLines w:val="0"/>
         <w:pageBreakBefore w:val="0"/>
@@ -5129,7 +5007,7 @@
     </w:p>
     <w:p>
       <w:pPr>
-        <w:pStyle w:val="29"/>
+        <w:pStyle w:val="a1"/>
         <w:keepNext w:val="0"/>
         <w:keepLines w:val="0"/>
         <w:pageBreakBefore w:val="0"/>
@@ -5159,7 +5037,7 @@
     </w:p>
     <w:p>
       <w:pPr>
-        <w:pStyle w:val="28"/>
+        <w:pStyle w:val="1"/>
         <w:keepNext w:val="0"/>
         <w:keepLines w:val="0"/>
         <w:pageBreakBefore w:val="0"/>
@@ -5191,7 +5069,7 @@
     </w:p>
     <w:p>
       <w:pPr>
-        <w:pStyle w:val="30"/>
+        <w:pStyle w:val="2"/>
         <w:keepNext w:val="0"/>
         <w:keepLines w:val="0"/>
         <w:pageBreakBefore w:val="0"/>
@@ -5223,7 +5101,7 @@
     </w:p>
     <w:p>
       <w:pPr>
-        <w:pStyle w:val="31"/>
+        <w:pStyle w:val="3"/>
         <w:keepNext w:val="0"/>
         <w:keepLines w:val="0"/>
         <w:pageBreakBefore w:val="0"/>
@@ -5255,7 +5133,7 @@
     </w:p>
     <w:p>
       <w:pPr>
-        <w:pStyle w:val="29"/>
+        <w:pStyle w:val="a1"/>
         <w:keepNext w:val="0"/>
         <w:keepLines w:val="0"/>
         <w:pageBreakBefore w:val="0"/>
@@ -5282,16 +5160,10 @@
         </w:rPr>
         <w:t>人力部专员负责向录用者发出入职通知，明确报到时间、地点及需携带资料。</w:t>
       </w:r>
-      <w:r>
-        <w:rPr>
-          <w:rFonts w:hint="default"/>
-          <w:lang w:val="en-US" w:eastAsia="zh-CN"/>
-        </w:rPr>
-      </w:r>
-    </w:p>
-    <w:p>
-      <w:pPr>
-        <w:pStyle w:val="31"/>
+    </w:p>
+    <w:p>
+      <w:pPr>
+        <w:pStyle w:val="3"/>
         <w:keepNext w:val="0"/>
         <w:keepLines w:val="0"/>
         <w:pageBreakBefore w:val="0"/>
@@ -5323,7 +5195,7 @@
     </w:p>
     <w:p>
       <w:pPr>
-        <w:pStyle w:val="29"/>
+        <w:pStyle w:val="a1"/>
         <w:keepNext w:val="0"/>
         <w:keepLines w:val="0"/>
         <w:pageBreakBefore w:val="0"/>
@@ -5353,7 +5225,7 @@
     </w:p>
     <w:p>
       <w:pPr>
-        <w:pStyle w:val="29"/>
+        <w:pStyle w:val="a1"/>
         <w:keepNext w:val="0"/>
         <w:keepLines w:val="0"/>
         <w:pageBreakBefore w:val="0"/>
@@ -5371,7 +5243,7 @@
         <w:bidi w:val="0"/>
         <w:adjustRightInd w:val="0"/>
         <w:snapToGrid w:val="0"/>
-        <w:ind w:left="425" w:leftChars="0" w:hanging="425" w:firstLineChars="0"/>
+        <w:ind w:left="425" w:hanging="425" w:leftChars="0" w:firstLineChars="0"/>
         <w:textAlignment w:val="baseline"/>
         <w:rPr>
           <w:rFonts w:hint="default"/>
@@ -5388,7 +5260,7 @@
     </w:p>
     <w:p>
       <w:pPr>
-        <w:pStyle w:val="29"/>
+        <w:pStyle w:val="a1"/>
         <w:keepNext w:val="0"/>
         <w:keepLines w:val="0"/>
         <w:pageBreakBefore w:val="0"/>
@@ -5406,7 +5278,7 @@
         <w:bidi w:val="0"/>
         <w:adjustRightInd w:val="0"/>
         <w:snapToGrid w:val="0"/>
-        <w:ind w:left="425" w:leftChars="0" w:hanging="425" w:firstLineChars="0"/>
+        <w:ind w:left="425" w:hanging="425" w:leftChars="0" w:firstLineChars="0"/>
         <w:textAlignment w:val="baseline"/>
         <w:rPr>
           <w:rFonts w:hint="default"/>
@@ -5423,7 +5295,7 @@
     </w:p>
     <w:p>
       <w:pPr>
-        <w:pStyle w:val="29"/>
+        <w:pStyle w:val="a1"/>
         <w:keepNext w:val="0"/>
         <w:keepLines w:val="0"/>
         <w:pageBreakBefore w:val="0"/>
@@ -5441,7 +5313,7 @@
         <w:bidi w:val="0"/>
         <w:adjustRightInd w:val="0"/>
         <w:snapToGrid w:val="0"/>
-        <w:ind w:left="425" w:leftChars="0" w:hanging="425" w:firstLineChars="0"/>
+        <w:ind w:left="425" w:hanging="425" w:leftChars="0" w:firstLineChars="0"/>
         <w:textAlignment w:val="baseline"/>
         <w:rPr>
           <w:rFonts w:hint="default"/>
@@ -5458,7 +5330,7 @@
     </w:p>
     <w:p>
       <w:pPr>
-        <w:pStyle w:val="29"/>
+        <w:pStyle w:val="a1"/>
         <w:keepNext w:val="0"/>
         <w:keepLines w:val="0"/>
         <w:pageBreakBefore w:val="0"/>
@@ -5476,7 +5348,7 @@
         <w:bidi w:val="0"/>
         <w:adjustRightInd w:val="0"/>
         <w:snapToGrid w:val="0"/>
-        <w:ind w:left="425" w:leftChars="0" w:hanging="425" w:firstLineChars="0"/>
+        <w:ind w:left="425" w:hanging="425" w:leftChars="0" w:firstLineChars="0"/>
         <w:textAlignment w:val="baseline"/>
         <w:rPr>
           <w:rFonts w:hint="default"/>
@@ -5493,7 +5365,7 @@
     </w:p>
     <w:p>
       <w:pPr>
-        <w:pStyle w:val="29"/>
+        <w:pStyle w:val="a1"/>
         <w:keepNext w:val="0"/>
         <w:keepLines w:val="0"/>
         <w:pageBreakBefore w:val="0"/>
@@ -5511,7 +5383,7 @@
         <w:bidi w:val="0"/>
         <w:adjustRightInd w:val="0"/>
         <w:snapToGrid w:val="0"/>
-        <w:ind w:left="425" w:leftChars="0" w:hanging="425" w:firstLineChars="0"/>
+        <w:ind w:left="425" w:hanging="425" w:leftChars="0" w:firstLineChars="0"/>
         <w:textAlignment w:val="baseline"/>
         <w:rPr>
           <w:rFonts w:hint="default"/>
@@ -5528,7 +5400,7 @@
     </w:p>
     <w:p>
       <w:pPr>
-        <w:pStyle w:val="29"/>
+        <w:pStyle w:val="a1"/>
         <w:keepNext w:val="0"/>
         <w:keepLines w:val="0"/>
         <w:pageBreakBefore w:val="0"/>
@@ -5546,7 +5418,7 @@
         <w:bidi w:val="0"/>
         <w:adjustRightInd w:val="0"/>
         <w:snapToGrid w:val="0"/>
-        <w:ind w:left="425" w:leftChars="0" w:hanging="425" w:firstLineChars="0"/>
+        <w:ind w:left="425" w:hanging="425" w:leftChars="0" w:firstLineChars="0"/>
         <w:textAlignment w:val="baseline"/>
         <w:rPr>
           <w:rFonts w:hint="default"/>
@@ -5563,7 +5435,7 @@
     </w:p>
     <w:p>
       <w:pPr>
-        <w:pStyle w:val="31"/>
+        <w:pStyle w:val="3"/>
         <w:keepNext w:val="0"/>
         <w:keepLines w:val="0"/>
         <w:pageBreakBefore w:val="0"/>
@@ -5595,7 +5467,7 @@
     </w:p>
     <w:p>
       <w:pPr>
-        <w:pStyle w:val="29"/>
+        <w:pStyle w:val="a1"/>
         <w:keepNext w:val="0"/>
         <w:keepLines w:val="0"/>
         <w:pageBreakBefore w:val="0"/>
@@ -5622,16 +5494,10 @@
         </w:rPr>
         <w:t>人力部专员为新员工办理指纹录入、开通办公权限、发放办公用品，并填写《新员工入职引导表》，引导其至用人部门报到。</w:t>
       </w:r>
-      <w:r>
-        <w:rPr>
-          <w:rFonts w:hint="default"/>
-          <w:lang w:val="en-US" w:eastAsia="zh-CN"/>
-        </w:rPr>
-      </w:r>
-    </w:p>
-    <w:p>
-      <w:pPr>
-        <w:pStyle w:val="31"/>
+    </w:p>
+    <w:p>
+      <w:pPr>
+        <w:pStyle w:val="3"/>
         <w:keepNext w:val="0"/>
         <w:keepLines w:val="0"/>
         <w:pageBreakBefore w:val="0"/>
@@ -5663,7 +5529,7 @@
     </w:p>
     <w:p>
       <w:pPr>
-        <w:pStyle w:val="29"/>
+        <w:pStyle w:val="a1"/>
         <w:keepNext w:val="0"/>
         <w:keepLines w:val="0"/>
         <w:pageBreakBefore w:val="0"/>
@@ -5693,7 +5559,7 @@
     </w:p>
     <w:p>
       <w:pPr>
-        <w:pStyle w:val="30"/>
+        <w:pStyle w:val="2"/>
         <w:keepNext w:val="0"/>
         <w:keepLines w:val="0"/>
         <w:pageBreakBefore w:val="0"/>
@@ -5725,7 +5591,7 @@
     </w:p>
     <w:p>
       <w:pPr>
-        <w:pStyle w:val="31"/>
+        <w:pStyle w:val="3"/>
         <w:keepNext w:val="0"/>
         <w:keepLines w:val="0"/>
         <w:pageBreakBefore w:val="0"/>
@@ -5757,7 +5623,7 @@
     </w:p>
     <w:p>
       <w:pPr>
-        <w:pStyle w:val="29"/>
+        <w:pStyle w:val="a1"/>
         <w:keepNext w:val="0"/>
         <w:keepLines w:val="0"/>
         <w:pageBreakBefore w:val="0"/>
@@ -5787,7 +5653,7 @@
     </w:p>
     <w:p>
       <w:pPr>
-        <w:pStyle w:val="31"/>
+        <w:pStyle w:val="3"/>
         <w:keepNext w:val="0"/>
         <w:keepLines w:val="0"/>
         <w:pageBreakBefore w:val="0"/>
@@ -5819,7 +5685,7 @@
     </w:p>
     <w:p>
       <w:pPr>
-        <w:pStyle w:val="29"/>
+        <w:pStyle w:val="a1"/>
         <w:keepNext w:val="0"/>
         <w:keepLines w:val="0"/>
         <w:pageBreakBefore w:val="0"/>
@@ -5846,90 +5712,72 @@
         </w:rPr>
         <w:t>用人部门负责对试用期员工进行日常考评。对于不符合岗位要求的，可停止试用。试用期满，由人力部专员与用人部门共同进行转正考核。</w:t>
       </w:r>
+    </w:p>
+    <w:p>
+      <w:pPr>
+        <w:pStyle w:val="3"/>
+        <w:keepNext w:val="0"/>
+        <w:keepLines w:val="0"/>
+        <w:pageBreakBefore w:val="0"/>
+        <w:widowControl w:val="0"/>
+        <w:kinsoku w:val="0"/>
+        <w:wordWrap/>
+        <w:overflowPunct/>
+        <w:topLinePunct w:val="0"/>
+        <w:autoSpaceDE w:val="0"/>
+        <w:autoSpaceDN w:val="0"/>
+        <w:bidi w:val="0"/>
+        <w:adjustRightInd w:val="0"/>
+        <w:snapToGrid w:val="0"/>
+        <w:textAlignment w:val="baseline"/>
+        <w:rPr>
+          <w:rFonts w:hint="default"/>
+          <w:lang w:val="en-US" w:eastAsia="zh-CN"/>
+        </w:rPr>
+      </w:pPr>
+      <w:bookmarkStart w:id="28" w:name="_Toc31689"/>
+      <w:r>
+        <w:rPr>
+          <w:rFonts w:hint="default"/>
+          <w:lang w:val="en-US" w:eastAsia="zh-CN"/>
+        </w:rPr>
+        <w:t>转正流程</w:t>
+      </w:r>
+      <w:bookmarkEnd w:id="28"/>
+    </w:p>
+    <w:p>
+      <w:pPr>
+        <w:pStyle w:val="a1"/>
+        <w:keepNext w:val="0"/>
+        <w:keepLines w:val="0"/>
+        <w:pageBreakBefore w:val="0"/>
+        <w:widowControl w:val="0"/>
+        <w:kinsoku w:val="0"/>
+        <w:wordWrap/>
+        <w:overflowPunct/>
+        <w:topLinePunct w:val="0"/>
+        <w:autoSpaceDE w:val="0"/>
+        <w:autoSpaceDN w:val="0"/>
+        <w:bidi w:val="0"/>
+        <w:adjustRightInd w:val="0"/>
+        <w:snapToGrid w:val="0"/>
+        <w:textAlignment w:val="baseline"/>
+        <w:rPr>
+          <w:rFonts w:hint="default"/>
+          <w:lang w:val="en-US" w:eastAsia="zh-CN"/>
+        </w:rPr>
+      </w:pPr>
       <w:r>
         <w:rPr>
           <w:rFonts w:hint="eastAsia"/>
           <w:lang w:val="en-US" w:eastAsia="zh-CN"/>
         </w:rPr>
-      </w:r>
-      <w:r>
-        <w:rPr>
-          <w:rFonts w:hint="default"/>
-          <w:lang w:val="en-US" w:eastAsia="zh-CN"/>
-        </w:rPr>
-      </w:r>
-    </w:p>
-    <w:p>
-      <w:pPr>
-        <w:pStyle w:val="31"/>
-        <w:keepNext w:val="0"/>
-        <w:keepLines w:val="0"/>
-        <w:pageBreakBefore w:val="0"/>
-        <w:widowControl w:val="0"/>
-        <w:kinsoku w:val="0"/>
-        <w:wordWrap/>
-        <w:overflowPunct/>
-        <w:topLinePunct w:val="0"/>
-        <w:autoSpaceDE w:val="0"/>
-        <w:autoSpaceDN w:val="0"/>
-        <w:bidi w:val="0"/>
-        <w:adjustRightInd w:val="0"/>
-        <w:snapToGrid w:val="0"/>
-        <w:textAlignment w:val="baseline"/>
-        <w:rPr>
-          <w:rFonts w:hint="default"/>
-          <w:lang w:val="en-US" w:eastAsia="zh-CN"/>
-        </w:rPr>
-      </w:pPr>
-      <w:bookmarkStart w:id="28" w:name="_Toc31689"/>
-      <w:r>
-        <w:rPr>
-          <w:rFonts w:hint="default"/>
-          <w:lang w:val="en-US" w:eastAsia="zh-CN"/>
-        </w:rPr>
-        <w:t>转正流程</w:t>
-      </w:r>
-      <w:bookmarkEnd w:id="28"/>
-    </w:p>
-    <w:p>
-      <w:pPr>
-        <w:pStyle w:val="29"/>
-        <w:keepNext w:val="0"/>
-        <w:keepLines w:val="0"/>
-        <w:pageBreakBefore w:val="0"/>
-        <w:widowControl w:val="0"/>
-        <w:kinsoku w:val="0"/>
-        <w:wordWrap/>
-        <w:overflowPunct/>
-        <w:topLinePunct w:val="0"/>
-        <w:autoSpaceDE w:val="0"/>
-        <w:autoSpaceDN w:val="0"/>
-        <w:bidi w:val="0"/>
-        <w:adjustRightInd w:val="0"/>
-        <w:snapToGrid w:val="0"/>
-        <w:textAlignment w:val="baseline"/>
-        <w:rPr>
-          <w:rFonts w:hint="default"/>
-          <w:lang w:val="en-US" w:eastAsia="zh-CN"/>
-        </w:rPr>
-      </w:pPr>
-      <w:r>
-        <w:rPr>
-          <w:rFonts w:hint="eastAsia"/>
-          <w:lang w:val="en-US" w:eastAsia="zh-CN"/>
-        </w:rPr>
         <w:t>人力部专员每月10日前通知相关部门启动转正流程。待转正员工须在钉钉系统提交转正申请，经审批通过后，于转正之日享受转正薪资。考核不合格者可延长试用期。</w:t>
       </w:r>
-      <w:r>
-        <w:rPr>
-          <w:rFonts w:hint="default"/>
-          <w:lang w:val="en-US" w:eastAsia="zh-CN"/>
-        </w:rPr>
-      </w:r>
-    </w:p>
-    <w:p>
-      <w:pPr>
-        <w:pStyle w:val="30"/>
+    </w:p>
+    <w:p>
+      <w:pPr>
+        <w:pStyle w:val="2"/>
         <w:keepNext w:val="0"/>
         <w:keepLines w:val="0"/>
         <w:pageBreakBefore w:val="0"/>
@@ -5961,7 +5809,7 @@
     </w:p>
     <w:p>
       <w:pPr>
-        <w:pStyle w:val="31"/>
+        <w:pStyle w:val="3"/>
         <w:bidi w:val="0"/>
         <w:rPr>
           <w:rFonts w:hint="default"/>
@@ -5980,7 +5828,7 @@
     </w:p>
     <w:p>
       <w:pPr>
-        <w:pStyle w:val="29"/>
+        <w:pStyle w:val="a1"/>
         <w:keepNext w:val="0"/>
         <w:keepLines w:val="0"/>
         <w:pageBreakBefore w:val="0"/>
@@ -5998,7 +5846,7 @@
         <w:bidi w:val="0"/>
         <w:adjustRightInd w:val="0"/>
         <w:snapToGrid w:val="0"/>
-        <w:ind w:left="425" w:leftChars="0" w:hanging="425" w:firstLineChars="0"/>
+        <w:ind w:left="425" w:hanging="425" w:leftChars="0" w:firstLineChars="0"/>
         <w:textAlignment w:val="baseline"/>
         <w:rPr>
           <w:rFonts w:hint="default"/>
@@ -6015,7 +5863,7 @@
     </w:p>
     <w:p>
       <w:pPr>
-        <w:pStyle w:val="29"/>
+        <w:pStyle w:val="a1"/>
         <w:keepNext w:val="0"/>
         <w:keepLines w:val="0"/>
         <w:pageBreakBefore w:val="0"/>
@@ -6033,7 +5881,7 @@
         <w:bidi w:val="0"/>
         <w:adjustRightInd w:val="0"/>
         <w:snapToGrid w:val="0"/>
-        <w:ind w:left="425" w:leftChars="0" w:hanging="425" w:firstLineChars="0"/>
+        <w:ind w:left="425" w:hanging="425" w:leftChars="0" w:firstLineChars="0"/>
         <w:textAlignment w:val="baseline"/>
         <w:rPr>
           <w:rFonts w:hint="default"/>
@@ -6050,7 +5898,7 @@
     </w:p>
     <w:p>
       <w:pPr>
-        <w:pStyle w:val="31"/>
+        <w:pStyle w:val="3"/>
         <w:bidi w:val="0"/>
         <w:rPr>
           <w:rFonts w:hint="default"/>
@@ -6069,7 +5917,7 @@
     </w:p>
     <w:p>
       <w:pPr>
-        <w:pStyle w:val="29"/>
+        <w:pStyle w:val="a1"/>
         <w:keepNext w:val="0"/>
         <w:keepLines w:val="0"/>
         <w:pageBreakBefore w:val="0"/>
@@ -6087,7 +5935,7 @@
         <w:bidi w:val="0"/>
         <w:adjustRightInd w:val="0"/>
         <w:snapToGrid w:val="0"/>
-        <w:ind w:left="425" w:leftChars="0" w:hanging="425" w:firstLineChars="0"/>
+        <w:ind w:left="425" w:hanging="425" w:leftChars="0" w:firstLineChars="0"/>
         <w:textAlignment w:val="baseline"/>
         <w:rPr>
           <w:rFonts w:hint="default"/>
@@ -6104,7 +5952,7 @@
     </w:p>
     <w:p>
       <w:pPr>
-        <w:pStyle w:val="29"/>
+        <w:pStyle w:val="a1"/>
         <w:keepNext w:val="0"/>
         <w:keepLines w:val="0"/>
         <w:pageBreakBefore w:val="0"/>
@@ -6134,7 +5982,7 @@
     </w:p>
     <w:p>
       <w:pPr>
-        <w:pStyle w:val="29"/>
+        <w:pStyle w:val="a1"/>
         <w:keepNext w:val="0"/>
         <w:keepLines w:val="0"/>
         <w:pageBreakBefore w:val="0"/>
@@ -6161,22 +6009,10 @@
         </w:rPr>
         <w:t>审批通过后，员工在最后工作日到人力部领取《离职交接单》。</w:t>
       </w:r>
-      <w:r>
-        <w:rPr>
-          <w:rFonts w:hint="eastAsia"/>
-          <w:lang w:val="en-US" w:eastAsia="zh-CN"/>
-        </w:rPr>
-      </w:r>
-      <w:r>
-        <w:rPr>
-          <w:rFonts w:hint="default"/>
-          <w:lang w:val="en-US" w:eastAsia="zh-CN"/>
-        </w:rPr>
-      </w:r>
-    </w:p>
-    <w:p>
-      <w:pPr>
-        <w:pStyle w:val="29"/>
+    </w:p>
+    <w:p>
+      <w:pPr>
+        <w:pStyle w:val="a1"/>
         <w:keepNext w:val="0"/>
         <w:keepLines w:val="0"/>
         <w:pageBreakBefore w:val="0"/>
@@ -6206,7 +6042,7 @@
     </w:p>
     <w:p>
       <w:pPr>
-        <w:pStyle w:val="29"/>
+        <w:pStyle w:val="a1"/>
         <w:keepNext w:val="0"/>
         <w:keepLines w:val="0"/>
         <w:pageBreakBefore w:val="0"/>
@@ -6233,34 +6069,10 @@
         </w:rPr>
         <w:t>交接完成后，员工将《离职交接单》交回人力部，签订《解除劳动关系协议》，人力部据此开具《离职证明》。</w:t>
       </w:r>
-      <w:r>
-        <w:rPr>
-          <w:rFonts w:hint="eastAsia"/>
-          <w:lang w:val="en-US" w:eastAsia="zh-CN"/>
-        </w:rPr>
-      </w:r>
-      <w:r>
-        <w:rPr>
-          <w:rFonts w:hint="default"/>
-          <w:lang w:val="en-US" w:eastAsia="zh-CN"/>
-        </w:rPr>
-      </w:r>
-      <w:r>
-        <w:rPr>
-          <w:rFonts w:hint="eastAsia"/>
-          <w:lang w:val="en-US" w:eastAsia="zh-CN"/>
-        </w:rPr>
-      </w:r>
-      <w:r>
-        <w:rPr>
-          <w:rFonts w:hint="default"/>
-          <w:lang w:val="en-US" w:eastAsia="zh-CN"/>
-        </w:rPr>
-      </w:r>
-    </w:p>
-    <w:p>
-      <w:pPr>
-        <w:pStyle w:val="29"/>
+    </w:p>
+    <w:p>
+      <w:pPr>
+        <w:pStyle w:val="a1"/>
         <w:keepNext w:val="0"/>
         <w:keepLines w:val="0"/>
         <w:pageBreakBefore w:val="0"/>
@@ -6278,7 +6090,7 @@
         <w:bidi w:val="0"/>
         <w:adjustRightInd w:val="0"/>
         <w:snapToGrid w:val="0"/>
-        <w:ind w:left="425" w:leftChars="0" w:hanging="425" w:firstLineChars="0"/>
+        <w:ind w:left="425" w:hanging="425" w:leftChars="0" w:firstLineChars="0"/>
         <w:textAlignment w:val="baseline"/>
         <w:rPr>
           <w:rFonts w:hint="default"/>
@@ -6295,7 +6107,7 @@
     </w:p>
     <w:p>
       <w:pPr>
-        <w:pStyle w:val="29"/>
+        <w:pStyle w:val="a1"/>
         <w:keepNext w:val="0"/>
         <w:keepLines w:val="0"/>
         <w:pageBreakBefore w:val="0"/>
@@ -6322,72 +6134,42 @@
         </w:rPr>
         <w:t>部门负责人向人力部专员提出辞退建议，经分管领导及总经理审批。</w:t>
       </w:r>
+      <w:bookmarkStart w:id="32" w:name="_GoBack"/>
+      <w:bookmarkEnd w:id="32"/>
+    </w:p>
+    <w:p>
+      <w:pPr>
+        <w:pStyle w:val="a1"/>
+        <w:keepNext w:val="0"/>
+        <w:keepLines w:val="0"/>
+        <w:pageBreakBefore w:val="0"/>
+        <w:widowControl w:val="0"/>
+        <w:kinsoku w:val="0"/>
+        <w:wordWrap/>
+        <w:overflowPunct/>
+        <w:topLinePunct w:val="0"/>
+        <w:autoSpaceDE w:val="0"/>
+        <w:autoSpaceDN w:val="0"/>
+        <w:bidi w:val="0"/>
+        <w:adjustRightInd w:val="0"/>
+        <w:snapToGrid w:val="0"/>
+        <w:textAlignment w:val="baseline"/>
+        <w:rPr>
+          <w:rFonts w:hint="default"/>
+          <w:lang w:val="en-US" w:eastAsia="zh-CN"/>
+        </w:rPr>
+      </w:pPr>
       <w:r>
         <w:rPr>
           <w:rFonts w:hint="eastAsia"/>
           <w:lang w:val="en-US" w:eastAsia="zh-CN"/>
         </w:rPr>
-      </w:r>
-      <w:r>
-        <w:rPr>
-          <w:rFonts w:hint="default"/>
-          <w:lang w:val="en-US" w:eastAsia="zh-CN"/>
-        </w:rPr>
-      </w:r>
-      <w:r>
-        <w:rPr>
-          <w:rFonts w:hint="eastAsia"/>
-          <w:lang w:val="en-US" w:eastAsia="zh-CN"/>
-        </w:rPr>
-      </w:r>
-      <w:bookmarkStart w:id="35" w:name="_GoBack"/>
-      <w:bookmarkEnd w:id="35"/>
-      <w:r>
-        <w:rPr>
-          <w:rFonts w:hint="default"/>
-          <w:lang w:val="en-US" w:eastAsia="zh-CN"/>
-        </w:rPr>
-      </w:r>
-    </w:p>
-    <w:p>
-      <w:pPr>
-        <w:pStyle w:val="29"/>
-        <w:keepNext w:val="0"/>
-        <w:keepLines w:val="0"/>
-        <w:pageBreakBefore w:val="0"/>
-        <w:widowControl w:val="0"/>
-        <w:kinsoku w:val="0"/>
-        <w:wordWrap/>
-        <w:overflowPunct/>
-        <w:topLinePunct w:val="0"/>
-        <w:autoSpaceDE w:val="0"/>
-        <w:autoSpaceDN w:val="0"/>
-        <w:bidi w:val="0"/>
-        <w:adjustRightInd w:val="0"/>
-        <w:snapToGrid w:val="0"/>
-        <w:textAlignment w:val="baseline"/>
-        <w:rPr>
-          <w:rFonts w:hint="default"/>
-          <w:lang w:val="en-US" w:eastAsia="zh-CN"/>
-        </w:rPr>
-      </w:pPr>
-      <w:r>
-        <w:rPr>
-          <w:rFonts w:hint="eastAsia"/>
-          <w:lang w:val="en-US" w:eastAsia="zh-CN"/>
-        </w:rPr>
         <w:t>人力部专员依据最终审批意见，向被辞退员工发出通知，并指导其办理离职交接手续。</w:t>
       </w:r>
-      <w:r>
-        <w:rPr>
-          <w:rFonts w:hint="default"/>
-          <w:lang w:val="en-US" w:eastAsia="zh-CN"/>
-        </w:rPr>
-      </w:r>
-    </w:p>
-    <w:p>
-      <w:pPr>
-        <w:pStyle w:val="29"/>
+    </w:p>
+    <w:p>
+      <w:pPr>
+        <w:pStyle w:val="a1"/>
         <w:keepNext w:val="0"/>
         <w:keepLines w:val="0"/>
         <w:pageBreakBefore w:val="0"/>
@@ -6405,7 +6187,7 @@
         <w:bidi w:val="0"/>
         <w:adjustRightInd w:val="0"/>
         <w:snapToGrid w:val="0"/>
-        <w:ind w:left="425" w:leftChars="0" w:hanging="425" w:firstLineChars="0"/>
+        <w:ind w:left="425" w:hanging="425" w:leftChars="0" w:firstLineChars="0"/>
         <w:textAlignment w:val="baseline"/>
         <w:rPr>
           <w:rFonts w:hint="default"/>
@@ -6422,7 +6204,7 @@
     </w:p>
     <w:p>
       <w:pPr>
-        <w:pStyle w:val="29"/>
+        <w:pStyle w:val="a1"/>
         <w:keepNext w:val="0"/>
         <w:keepLines w:val="0"/>
         <w:pageBreakBefore w:val="0"/>
@@ -6449,65 +6231,47 @@
         </w:rPr>
         <w:t>部门负责人应在员工符合自动离职条件起2日内，书面通知人力部。</w:t>
       </w:r>
+    </w:p>
+    <w:p>
+      <w:pPr>
+        <w:pStyle w:val="a1"/>
+        <w:keepNext w:val="0"/>
+        <w:keepLines w:val="0"/>
+        <w:pageBreakBefore w:val="0"/>
+        <w:widowControl w:val="0"/>
+        <w:kinsoku w:val="0"/>
+        <w:wordWrap/>
+        <w:overflowPunct/>
+        <w:topLinePunct w:val="0"/>
+        <w:autoSpaceDE w:val="0"/>
+        <w:autoSpaceDN w:val="0"/>
+        <w:bidi w:val="0"/>
+        <w:adjustRightInd w:val="0"/>
+        <w:snapToGrid w:val="0"/>
+        <w:textAlignment w:val="baseline"/>
+        <w:rPr>
+          <w:rFonts w:hint="default"/>
+          <w:lang w:val="en-US" w:eastAsia="zh-CN"/>
+        </w:rPr>
+      </w:pPr>
       <w:r>
         <w:rPr>
           <w:rFonts w:hint="eastAsia"/>
           <w:lang w:val="en-US" w:eastAsia="zh-CN"/>
         </w:rPr>
-      </w:r>
-      <w:r>
-        <w:rPr>
-          <w:rFonts w:hint="default"/>
-          <w:lang w:val="en-US" w:eastAsia="zh-CN"/>
-        </w:rPr>
-      </w:r>
-    </w:p>
-    <w:p>
-      <w:pPr>
-        <w:pStyle w:val="29"/>
-        <w:keepNext w:val="0"/>
-        <w:keepLines w:val="0"/>
-        <w:pageBreakBefore w:val="0"/>
-        <w:widowControl w:val="0"/>
-        <w:kinsoku w:val="0"/>
-        <w:wordWrap/>
-        <w:overflowPunct/>
-        <w:topLinePunct w:val="0"/>
-        <w:autoSpaceDE w:val="0"/>
-        <w:autoSpaceDN w:val="0"/>
-        <w:bidi w:val="0"/>
-        <w:adjustRightInd w:val="0"/>
-        <w:snapToGrid w:val="0"/>
-        <w:textAlignment w:val="baseline"/>
-        <w:rPr>
-          <w:rFonts w:hint="default"/>
-          <w:lang w:val="en-US" w:eastAsia="zh-CN"/>
-        </w:rPr>
-      </w:pPr>
-      <w:r>
-        <w:rPr>
-          <w:rFonts w:hint="eastAsia"/>
-          <w:lang w:val="en-US" w:eastAsia="zh-CN"/>
-        </w:rPr>
         <w:t>人力部核实确认后，按自动离职流程办理，并备案。</w:t>
       </w:r>
-      <w:r>
-        <w:rPr>
-          <w:rFonts w:hint="default"/>
-          <w:lang w:val="en-US" w:eastAsia="zh-CN"/>
-        </w:rPr>
-      </w:r>
-    </w:p>
-    <w:p>
-      <w:pPr>
-        <w:pStyle w:val="28"/>
-        <w:bidi w:val="0"/>
-        <w:rPr>
-          <w:rFonts w:hint="default"/>
-          <w:lang w:val="en-US" w:eastAsia="zh-CN"/>
-        </w:rPr>
-      </w:pPr>
-      <w:bookmarkStart w:id="32" w:name="_Toc6115"/>
+    </w:p>
+    <w:p>
+      <w:pPr>
+        <w:pStyle w:val="1"/>
+        <w:bidi w:val="0"/>
+        <w:rPr>
+          <w:rFonts w:hint="default"/>
+          <w:lang w:val="en-US" w:eastAsia="zh-CN"/>
+        </w:rPr>
+      </w:pPr>
+      <w:bookmarkStart w:id="33" w:name="_Toc6115"/>
       <w:r>
         <w:rPr>
           <w:rFonts w:hint="default"/>
@@ -6515,11 +6279,11 @@
         </w:rPr>
         <w:t>附则</w:t>
       </w:r>
-      <w:bookmarkEnd w:id="32"/>
-    </w:p>
-    <w:p>
-      <w:pPr>
-        <w:pStyle w:val="29"/>
+      <w:bookmarkEnd w:id="33"/>
+    </w:p>
+    <w:p>
+      <w:pPr>
+        <w:pStyle w:val="a1"/>
         <w:keepNext w:val="0"/>
         <w:keepLines w:val="0"/>
         <w:pageBreakBefore w:val="0"/>
@@ -6546,22 +6310,10 @@
         </w:rPr>
         <w:t>本制度由公司人力部负责解释。</w:t>
       </w:r>
-      <w:r>
-        <w:rPr>
-          <w:rFonts w:hint="eastAsia"/>
-          <w:lang w:val="en-US" w:eastAsia="zh-CN"/>
-        </w:rPr>
-      </w:r>
-      <w:r>
-        <w:rPr>
-          <w:rFonts w:hint="default"/>
-          <w:lang w:val="en-US" w:eastAsia="zh-CN"/>
-        </w:rPr>
-      </w:r>
-    </w:p>
-    <w:p>
-      <w:pPr>
-        <w:pStyle w:val="29"/>
+    </w:p>
+    <w:p>
+      <w:pPr>
+        <w:pStyle w:val="a1"/>
         <w:keepNext w:val="0"/>
         <w:keepLines w:val="0"/>
         <w:pageBreakBefore w:val="0"/>
@@ -6591,14 +6343,14 @@
     </w:p>
     <w:p>
       <w:pPr>
-        <w:pStyle w:val="28"/>
-        <w:bidi w:val="0"/>
-        <w:rPr>
-          <w:rFonts w:hint="default"/>
-          <w:lang w:val="en-US" w:eastAsia="zh-CN"/>
-        </w:rPr>
-      </w:pPr>
-      <w:bookmarkStart w:id="33" w:name="_Toc24537"/>
+        <w:pStyle w:val="1"/>
+        <w:bidi w:val="0"/>
+        <w:rPr>
+          <w:rFonts w:hint="default"/>
+          <w:lang w:val="en-US" w:eastAsia="zh-CN"/>
+        </w:rPr>
+      </w:pPr>
+      <w:bookmarkStart w:id="34" w:name="_Toc24537"/>
       <w:r>
         <w:rPr>
           <w:rFonts w:hint="default"/>
@@ -6606,11 +6358,11 @@
         </w:rPr>
         <w:t>附件</w:t>
       </w:r>
-      <w:bookmarkEnd w:id="33"/>
-    </w:p>
-    <w:p>
-      <w:pPr>
-        <w:pStyle w:val="29"/>
+      <w:bookmarkEnd w:id="34"/>
+    </w:p>
+    <w:p>
+      <w:pPr>
+        <w:pStyle w:val="a1"/>
         <w:keepNext w:val="0"/>
         <w:keepLines w:val="0"/>
         <w:pageBreakBefore w:val="0"/>
@@ -6628,7 +6380,7 @@
         <w:bidi w:val="0"/>
         <w:adjustRightInd w:val="0"/>
         <w:snapToGrid w:val="0"/>
-        <w:ind w:left="425" w:leftChars="0" w:hanging="425" w:firstLineChars="0"/>
+        <w:ind w:left="425" w:hanging="425" w:leftChars="0" w:firstLineChars="0"/>
         <w:textAlignment w:val="baseline"/>
         <w:rPr>
           <w:rFonts w:hint="default"/>
@@ -6645,7 +6397,7 @@
     </w:p>
     <w:p>
       <w:pPr>
-        <w:pStyle w:val="29"/>
+        <w:pStyle w:val="a1"/>
         <w:keepNext w:val="0"/>
         <w:keepLines w:val="0"/>
         <w:pageBreakBefore w:val="0"/>
@@ -6663,7 +6415,7 @@
         <w:bidi w:val="0"/>
         <w:adjustRightInd w:val="0"/>
         <w:snapToGrid w:val="0"/>
-        <w:ind w:left="425" w:leftChars="0" w:hanging="425" w:firstLineChars="0"/>
+        <w:ind w:left="425" w:hanging="425" w:leftChars="0" w:firstLineChars="0"/>
         <w:textAlignment w:val="baseline"/>
         <w:rPr>
           <w:rFonts w:hint="default"/>
@@ -6680,7 +6432,7 @@
     </w:p>
     <w:p>
       <w:pPr>
-        <w:pStyle w:val="29"/>
+        <w:pStyle w:val="a1"/>
         <w:keepNext w:val="0"/>
         <w:keepLines w:val="0"/>
         <w:pageBreakBefore w:val="0"/>
@@ -6698,7 +6450,7 @@
         <w:bidi w:val="0"/>
         <w:adjustRightInd w:val="0"/>
         <w:snapToGrid w:val="0"/>
-        <w:ind w:left="425" w:leftChars="0" w:hanging="425" w:firstLineChars="0"/>
+        <w:ind w:left="425" w:hanging="425" w:leftChars="0" w:firstLineChars="0"/>
         <w:textAlignment w:val="baseline"/>
         <w:rPr>
           <w:rFonts w:hint="default"/>
@@ -6715,7 +6467,7 @@
     </w:p>
     <w:p>
       <w:pPr>
-        <w:pStyle w:val="29"/>
+        <w:pStyle w:val="a1"/>
         <w:keepNext w:val="0"/>
         <w:keepLines w:val="0"/>
         <w:pageBreakBefore w:val="0"/>
@@ -6733,7 +6485,7 @@
         <w:bidi w:val="0"/>
         <w:adjustRightInd w:val="0"/>
         <w:snapToGrid w:val="0"/>
-        <w:ind w:left="425" w:leftChars="0" w:hanging="425" w:firstLineChars="0"/>
+        <w:ind w:left="425" w:hanging="425" w:leftChars="0" w:firstLineChars="0"/>
         <w:textAlignment w:val="baseline"/>
         <w:rPr>
           <w:rFonts w:hint="default"/>
@@ -6750,7 +6502,7 @@
     </w:p>
     <w:p>
       <w:pPr>
-        <w:pStyle w:val="29"/>
+        <w:pStyle w:val="a1"/>
         <w:keepNext w:val="0"/>
         <w:keepLines w:val="0"/>
         <w:pageBreakBefore w:val="0"/>
@@ -6768,7 +6520,7 @@
         <w:bidi w:val="0"/>
         <w:adjustRightInd w:val="0"/>
         <w:snapToGrid w:val="0"/>
-        <w:ind w:left="425" w:leftChars="0" w:hanging="425" w:firstLineChars="0"/>
+        <w:ind w:left="425" w:hanging="425" w:leftChars="0" w:firstLineChars="0"/>
         <w:textAlignment w:val="baseline"/>
         <w:rPr>
           <w:rFonts w:hint="default"/>
@@ -6785,14 +6537,14 @@
     </w:p>
     <w:p>
       <w:pPr>
-        <w:pStyle w:val="28"/>
-        <w:bidi w:val="0"/>
-        <w:rPr>
-          <w:rFonts w:hint="default"/>
-          <w:lang w:val="en-US" w:eastAsia="zh-CN"/>
-        </w:rPr>
-      </w:pPr>
-      <w:bookmarkStart w:id="34" w:name="_Toc19609"/>
+        <w:pStyle w:val="1"/>
+        <w:bidi w:val="0"/>
+        <w:rPr>
+          <w:rFonts w:hint="default"/>
+          <w:lang w:val="en-US" w:eastAsia="zh-CN"/>
+        </w:rPr>
+      </w:pPr>
+      <w:bookmarkStart w:id="35" w:name="_Toc19609"/>
       <w:r>
         <w:rPr>
           <w:rFonts w:hint="default"/>
@@ -6800,17 +6552,17 @@
         </w:rPr>
         <w:t>记录</w:t>
       </w:r>
-      <w:bookmarkEnd w:id="34"/>
-    </w:p>
-    <w:p>
-      <w:pPr>
-        <w:pStyle w:val="29"/>
+      <w:bookmarkEnd w:id="35"/>
+    </w:p>
+    <w:p>
+      <w:pPr>
+        <w:pStyle w:val="a1"/>
         <w:numPr>
           <w:ilvl w:val="0"/>
           <w:numId w:val="10"/>
         </w:numPr>
         <w:bidi w:val="0"/>
-        <w:ind w:left="425" w:leftChars="0" w:hanging="425" w:firstLineChars="0"/>
+        <w:ind w:left="425" w:hanging="425" w:leftChars="0" w:firstLineChars="0"/>
       </w:pPr>
       <w:r>
         <w:t>《员工人事档案》及清单</w:t>
@@ -6818,13 +6570,13 @@
     </w:p>
     <w:p>
       <w:pPr>
-        <w:pStyle w:val="29"/>
+        <w:pStyle w:val="a1"/>
         <w:numPr>
           <w:ilvl w:val="0"/>
           <w:numId w:val="10"/>
         </w:numPr>
         <w:bidi w:val="0"/>
-        <w:ind w:left="425" w:leftChars="0" w:hanging="425" w:firstLineChars="0"/>
+        <w:ind w:left="425" w:hanging="425" w:leftChars="0" w:firstLineChars="0"/>
       </w:pPr>
       <w:r>
         <w:t>《员工转正申请表》</w:t>
@@ -6832,13 +6584,13 @@
     </w:p>
     <w:p>
       <w:pPr>
-        <w:pStyle w:val="29"/>
+        <w:pStyle w:val="a1"/>
         <w:numPr>
           <w:ilvl w:val="0"/>
           <w:numId w:val="10"/>
         </w:numPr>
         <w:bidi w:val="0"/>
-        <w:ind w:left="425" w:leftChars="0" w:hanging="425" w:firstLineChars="0"/>
+        <w:ind w:left="425" w:hanging="425" w:leftChars="0" w:firstLineChars="0"/>
       </w:pPr>
       <w:r>
         <w:t>《离职交接单》</w:t>
@@ -6846,13 +6598,13 @@
     </w:p>
     <w:p>
       <w:pPr>
-        <w:pStyle w:val="29"/>
+        <w:pStyle w:val="a1"/>
         <w:numPr>
           <w:ilvl w:val="0"/>
           <w:numId w:val="10"/>
         </w:numPr>
         <w:bidi w:val="0"/>
-        <w:ind w:left="425" w:leftChars="0" w:hanging="425" w:firstLineChars="0"/>
+        <w:ind w:left="425" w:hanging="425" w:leftChars="0" w:firstLineChars="0"/>
         <w:rPr>
           <w:rFonts w:hint="default"/>
           <w:lang w:val="en-US" w:eastAsia="zh-CN"/>
@@ -6864,7 +6616,7 @@
     </w:p>
     <w:p>
       <w:pPr>
-        <w:pStyle w:val="29"/>
+        <w:pStyle w:val="a1"/>
         <w:keepNext w:val="0"/>
         <w:keepLines w:val="0"/>
         <w:pageBreakBefore w:val="0"/>
@@ -6886,108 +6638,52 @@
       </w:pPr>
     </w:p>
     <w:sectPr>
-      <w:headerReference r:id="rId5" w:type="default"/>
-      <w:footerReference w:type="default" r:id="rId11"/>
-      <w:headerReference w:type="first" r:id="rId12"/>
-      <w:footerReference w:type="first" r:id="rId13"/>
-      <w:headerReference w:type="even" r:id="rId14"/>
-      <w:footerReference w:type="even" r:id="rId15"/>
+      <w:headerReference w:type="even" r:id="rId6"/>
+      <w:headerReference w:type="default" r:id="rId7"/>
+      <w:footerReference w:type="even" r:id="rId8"/>
+      <w:footerReference w:type="default" r:id="rId9"/>
+      <w:headerReference w:type="first" r:id="rId10"/>
+      <w:footerReference w:type="first" r:id="rId11"/>
       <w:pgSz w:w="11906" w:h="16838"/>
       <w:pgMar w:top="1417" w:right="1800" w:bottom="1440" w:left="1800" w:header="1140" w:footer="992" w:gutter="0"/>
-      <w:cols w:space="425" w:num="1"/>
+      <w:cols w:num="1" w:space="425"/>
       <w:docGrid w:type="lines" w:linePitch="312" w:charSpace="0"/>
     </w:sectPr>
   </w:body>
 </w:document>
 </file>
 
-<file path=word/endnotes.xml><?xml version="1.0" encoding="utf-8"?>
-<w:endnotes xmlns:wpc="http://schemas.microsoft.com/office/word/2010/wordprocessingCanvas" xmlns:mc="http://schemas.openxmlformats.org/markup-compatibility/2006" xmlns:o="urn:schemas-microsoft-com:office:office" xmlns:r="http://schemas.openxmlformats.org/officeDocument/2006/relationships" xmlns:m="http://schemas.openxmlformats.org/officeDocument/2006/math" xmlns:v="urn:schemas-microsoft-com:vml" xmlns:wp14="http://schemas.microsoft.com/office/word/2010/wordprocessingDrawing" xmlns:wp="http://schemas.openxmlformats.org/drawingml/2006/wordprocessingDrawing" xmlns:w="http://schemas.openxmlformats.org/wordprocessingml/2006/main" xmlns:w14="http://schemas.microsoft.com/office/word/2010/wordml" xmlns:w15="http://schemas.microsoft.com/office/word/2012/wordml" xmlns:w10="urn:schemas-microsoft-com:office:word" xmlns:wpg="http://schemas.microsoft.com/office/word/2010/wordprocessingGroup" xmlns:wpi="http://schemas.microsoft.com/office/word/2010/wordprocessingInk" xmlns:wne="http://schemas.microsoft.com/office/word/2006/wordml" xmlns:wps="http://schemas.microsoft.com/office/word/2010/wordprocessingShape" xmlns:wpsCustomData="http://www.wps.cn/officeDocument/2013/wpsCustomData" mc:Ignorable="w14 w15 wp14">
-  <w:endnote w:type="separator" w:id="0">
-    <w:p>
-      <w:pPr>
-        <w:spacing w:line="240" w:lineRule="auto"/>
-      </w:pPr>
-      <w:r>
-        <w:separator/>
-      </w:r>
-    </w:p>
-  </w:endnote>
-  <w:endnote w:type="continuationSeparator" w:id="1">
-    <w:p>
-      <w:pPr>
-        <w:spacing w:line="240" w:lineRule="auto"/>
-      </w:pPr>
-      <w:r>
-        <w:continuationSeparator/>
-      </w:r>
-    </w:p>
-  </w:endnote>
-</w:endnotes>
-</file>
-
 <file path=word/footer1.xml><?xml version="1.0" encoding="utf-8"?>
-<w:ftr xmlns:m="http://schemas.openxmlformats.org/officeDocument/2006/math" xmlns:mc="http://schemas.openxmlformats.org/markup-compatibility/2006" xmlns:mo="http://schemas.microsoft.com/office/mac/office/2008/main" xmlns:mv="urn:schemas-microsoft-com:mac:vml" xmlns:o="urn:schemas-microsoft-com:office:office" xmlns:r="http://schemas.openxmlformats.org/officeDocument/2006/relationships" xmlns:v="urn:schemas-microsoft-com:vml" xmlns:w10="urn:schemas-microsoft-com:office:word" xmlns:w14="http://schemas.microsoft.com/office/word/2010/wordml" xmlns:w="http://schemas.openxmlformats.org/wordprocessingml/2006/main" xmlns:wne="http://schemas.microsoft.com/office/word/2006/wordml" xmlns:wp14="http://schemas.microsoft.com/office/word/2010/wordprocessingDrawing" xmlns:wp="http://schemas.openxmlformats.org/drawingml/2006/wordprocessingDrawing" xmlns:wpc="http://schemas.microsoft.com/office/word/2010/wordprocessingCanvas" xmlns:wpg="http://schemas.microsoft.com/office/word/2010/wordprocessingGroup" xmlns:wpi="http://schemas.microsoft.com/office/word/2010/wordprocessingInk" xmlns:wps="http://schemas.microsoft.com/office/word/2010/wordprocessingShape" mc:Ignorable="w14 wp14">
-  <w:p>
-    <w:pPr>
-      <w:pStyle w:val="Footer"/>
-    </w:pPr>
-  </w:p>
+<w:ftr xmlns:wpc="http://schemas.microsoft.com/office/word/2010/wordprocessingCanvas" xmlns:mc="http://schemas.openxmlformats.org/markup-compatibility/2006" xmlns:o="urn:schemas-microsoft-com:office:office" xmlns:r="http://schemas.openxmlformats.org/officeDocument/2006/relationships" xmlns:m="http://schemas.openxmlformats.org/officeDocument/2006/math" xmlns:v="urn:schemas-microsoft-com:vml" xmlns:wp14="http://schemas.microsoft.com/office/word/2010/wordprocessingDrawing" xmlns:wp="http://schemas.openxmlformats.org/drawingml/2006/wordprocessingDrawing" xmlns:w10="urn:schemas-microsoft-com:office:word" xmlns:w="http://schemas.openxmlformats.org/wordprocessingml/2006/main" xmlns:w14="http://schemas.microsoft.com/office/word/2010/wordml" xmlns:w15="http://schemas.microsoft.com/office/word/2012/wordml" xmlns:wne="http://schemas.microsoft.com/office/word/2006/wordml" xmlns:wpg="http://schemas.microsoft.com/office/word/2010/wordprocessingGroup" xmlns:wpi="http://schemas.microsoft.com/office/word/2010/wordprocessingInk" xmlns:wps="http://schemas.microsoft.com/office/word/2010/wordprocessingShape" mc:Ignorable="w14 w15 wp14">
+  <w:p/>
 </w:ftr>
 </file>
 
 <file path=word/footer2.xml><?xml version="1.0" encoding="utf-8"?>
-<w:ftr xmlns:m="http://schemas.openxmlformats.org/officeDocument/2006/math" xmlns:mc="http://schemas.openxmlformats.org/markup-compatibility/2006" xmlns:mo="http://schemas.microsoft.com/office/mac/office/2008/main" xmlns:mv="urn:schemas-microsoft-com:mac:vml" xmlns:o="urn:schemas-microsoft-com:office:office" xmlns:r="http://schemas.openxmlformats.org/officeDocument/2006/relationships" xmlns:v="urn:schemas-microsoft-com:vml" xmlns:w10="urn:schemas-microsoft-com:office:word" xmlns:w14="http://schemas.microsoft.com/office/word/2010/wordml" xmlns:w="http://schemas.openxmlformats.org/wordprocessingml/2006/main" xmlns:wne="http://schemas.microsoft.com/office/word/2006/wordml" xmlns:wp14="http://schemas.microsoft.com/office/word/2010/wordprocessingDrawing" xmlns:wp="http://schemas.openxmlformats.org/drawingml/2006/wordprocessingDrawing" xmlns:wpc="http://schemas.microsoft.com/office/word/2010/wordprocessingCanvas" xmlns:wpg="http://schemas.microsoft.com/office/word/2010/wordprocessingGroup" xmlns:wpi="http://schemas.microsoft.com/office/word/2010/wordprocessingInk" xmlns:wps="http://schemas.microsoft.com/office/word/2010/wordprocessingShape" mc:Ignorable="w14 wp14">
-  <w:p>
-    <w:pPr>
-      <w:pStyle w:val="Footer"/>
-    </w:pPr>
-  </w:p>
+<w:ftr xmlns:wpc="http://schemas.microsoft.com/office/word/2010/wordprocessingCanvas" xmlns:mc="http://schemas.openxmlformats.org/markup-compatibility/2006" xmlns:o="urn:schemas-microsoft-com:office:office" xmlns:r="http://schemas.openxmlformats.org/officeDocument/2006/relationships" xmlns:m="http://schemas.openxmlformats.org/officeDocument/2006/math" xmlns:v="urn:schemas-microsoft-com:vml" xmlns:wp14="http://schemas.microsoft.com/office/word/2010/wordprocessingDrawing" xmlns:wp="http://schemas.openxmlformats.org/drawingml/2006/wordprocessingDrawing" xmlns:w10="urn:schemas-microsoft-com:office:word" xmlns:w="http://schemas.openxmlformats.org/wordprocessingml/2006/main" xmlns:w14="http://schemas.microsoft.com/office/word/2010/wordml" xmlns:w15="http://schemas.microsoft.com/office/word/2012/wordml" xmlns:wne="http://schemas.microsoft.com/office/word/2006/wordml" xmlns:wpg="http://schemas.microsoft.com/office/word/2010/wordprocessingGroup" xmlns:wpi="http://schemas.microsoft.com/office/word/2010/wordprocessingInk" xmlns:wps="http://schemas.microsoft.com/office/word/2010/wordprocessingShape" mc:Ignorable="w14 w15 wp14">
+  <w:p/>
 </w:ftr>
 </file>
 
 <file path=word/footer3.xml><?xml version="1.0" encoding="utf-8"?>
-<w:ftr xmlns:m="http://schemas.openxmlformats.org/officeDocument/2006/math" xmlns:mc="http://schemas.openxmlformats.org/markup-compatibility/2006" xmlns:mo="http://schemas.microsoft.com/office/mac/office/2008/main" xmlns:mv="urn:schemas-microsoft-com:mac:vml" xmlns:o="urn:schemas-microsoft-com:office:office" xmlns:r="http://schemas.openxmlformats.org/officeDocument/2006/relationships" xmlns:v="urn:schemas-microsoft-com:vml" xmlns:w10="urn:schemas-microsoft-com:office:word" xmlns:w14="http://schemas.microsoft.com/office/word/2010/wordml" xmlns:w="http://schemas.openxmlformats.org/wordprocessingml/2006/main" xmlns:wne="http://schemas.microsoft.com/office/word/2006/wordml" xmlns:wp14="http://schemas.microsoft.com/office/word/2010/wordprocessingDrawing" xmlns:wp="http://schemas.openxmlformats.org/drawingml/2006/wordprocessingDrawing" xmlns:wpc="http://schemas.microsoft.com/office/word/2010/wordprocessingCanvas" xmlns:wpg="http://schemas.microsoft.com/office/word/2010/wordprocessingGroup" xmlns:wpi="http://schemas.microsoft.com/office/word/2010/wordprocessingInk" xmlns:wps="http://schemas.microsoft.com/office/word/2010/wordprocessingShape" mc:Ignorable="w14 wp14">
-  <w:p>
-    <w:pPr>
-      <w:pStyle w:val="Footer"/>
-    </w:pPr>
-  </w:p>
+<w:ftr xmlns:wpc="http://schemas.microsoft.com/office/word/2010/wordprocessingCanvas" xmlns:mc="http://schemas.openxmlformats.org/markup-compatibility/2006" xmlns:o="urn:schemas-microsoft-com:office:office" xmlns:r="http://schemas.openxmlformats.org/officeDocument/2006/relationships" xmlns:m="http://schemas.openxmlformats.org/officeDocument/2006/math" xmlns:v="urn:schemas-microsoft-com:vml" xmlns:wp14="http://schemas.microsoft.com/office/word/2010/wordprocessingDrawing" xmlns:wp="http://schemas.openxmlformats.org/drawingml/2006/wordprocessingDrawing" xmlns:w10="urn:schemas-microsoft-com:office:word" xmlns:w="http://schemas.openxmlformats.org/wordprocessingml/2006/main" xmlns:w14="http://schemas.microsoft.com/office/word/2010/wordml" xmlns:w15="http://schemas.microsoft.com/office/word/2012/wordml" xmlns:wne="http://schemas.microsoft.com/office/word/2006/wordml" xmlns:wpg="http://schemas.microsoft.com/office/word/2010/wordprocessingGroup" xmlns:wpi="http://schemas.microsoft.com/office/word/2010/wordprocessingInk" xmlns:wps="http://schemas.microsoft.com/office/word/2010/wordprocessingShape" mc:Ignorable="w14 w15 wp14">
+  <w:p/>
 </w:ftr>
 </file>
 
-<file path=word/footnotes.xml><?xml version="1.0" encoding="utf-8"?>
-<w:footnotes xmlns:wpc="http://schemas.microsoft.com/office/word/2010/wordprocessingCanvas" xmlns:mc="http://schemas.openxmlformats.org/markup-compatibility/2006" xmlns:o="urn:schemas-microsoft-com:office:office" xmlns:r="http://schemas.openxmlformats.org/officeDocument/2006/relationships" xmlns:m="http://schemas.openxmlformats.org/officeDocument/2006/math" xmlns:v="urn:schemas-microsoft-com:vml" xmlns:wp14="http://schemas.microsoft.com/office/word/2010/wordprocessingDrawing" xmlns:wp="http://schemas.openxmlformats.org/drawingml/2006/wordprocessingDrawing" xmlns:w="http://schemas.openxmlformats.org/wordprocessingml/2006/main" xmlns:w14="http://schemas.microsoft.com/office/word/2010/wordml" xmlns:w15="http://schemas.microsoft.com/office/word/2012/wordml" xmlns:w10="urn:schemas-microsoft-com:office:word" xmlns:wpg="http://schemas.microsoft.com/office/word/2010/wordprocessingGroup" xmlns:wpi="http://schemas.microsoft.com/office/word/2010/wordprocessingInk" xmlns:wne="http://schemas.microsoft.com/office/word/2006/wordml" xmlns:wps="http://schemas.microsoft.com/office/word/2010/wordprocessingShape" xmlns:wpsCustomData="http://www.wps.cn/officeDocument/2013/wpsCustomData" mc:Ignorable="w14 w15 wp14">
-  <w:footnote w:type="separator" w:id="0">
-    <w:p>
-      <w:pPr>
-        <w:spacing w:line="360" w:lineRule="auto"/>
-      </w:pPr>
-      <w:r>
-        <w:separator/>
-      </w:r>
-    </w:p>
-  </w:footnote>
-  <w:footnote w:type="continuationSeparator" w:id="1">
-    <w:p>
-      <w:pPr>
-        <w:spacing w:line="360" w:lineRule="auto"/>
-      </w:pPr>
-      <w:r>
-        <w:continuationSeparator/>
-      </w:r>
-    </w:p>
-  </w:footnote>
-</w:footnotes>
+<file path=word/header1.xml><?xml version="1.0" encoding="utf-8"?>
+<w:hdr xmlns:wpc="http://schemas.microsoft.com/office/word/2010/wordprocessingCanvas" xmlns:mc="http://schemas.openxmlformats.org/markup-compatibility/2006" xmlns:o="urn:schemas-microsoft-com:office:office" xmlns:r="http://schemas.openxmlformats.org/officeDocument/2006/relationships" xmlns:m="http://schemas.openxmlformats.org/officeDocument/2006/math" xmlns:v="urn:schemas-microsoft-com:vml" xmlns:wp14="http://schemas.microsoft.com/office/word/2010/wordprocessingDrawing" xmlns:wp="http://schemas.openxmlformats.org/drawingml/2006/wordprocessingDrawing" xmlns:w10="urn:schemas-microsoft-com:office:word" xmlns:w="http://schemas.openxmlformats.org/wordprocessingml/2006/main" xmlns:w14="http://schemas.microsoft.com/office/word/2010/wordml" xmlns:w15="http://schemas.microsoft.com/office/word/2012/wordml" xmlns:wne="http://schemas.microsoft.com/office/word/2006/wordml" xmlns:wpg="http://schemas.microsoft.com/office/word/2010/wordprocessingGroup" xmlns:wpi="http://schemas.microsoft.com/office/word/2010/wordprocessingInk" xmlns:wps="http://schemas.microsoft.com/office/word/2010/wordprocessingShape" mc:Ignorable="w14 w15 wp14">
+  <w:p/>
+</w:hdr>
 </file>
 
-<file path=word/header1.xml><?xml version="1.0" encoding="utf-8"?>
-<w:hdr xmlns:wpc="http://schemas.microsoft.com/office/word/2010/wordprocessingCanvas" xmlns:mc="http://schemas.openxmlformats.org/markup-compatibility/2006" xmlns:o="urn:schemas-microsoft-com:office:office" xmlns:r="http://schemas.openxmlformats.org/officeDocument/2006/relationships" xmlns:m="http://schemas.openxmlformats.org/officeDocument/2006/math" xmlns:v="urn:schemas-microsoft-com:vml" xmlns:wp14="http://schemas.microsoft.com/office/word/2010/wordprocessingDrawing" xmlns:wp="http://schemas.openxmlformats.org/drawingml/2006/wordprocessingDrawing" xmlns:w10="urn:schemas-microsoft-com:office:word" xmlns:w="http://schemas.openxmlformats.org/wordprocessingml/2006/main" xmlns:w14="http://schemas.microsoft.com/office/word/2010/wordml" xmlns:w15="http://schemas.microsoft.com/office/word/2012/wordml" xmlns:wpg="http://schemas.microsoft.com/office/word/2010/wordprocessingGroup" xmlns:wpi="http://schemas.microsoft.com/office/word/2010/wordprocessingInk" xmlns:wne="http://schemas.microsoft.com/office/word/2006/wordml" xmlns:wps="http://schemas.microsoft.com/office/word/2010/wordprocessingShape" xmlns:wpsCustomData="http://www.wps.cn/officeDocument/2013/wpsCustomData" mc:Ignorable="w14 w15 wp14">
+<file path=word/header2.xml><?xml version="1.0" encoding="utf-8"?>
+<w:hdr xmlns:wpc="http://schemas.microsoft.com/office/word/2010/wordprocessingCanvas" xmlns:mc="http://schemas.openxmlformats.org/markup-compatibility/2006" xmlns:o="urn:schemas-microsoft-com:office:office" xmlns:r="http://schemas.openxmlformats.org/officeDocument/2006/relationships" xmlns:m="http://schemas.openxmlformats.org/officeDocument/2006/math" xmlns:v="urn:schemas-microsoft-com:vml" xmlns:wp14="http://schemas.microsoft.com/office/word/2010/wordprocessingDrawing" xmlns:wp="http://schemas.openxmlformats.org/drawingml/2006/wordprocessingDrawing" xmlns:w10="urn:schemas-microsoft-com:office:word" xmlns:w="http://schemas.openxmlformats.org/wordprocessingml/2006/main" xmlns:w14="http://schemas.microsoft.com/office/word/2010/wordml" xmlns:w15="http://schemas.microsoft.com/office/word/2012/wordml" xmlns:wne="http://schemas.microsoft.com/office/word/2006/wordml" xmlns:wpg="http://schemas.microsoft.com/office/word/2010/wordprocessingGroup" xmlns:wpi="http://schemas.microsoft.com/office/word/2010/wordprocessingInk" xmlns:wps="http://schemas.microsoft.com/office/word/2010/wordprocessingShape" mc:Ignorable="w14 w15 wp14">
   <w:p>
     <w:pPr>
-      <w:pStyle w:val="15"/>
+      <w:pStyle w:val="Header"/>
       <w:pBdr>
-        <w:bottom w:val="single" w:color="auto" w:sz="4" w:space="1"/>
+        <w:bottom w:val="single" w:sz="4" w:space="1" w:color="auto"/>
       </w:pBdr>
       <w:tabs>
         <w:tab w:val="left" w:pos="335"/>
@@ -6995,65 +6691,39 @@
       </w:tabs>
       <w:jc w:val="right"/>
       <w:rPr>
-        <w:rFonts w:hint="eastAsia" w:eastAsiaTheme="minorEastAsia"/>
+        <w:rFonts w:eastAsiaTheme="minorEastAsia" w:hint="eastAsia"/>
         <w:lang w:eastAsia="zh-CN"/>
       </w:rPr>
     </w:pPr>
     <w:r>
       <w:rPr>
-        <w:rFonts w:hint="eastAsia" w:eastAsiaTheme="minorEastAsia"/>
+        <w:rFonts w:eastAsiaTheme="minorEastAsia" w:hint="eastAsia"/>
         <w:lang w:val="en-US" w:eastAsia="zh-CN"/>
       </w:rPr>
       <w:tab/>
       <w:tab/>
       <w:t>重庆市鹧鸪哨信息技术有限责任公司</w:t>
     </w:r>
-    <w:r>
-      <w:rPr>
-        <w:rFonts w:hint="eastAsia" w:eastAsiaTheme="minorEastAsia"/>
-        <w:lang w:val="en-US" w:eastAsia="zh-CN"/>
-      </w:rPr>
-    </w:r>
-    <w:r>
-      <w:rPr>
-        <w:rFonts w:hint="eastAsia" w:eastAsiaTheme="minorEastAsia"/>
-        <w:lang w:val="en-US" w:eastAsia="zh-CN"/>
-      </w:rPr>
-    </w:r>
-  </w:p>
-</w:hdr>
-</file>
-
-<file path=word/header2.xml><?xml version="1.0" encoding="utf-8"?>
-<w:hdr xmlns:m="http://schemas.openxmlformats.org/officeDocument/2006/math" xmlns:mc="http://schemas.openxmlformats.org/markup-compatibility/2006" xmlns:mo="http://schemas.microsoft.com/office/mac/office/2008/main" xmlns:mv="urn:schemas-microsoft-com:mac:vml" xmlns:o="urn:schemas-microsoft-com:office:office" xmlns:r="http://schemas.openxmlformats.org/officeDocument/2006/relationships" xmlns:v="urn:schemas-microsoft-com:vml" xmlns:w10="urn:schemas-microsoft-com:office:word" xmlns:w14="http://schemas.microsoft.com/office/word/2010/wordml" xmlns:w="http://schemas.openxmlformats.org/wordprocessingml/2006/main" xmlns:wne="http://schemas.microsoft.com/office/word/2006/wordml" xmlns:wp14="http://schemas.microsoft.com/office/word/2010/wordprocessingDrawing" xmlns:wp="http://schemas.openxmlformats.org/drawingml/2006/wordprocessingDrawing" xmlns:wpc="http://schemas.microsoft.com/office/word/2010/wordprocessingCanvas" xmlns:wpg="http://schemas.microsoft.com/office/word/2010/wordprocessingGroup" xmlns:wpi="http://schemas.microsoft.com/office/word/2010/wordprocessingInk" xmlns:wps="http://schemas.microsoft.com/office/word/2010/wordprocessingShape" mc:Ignorable="w14 wp14">
-  <w:p>
-    <w:pPr>
-      <w:pStyle w:val="Header"/>
-    </w:pPr>
   </w:p>
 </w:hdr>
 </file>
 
 <file path=word/header3.xml><?xml version="1.0" encoding="utf-8"?>
-<w:hdr xmlns:m="http://schemas.openxmlformats.org/officeDocument/2006/math" xmlns:mc="http://schemas.openxmlformats.org/markup-compatibility/2006" xmlns:mo="http://schemas.microsoft.com/office/mac/office/2008/main" xmlns:mv="urn:schemas-microsoft-com:mac:vml" xmlns:o="urn:schemas-microsoft-com:office:office" xmlns:r="http://schemas.openxmlformats.org/officeDocument/2006/relationships" xmlns:v="urn:schemas-microsoft-com:vml" xmlns:w10="urn:schemas-microsoft-com:office:word" xmlns:w14="http://schemas.microsoft.com/office/word/2010/wordml" xmlns:w="http://schemas.openxmlformats.org/wordprocessingml/2006/main" xmlns:wne="http://schemas.microsoft.com/office/word/2006/wordml" xmlns:wp14="http://schemas.microsoft.com/office/word/2010/wordprocessingDrawing" xmlns:wp="http://schemas.openxmlformats.org/drawingml/2006/wordprocessingDrawing" xmlns:wpc="http://schemas.microsoft.com/office/word/2010/wordprocessingCanvas" xmlns:wpg="http://schemas.microsoft.com/office/word/2010/wordprocessingGroup" xmlns:wpi="http://schemas.microsoft.com/office/word/2010/wordprocessingInk" xmlns:wps="http://schemas.microsoft.com/office/word/2010/wordprocessingShape" mc:Ignorable="w14 wp14">
-  <w:p>
-    <w:pPr>
-      <w:pStyle w:val="Header"/>
-    </w:pPr>
-  </w:p>
+<w:hdr xmlns:wpc="http://schemas.microsoft.com/office/word/2010/wordprocessingCanvas" xmlns:mc="http://schemas.openxmlformats.org/markup-compatibility/2006" xmlns:o="urn:schemas-microsoft-com:office:office" xmlns:r="http://schemas.openxmlformats.org/officeDocument/2006/relationships" xmlns:m="http://schemas.openxmlformats.org/officeDocument/2006/math" xmlns:v="urn:schemas-microsoft-com:vml" xmlns:wp14="http://schemas.microsoft.com/office/word/2010/wordprocessingDrawing" xmlns:wp="http://schemas.openxmlformats.org/drawingml/2006/wordprocessingDrawing" xmlns:w10="urn:schemas-microsoft-com:office:word" xmlns:w="http://schemas.openxmlformats.org/wordprocessingml/2006/main" xmlns:w14="http://schemas.microsoft.com/office/word/2010/wordml" xmlns:w15="http://schemas.microsoft.com/office/word/2012/wordml" xmlns:wne="http://schemas.microsoft.com/office/word/2006/wordml" xmlns:wpg="http://schemas.microsoft.com/office/word/2010/wordprocessingGroup" xmlns:wpi="http://schemas.microsoft.com/office/word/2010/wordprocessingInk" xmlns:wps="http://schemas.microsoft.com/office/word/2010/wordprocessingShape" mc:Ignorable="w14 w15 wp14">
+  <w:p/>
 </w:hdr>
 </file>
 
 <file path=word/numbering.xml><?xml version="1.0" encoding="utf-8"?>
-<w:numbering xmlns:wpc="http://schemas.microsoft.com/office/word/2010/wordprocessingCanvas" xmlns:mc="http://schemas.openxmlformats.org/markup-compatibility/2006" xmlns:o="urn:schemas-microsoft-com:office:office" xmlns:r="http://schemas.openxmlformats.org/officeDocument/2006/relationships" xmlns:m="http://schemas.openxmlformats.org/officeDocument/2006/math" xmlns:v="urn:schemas-microsoft-com:vml" xmlns:wp14="http://schemas.microsoft.com/office/word/2010/wordprocessingDrawing" xmlns:wp="http://schemas.openxmlformats.org/drawingml/2006/wordprocessingDrawing" xmlns:w10="urn:schemas-microsoft-com:office:word" xmlns:w="http://schemas.openxmlformats.org/wordprocessingml/2006/main" xmlns:w14="http://schemas.microsoft.com/office/word/2010/wordml" xmlns:wpg="http://schemas.microsoft.com/office/word/2010/wordprocessingGroup" xmlns:wpi="http://schemas.microsoft.com/office/word/2010/wordprocessingInk" xmlns:wne="http://schemas.microsoft.com/office/word/2006/wordml" xmlns:wps="http://schemas.microsoft.com/office/word/2010/wordprocessingShape" xmlns:wpsCustomData="http://www.wps.cn/officeDocument/2013/wpsCustomData" mc:Ignorable="w14 wp14">
+<w:numbering xmlns:wpc="http://schemas.microsoft.com/office/word/2010/wordprocessingCanvas" xmlns:mc="http://schemas.openxmlformats.org/markup-compatibility/2006" xmlns:o="urn:schemas-microsoft-com:office:office" xmlns:r="http://schemas.openxmlformats.org/officeDocument/2006/relationships" xmlns:m="http://schemas.openxmlformats.org/officeDocument/2006/math" xmlns:v="urn:schemas-microsoft-com:vml" xmlns:wp14="http://schemas.microsoft.com/office/word/2010/wordprocessingDrawing" xmlns:wp="http://schemas.openxmlformats.org/drawingml/2006/wordprocessingDrawing" xmlns:w10="urn:schemas-microsoft-com:office:word" xmlns:w="http://schemas.openxmlformats.org/wordprocessingml/2006/main" xmlns:w14="http://schemas.microsoft.com/office/word/2010/wordml" xmlns:w15="http://schemas.microsoft.com/office/word/2012/wordml" xmlns:wne="http://schemas.microsoft.com/office/word/2006/wordml" xmlns:wpg="http://schemas.microsoft.com/office/word/2010/wordprocessingGroup" xmlns:wpi="http://schemas.microsoft.com/office/word/2010/wordprocessingInk" xmlns:wps="http://schemas.microsoft.com/office/word/2010/wordprocessingShape" mc:Ignorable="w14 w15 wp14">
   <w:abstractNum w:abstractNumId="0">
     <w:nsid w:val="8E964DCE"/>
     <w:multiLevelType w:val="multilevel"/>
     <w:tmpl w:val="8E964DCE"/>
-    <w:lvl w:ilvl="0" w:tentative="0">
+    <w:lvl w:ilvl="0">
       <w:start w:val="1"/>
       <w:numFmt w:val="decimal"/>
-      <w:pStyle w:val="2"/>
+      <w:pStyle w:val="Heading1"/>
       <w:lvlText w:val="%1."/>
       <w:lvlJc w:val="left"/>
       <w:pPr>
@@ -7063,10 +6733,10 @@
         <w:rFonts w:hint="default"/>
       </w:rPr>
     </w:lvl>
-    <w:lvl w:ilvl="1" w:tentative="0">
+    <w:lvl w:ilvl="1">
       <w:start w:val="1"/>
       <w:numFmt w:val="decimal"/>
-      <w:pStyle w:val="3"/>
+      <w:pStyle w:val="Heading2"/>
       <w:lvlText w:val="%1.%2."/>
       <w:lvlJc w:val="left"/>
       <w:pPr>
@@ -7076,10 +6746,10 @@
         <w:rFonts w:hint="default"/>
       </w:rPr>
     </w:lvl>
-    <w:lvl w:ilvl="2" w:tentative="0">
+    <w:lvl w:ilvl="2">
       <w:start w:val="1"/>
       <w:numFmt w:val="decimal"/>
-      <w:pStyle w:val="4"/>
+      <w:pStyle w:val="Heading3"/>
       <w:lvlText w:val="%1.%2.%3."/>
       <w:lvlJc w:val="left"/>
       <w:pPr>
@@ -7089,10 +6759,10 @@
         <w:rFonts w:hint="default"/>
       </w:rPr>
     </w:lvl>
-    <w:lvl w:ilvl="3" w:tentative="0">
+    <w:lvl w:ilvl="3">
       <w:start w:val="1"/>
       <w:numFmt w:val="decimal"/>
-      <w:pStyle w:val="5"/>
+      <w:pStyle w:val="Heading4"/>
       <w:lvlText w:val="%1.%2.%3.%4."/>
       <w:lvlJc w:val="left"/>
       <w:pPr>
@@ -7102,10 +6772,10 @@
         <w:rFonts w:hint="default"/>
       </w:rPr>
     </w:lvl>
-    <w:lvl w:ilvl="4" w:tentative="0">
+    <w:lvl w:ilvl="4">
       <w:start w:val="1"/>
       <w:numFmt w:val="decimal"/>
-      <w:pStyle w:val="6"/>
+      <w:pStyle w:val="Heading5"/>
       <w:lvlText w:val="%1.%2.%3.%4.%5."/>
       <w:lvlJc w:val="left"/>
       <w:pPr>
@@ -7115,10 +6785,10 @@
         <w:rFonts w:hint="default"/>
       </w:rPr>
     </w:lvl>
-    <w:lvl w:ilvl="5" w:tentative="0">
+    <w:lvl w:ilvl="5">
       <w:start w:val="1"/>
       <w:numFmt w:val="decimal"/>
-      <w:pStyle w:val="7"/>
+      <w:pStyle w:val="Heading6"/>
       <w:lvlText w:val="%1.%2.%3.%4.%5.%6."/>
       <w:lvlJc w:val="left"/>
       <w:pPr>
@@ -7128,10 +6798,10 @@
         <w:rFonts w:hint="default"/>
       </w:rPr>
     </w:lvl>
-    <w:lvl w:ilvl="6" w:tentative="0">
+    <w:lvl w:ilvl="6">
       <w:start w:val="1"/>
       <w:numFmt w:val="decimal"/>
-      <w:pStyle w:val="8"/>
+      <w:pStyle w:val="Heading7"/>
       <w:lvlText w:val="%1.%2.%3.%4.%5.%6.%7."/>
       <w:lvlJc w:val="left"/>
       <w:pPr>
@@ -7141,10 +6811,10 @@
         <w:rFonts w:hint="default"/>
       </w:rPr>
     </w:lvl>
-    <w:lvl w:ilvl="7" w:tentative="0">
+    <w:lvl w:ilvl="7">
       <w:start w:val="1"/>
       <w:numFmt w:val="decimal"/>
-      <w:pStyle w:val="9"/>
+      <w:pStyle w:val="Heading8"/>
       <w:lvlText w:val="%1.%2.%3.%4.%5.%6.%7.%8."/>
       <w:lvlJc w:val="left"/>
       <w:pPr>
@@ -7154,10 +6824,10 @@
         <w:rFonts w:hint="default"/>
       </w:rPr>
     </w:lvl>
-    <w:lvl w:ilvl="8" w:tentative="0">
+    <w:lvl w:ilvl="8">
       <w:start w:val="1"/>
       <w:numFmt w:val="decimal"/>
-      <w:pStyle w:val="10"/>
+      <w:pStyle w:val="Heading9"/>
       <w:lvlText w:val="%1.%2.%3.%4.%5.%6.%7.%8.%9."/>
       <w:lvlJc w:val="left"/>
       <w:pPr>
@@ -7172,7 +6842,7 @@
     <w:nsid w:val="92B9ED1D"/>
     <w:multiLevelType w:val="singleLevel"/>
     <w:tmpl w:val="92B9ED1D"/>
-    <w:lvl w:ilvl="0" w:tentative="0">
+    <w:lvl w:ilvl="0">
       <w:start w:val="1"/>
       <w:numFmt w:val="decimal"/>
       <w:lvlText w:val="%1."/>
@@ -7189,7 +6859,7 @@
     <w:nsid w:val="B31BB88B"/>
     <w:multiLevelType w:val="singleLevel"/>
     <w:tmpl w:val="B31BB88B"/>
-    <w:lvl w:ilvl="0" w:tentative="0">
+    <w:lvl w:ilvl="0">
       <w:start w:val="1"/>
       <w:numFmt w:val="decimal"/>
       <w:lvlText w:val="%1."/>
@@ -7206,7 +6876,7 @@
     <w:nsid w:val="B3E7E104"/>
     <w:multiLevelType w:val="singleLevel"/>
     <w:tmpl w:val="B3E7E104"/>
-    <w:lvl w:ilvl="0" w:tentative="0">
+    <w:lvl w:ilvl="0">
       <w:start w:val="1"/>
       <w:numFmt w:val="decimal"/>
       <w:lvlText w:val="%1."/>
@@ -7223,7 +6893,7 @@
     <w:nsid w:val="EF25C155"/>
     <w:multiLevelType w:val="singleLevel"/>
     <w:tmpl w:val="EF25C155"/>
-    <w:lvl w:ilvl="0" w:tentative="0">
+    <w:lvl w:ilvl="0">
       <w:start w:val="1"/>
       <w:numFmt w:val="decimal"/>
       <w:lvlText w:val="%1."/>
@@ -7240,7 +6910,7 @@
     <w:nsid w:val="037FBE02"/>
     <w:multiLevelType w:val="singleLevel"/>
     <w:tmpl w:val="037FBE02"/>
-    <w:lvl w:ilvl="0" w:tentative="0">
+    <w:lvl w:ilvl="0">
       <w:start w:val="1"/>
       <w:numFmt w:val="decimal"/>
       <w:lvlText w:val="%1."/>
@@ -7257,7 +6927,7 @@
     <w:nsid w:val="11938C9F"/>
     <w:multiLevelType w:val="singleLevel"/>
     <w:tmpl w:val="11938C9F"/>
-    <w:lvl w:ilvl="0" w:tentative="0">
+    <w:lvl w:ilvl="0">
       <w:start w:val="1"/>
       <w:numFmt w:val="decimal"/>
       <w:lvlText w:val="%1."/>
@@ -7274,7 +6944,7 @@
     <w:nsid w:val="23E8BCFF"/>
     <w:multiLevelType w:val="singleLevel"/>
     <w:tmpl w:val="23E8BCFF"/>
-    <w:lvl w:ilvl="0" w:tentative="0">
+    <w:lvl w:ilvl="0">
       <w:start w:val="1"/>
       <w:numFmt w:val="decimal"/>
       <w:lvlText w:val="%1."/>
@@ -7291,7 +6961,7 @@
     <w:nsid w:val="746A8A1D"/>
     <w:multiLevelType w:val="singleLevel"/>
     <w:tmpl w:val="746A8A1D"/>
-    <w:lvl w:ilvl="0" w:tentative="0">
+    <w:lvl w:ilvl="0">
       <w:start w:val="1"/>
       <w:numFmt w:val="decimal"/>
       <w:lvlText w:val="%1."/>
@@ -7308,7 +6978,7 @@
     <w:nsid w:val="7DB395CD"/>
     <w:multiLevelType w:val="singleLevel"/>
     <w:tmpl w:val="7DB395CD"/>
-    <w:lvl w:ilvl="0" w:tentative="0">
+    <w:lvl w:ilvl="0">
       <w:start w:val="1"/>
       <w:numFmt w:val="decimal"/>
       <w:lvlText w:val="%1."/>
@@ -7355,269 +7025,267 @@
 </file>
 
 <file path=word/styles.xml><?xml version="1.0" encoding="utf-8"?>
-<w:styles xmlns:mc="http://schemas.openxmlformats.org/markup-compatibility/2006" xmlns:o="urn:schemas-microsoft-com:office:office" xmlns:r="http://schemas.openxmlformats.org/officeDocument/2006/relationships" xmlns:m="http://schemas.openxmlformats.org/officeDocument/2006/math" xmlns:v="urn:schemas-microsoft-com:vml" xmlns:w="http://schemas.openxmlformats.org/wordprocessingml/2006/main" xmlns:w14="http://schemas.microsoft.com/office/word/2010/wordml" xmlns:w10="urn:schemas-microsoft-com:office:word" xmlns:sl="http://schemas.openxmlformats.org/schemaLibrary/2006/main" xmlns:wpsCustomData="http://www.wps.cn/officeDocument/2013/wpsCustomData" mc:Ignorable="w14">
+<w:styles xmlns:mc="http://schemas.openxmlformats.org/markup-compatibility/2006" xmlns:r="http://schemas.openxmlformats.org/officeDocument/2006/relationships" xmlns:w="http://schemas.openxmlformats.org/wordprocessingml/2006/main" xmlns:w14="http://schemas.microsoft.com/office/word/2010/wordml" xmlns:w15="http://schemas.microsoft.com/office/word/2012/wordml" mc:Ignorable="w14 w15">
   <w:docDefaults>
     <w:rPrDefault>
       <w:rPr>
-        <w:rFonts w:ascii="Times New Roman" w:hAnsi="Times New Roman" w:eastAsia="宋体" w:cs="Times New Roman"/>
+        <w:rFonts w:ascii="Times New Roman" w:eastAsia="宋体" w:hAnsi="Times New Roman" w:cs="Times New Roman"/>
       </w:rPr>
     </w:rPrDefault>
     <w:pPrDefault/>
   </w:docDefaults>
-  <w:latentStyles w:count="260" w:defQFormat="0" w:defUnhideWhenUsed="1" w:defSemiHidden="1" w:defUIPriority="99" w:defLockedState="0">
-    <w:lsdException w:qFormat="1" w:unhideWhenUsed="0" w:uiPriority="0" w:semiHidden="0" w:name="Normal"/>
-    <w:lsdException w:qFormat="1" w:unhideWhenUsed="0" w:uiPriority="0" w:semiHidden="0" w:name="heading 1"/>
-    <w:lsdException w:qFormat="1" w:uiPriority="0" w:semiHidden="0" w:name="heading 2"/>
-    <w:lsdException w:qFormat="1" w:uiPriority="0" w:name="heading 3"/>
-    <w:lsdException w:qFormat="1" w:uiPriority="0" w:semiHidden="0" w:name="heading 4"/>
-    <w:lsdException w:qFormat="1" w:uiPriority="0" w:name="heading 5"/>
-    <w:lsdException w:qFormat="1" w:uiPriority="0" w:name="heading 6"/>
-    <w:lsdException w:qFormat="1" w:uiPriority="0" w:name="heading 7"/>
-    <w:lsdException w:qFormat="1" w:uiPriority="0" w:name="heading 8"/>
-    <w:lsdException w:qFormat="1" w:uiPriority="0" w:name="heading 9"/>
-    <w:lsdException w:unhideWhenUsed="0" w:uiPriority="0" w:semiHidden="0" w:name="index 1"/>
-    <w:lsdException w:unhideWhenUsed="0" w:uiPriority="0" w:semiHidden="0" w:name="index 2"/>
-    <w:lsdException w:unhideWhenUsed="0" w:uiPriority="0" w:semiHidden="0" w:name="index 3"/>
-    <w:lsdException w:unhideWhenUsed="0" w:uiPriority="0" w:semiHidden="0" w:name="index 4"/>
-    <w:lsdException w:unhideWhenUsed="0" w:uiPriority="0" w:semiHidden="0" w:name="index 5"/>
-    <w:lsdException w:unhideWhenUsed="0" w:uiPriority="0" w:semiHidden="0" w:name="index 6"/>
-    <w:lsdException w:unhideWhenUsed="0" w:uiPriority="0" w:semiHidden="0" w:name="index 7"/>
-    <w:lsdException w:unhideWhenUsed="0" w:uiPriority="0" w:semiHidden="0" w:name="index 8"/>
-    <w:lsdException w:unhideWhenUsed="0" w:uiPriority="0" w:semiHidden="0" w:name="index 9"/>
-    <w:lsdException w:qFormat="1" w:unhideWhenUsed="0" w:uiPriority="0" w:semiHidden="0" w:name="toc 1"/>
-    <w:lsdException w:qFormat="1" w:unhideWhenUsed="0" w:uiPriority="0" w:semiHidden="0" w:name="toc 2"/>
-    <w:lsdException w:qFormat="1" w:unhideWhenUsed="0" w:uiPriority="0" w:semiHidden="0" w:name="toc 3"/>
-    <w:lsdException w:unhideWhenUsed="0" w:uiPriority="0" w:semiHidden="0" w:name="toc 4"/>
-    <w:lsdException w:unhideWhenUsed="0" w:uiPriority="0" w:semiHidden="0" w:name="toc 5"/>
-    <w:lsdException w:unhideWhenUsed="0" w:uiPriority="0" w:semiHidden="0" w:name="toc 6"/>
-    <w:lsdException w:unhideWhenUsed="0" w:uiPriority="0" w:semiHidden="0" w:name="toc 7"/>
-    <w:lsdException w:unhideWhenUsed="0" w:uiPriority="0" w:semiHidden="0" w:name="toc 8"/>
-    <w:lsdException w:unhideWhenUsed="0" w:uiPriority="0" w:semiHidden="0" w:name="toc 9"/>
-    <w:lsdException w:unhideWhenUsed="0" w:uiPriority="0" w:semiHidden="0" w:name="Normal Indent"/>
-    <w:lsdException w:unhideWhenUsed="0" w:uiPriority="0" w:semiHidden="0" w:name="footnote text"/>
-    <w:lsdException w:qFormat="1" w:unhideWhenUsed="0" w:uiPriority="0" w:semiHidden="0" w:name="annotation text"/>
-    <w:lsdException w:qFormat="1" w:unhideWhenUsed="0" w:uiPriority="0" w:semiHidden="0" w:name="header"/>
-    <w:lsdException w:qFormat="1" w:unhideWhenUsed="0" w:uiPriority="0" w:semiHidden="0" w:name="footer"/>
-    <w:lsdException w:unhideWhenUsed="0" w:uiPriority="0" w:semiHidden="0" w:name="index heading"/>
-    <w:lsdException w:qFormat="1" w:uiPriority="0" w:name="caption"/>
-    <w:lsdException w:unhideWhenUsed="0" w:uiPriority="0" w:semiHidden="0" w:name="table of figures"/>
-    <w:lsdException w:unhideWhenUsed="0" w:uiPriority="0" w:semiHidden="0" w:name="envelope address"/>
-    <w:lsdException w:unhideWhenUsed="0" w:uiPriority="0" w:semiHidden="0" w:name="envelope return"/>
-    <w:lsdException w:unhideWhenUsed="0" w:uiPriority="0" w:semiHidden="0" w:name="footnote reference"/>
-    <w:lsdException w:unhideWhenUsed="0" w:uiPriority="0" w:semiHidden="0" w:name="annotation reference"/>
-    <w:lsdException w:unhideWhenUsed="0" w:uiPriority="0" w:semiHidden="0" w:name="line number"/>
-    <w:lsdException w:unhideWhenUsed="0" w:uiPriority="0" w:semiHidden="0" w:name="page number"/>
-    <w:lsdException w:unhideWhenUsed="0" w:uiPriority="0" w:semiHidden="0" w:name="endnote reference"/>
-    <w:lsdException w:unhideWhenUsed="0" w:uiPriority="0" w:semiHidden="0" w:name="endnote text"/>
-    <w:lsdException w:unhideWhenUsed="0" w:uiPriority="0" w:semiHidden="0" w:name="table of authorities"/>
-    <w:lsdException w:unhideWhenUsed="0" w:uiPriority="0" w:semiHidden="0" w:name="macro"/>
-    <w:lsdException w:unhideWhenUsed="0" w:uiPriority="0" w:semiHidden="0" w:name="toa heading"/>
-    <w:lsdException w:unhideWhenUsed="0" w:uiPriority="0" w:semiHidden="0" w:name="List"/>
-    <w:lsdException w:unhideWhenUsed="0" w:uiPriority="0" w:semiHidden="0" w:name="List Bullet"/>
-    <w:lsdException w:unhideWhenUsed="0" w:uiPriority="0" w:semiHidden="0" w:name="List Number"/>
-    <w:lsdException w:unhideWhenUsed="0" w:uiPriority="0" w:semiHidden="0" w:name="List 2"/>
-    <w:lsdException w:unhideWhenUsed="0" w:uiPriority="0" w:semiHidden="0" w:name="List 3"/>
-    <w:lsdException w:unhideWhenUsed="0" w:uiPriority="0" w:semiHidden="0" w:name="List 4"/>
-    <w:lsdException w:unhideWhenUsed="0" w:uiPriority="0" w:semiHidden="0" w:name="List 5"/>
-    <w:lsdException w:unhideWhenUsed="0" w:uiPriority="0" w:semiHidden="0" w:name="List Bullet 2"/>
-    <w:lsdException w:unhideWhenUsed="0" w:uiPriority="0" w:semiHidden="0" w:name="List Bullet 3"/>
-    <w:lsdException w:unhideWhenUsed="0" w:uiPriority="0" w:semiHidden="0" w:name="List Bullet 4"/>
-    <w:lsdException w:unhideWhenUsed="0" w:uiPriority="0" w:semiHidden="0" w:name="List Bullet 5"/>
-    <w:lsdException w:unhideWhenUsed="0" w:uiPriority="0" w:semiHidden="0" w:name="List Number 2"/>
-    <w:lsdException w:unhideWhenUsed="0" w:uiPriority="0" w:semiHidden="0" w:name="List Number 3"/>
-    <w:lsdException w:unhideWhenUsed="0" w:uiPriority="0" w:semiHidden="0" w:name="List Number 4"/>
-    <w:lsdException w:unhideWhenUsed="0" w:uiPriority="0" w:semiHidden="0" w:name="List Number 5"/>
-    <w:lsdException w:qFormat="1" w:unhideWhenUsed="0" w:uiPriority="0" w:semiHidden="0" w:name="Title"/>
-    <w:lsdException w:unhideWhenUsed="0" w:uiPriority="0" w:semiHidden="0" w:name="Closing"/>
-    <w:lsdException w:unhideWhenUsed="0" w:uiPriority="0" w:semiHidden="0" w:name="Signature"/>
-    <w:lsdException w:qFormat="1" w:unhideWhenUsed="0" w:uiPriority="0" w:name="Default Paragraph Font"/>
-    <w:lsdException w:qFormat="1" w:unhideWhenUsed="0" w:uiPriority="0" w:name="Body Text"/>
-    <w:lsdException w:unhideWhenUsed="0" w:uiPriority="0" w:semiHidden="0" w:name="Body Text Indent"/>
-    <w:lsdException w:unhideWhenUsed="0" w:uiPriority="0" w:semiHidden="0" w:name="List Continue"/>
-    <w:lsdException w:unhideWhenUsed="0" w:uiPriority="0" w:semiHidden="0" w:name="List Continue 2"/>
-    <w:lsdException w:unhideWhenUsed="0" w:uiPriority="0" w:semiHidden="0" w:name="List Continue 3"/>
-    <w:lsdException w:unhideWhenUsed="0" w:uiPriority="0" w:semiHidden="0" w:name="List Continue 4"/>
-    <w:lsdException w:unhideWhenUsed="0" w:uiPriority="0" w:semiHidden="0" w:name="List Continue 5"/>
-    <w:lsdException w:unhideWhenUsed="0" w:uiPriority="0" w:semiHidden="0" w:name="Message Header"/>
-    <w:lsdException w:qFormat="1" w:unhideWhenUsed="0" w:uiPriority="0" w:semiHidden="0" w:name="Subtitle"/>
-    <w:lsdException w:unhideWhenUsed="0" w:uiPriority="0" w:semiHidden="0" w:name="Salutation"/>
-    <w:lsdException w:unhideWhenUsed="0" w:uiPriority="0" w:semiHidden="0" w:name="Date"/>
-    <w:lsdException w:unhideWhenUsed="0" w:uiPriority="0" w:semiHidden="0" w:name="Body Text First Indent"/>
-    <w:lsdException w:unhideWhenUsed="0" w:uiPriority="0" w:semiHidden="0" w:name="Body Text First Indent 2"/>
-    <w:lsdException w:uiPriority="99" w:name="Note Heading"/>
-    <w:lsdException w:unhideWhenUsed="0" w:uiPriority="0" w:semiHidden="0" w:name="Body Text 2"/>
-    <w:lsdException w:unhideWhenUsed="0" w:uiPriority="0" w:semiHidden="0" w:name="Body Text 3"/>
-    <w:lsdException w:unhideWhenUsed="0" w:uiPriority="0" w:semiHidden="0" w:name="Body Text Indent 2"/>
-    <w:lsdException w:unhideWhenUsed="0" w:uiPriority="0" w:semiHidden="0" w:name="Body Text Indent 3"/>
-    <w:lsdException w:unhideWhenUsed="0" w:uiPriority="0" w:semiHidden="0" w:name="Block Text"/>
-    <w:lsdException w:unhideWhenUsed="0" w:uiPriority="0" w:semiHidden="0" w:name="Hyperlink"/>
-    <w:lsdException w:unhideWhenUsed="0" w:uiPriority="0" w:semiHidden="0" w:name="FollowedHyperlink"/>
-    <w:lsdException w:qFormat="1" w:unhideWhenUsed="0" w:uiPriority="0" w:semiHidden="0" w:name="Strong"/>
-    <w:lsdException w:qFormat="1" w:unhideWhenUsed="0" w:uiPriority="0" w:semiHidden="0" w:name="Emphasis"/>
-    <w:lsdException w:unhideWhenUsed="0" w:uiPriority="0" w:semiHidden="0" w:name="Document Map"/>
-    <w:lsdException w:unhideWhenUsed="0" w:uiPriority="0" w:semiHidden="0" w:name="Plain Text"/>
-    <w:lsdException w:unhideWhenUsed="0" w:uiPriority="0" w:semiHidden="0" w:name="E-mail Signature"/>
-    <w:lsdException w:qFormat="1" w:unhideWhenUsed="0" w:uiPriority="0" w:semiHidden="0" w:name="Normal (Web)"/>
-    <w:lsdException w:unhideWhenUsed="0" w:uiPriority="0" w:semiHidden="0" w:name="HTML Acronym"/>
-    <w:lsdException w:unhideWhenUsed="0" w:uiPriority="0" w:semiHidden="0" w:name="HTML Address"/>
-    <w:lsdException w:unhideWhenUsed="0" w:uiPriority="0" w:semiHidden="0" w:name="HTML Cite"/>
-    <w:lsdException w:unhideWhenUsed="0" w:uiPriority="0" w:semiHidden="0" w:name="HTML Code"/>
-    <w:lsdException w:unhideWhenUsed="0" w:uiPriority="0" w:semiHidden="0" w:name="HTML Definition"/>
-    <w:lsdException w:unhideWhenUsed="0" w:uiPriority="0" w:semiHidden="0" w:name="HTML Keyboard"/>
-    <w:lsdException w:unhideWhenUsed="0" w:uiPriority="0" w:semiHidden="0" w:name="HTML Preformatted"/>
-    <w:lsdException w:unhideWhenUsed="0" w:uiPriority="0" w:semiHidden="0" w:name="HTML Sample"/>
-    <w:lsdException w:unhideWhenUsed="0" w:uiPriority="0" w:semiHidden="0" w:name="HTML Typewriter"/>
-    <w:lsdException w:unhideWhenUsed="0" w:uiPriority="0" w:semiHidden="0" w:name="HTML Variable"/>
-    <w:lsdException w:qFormat="1" w:unhideWhenUsed="0" w:uiPriority="0" w:name="Normal Table"/>
-    <w:lsdException w:unhideWhenUsed="0" w:uiPriority="0" w:semiHidden="0" w:name="annotation subject"/>
-    <w:lsdException w:unhideWhenUsed="0" w:uiPriority="0" w:semiHidden="0" w:name="Table Simple 1"/>
-    <w:lsdException w:unhideWhenUsed="0" w:uiPriority="0" w:semiHidden="0" w:name="Table Simple 2"/>
-    <w:lsdException w:unhideWhenUsed="0" w:uiPriority="0" w:semiHidden="0" w:name="Table Simple 3"/>
-    <w:lsdException w:unhideWhenUsed="0" w:uiPriority="0" w:semiHidden="0" w:name="Table Classic 1"/>
-    <w:lsdException w:unhideWhenUsed="0" w:uiPriority="0" w:semiHidden="0" w:name="Table Classic 2"/>
-    <w:lsdException w:unhideWhenUsed="0" w:uiPriority="0" w:semiHidden="0" w:name="Table Classic 3"/>
-    <w:lsdException w:unhideWhenUsed="0" w:uiPriority="0" w:semiHidden="0" w:name="Table Classic 4"/>
-    <w:lsdException w:unhideWhenUsed="0" w:uiPriority="0" w:semiHidden="0" w:name="Table Colorful 1"/>
-    <w:lsdException w:unhideWhenUsed="0" w:uiPriority="0" w:semiHidden="0" w:name="Table Colorful 2"/>
-    <w:lsdException w:unhideWhenUsed="0" w:uiPriority="0" w:semiHidden="0" w:name="Table Colorful 3"/>
-    <w:lsdException w:unhideWhenUsed="0" w:uiPriority="0" w:semiHidden="0" w:name="Table Columns 1"/>
-    <w:lsdException w:unhideWhenUsed="0" w:uiPriority="0" w:semiHidden="0" w:name="Table Columns 2"/>
-    <w:lsdException w:unhideWhenUsed="0" w:uiPriority="0" w:semiHidden="0" w:name="Table Columns 3"/>
-    <w:lsdException w:unhideWhenUsed="0" w:uiPriority="0" w:semiHidden="0" w:name="Table Columns 4"/>
-    <w:lsdException w:unhideWhenUsed="0" w:uiPriority="0" w:semiHidden="0" w:name="Table Columns 5"/>
-    <w:lsdException w:unhideWhenUsed="0" w:uiPriority="0" w:semiHidden="0" w:name="Table Grid 1"/>
-    <w:lsdException w:unhideWhenUsed="0" w:uiPriority="0" w:semiHidden="0" w:name="Table Grid 2"/>
-    <w:lsdException w:unhideWhenUsed="0" w:uiPriority="0" w:semiHidden="0" w:name="Table Grid 3"/>
-    <w:lsdException w:unhideWhenUsed="0" w:uiPriority="0" w:semiHidden="0" w:name="Table Grid 4"/>
-    <w:lsdException w:unhideWhenUsed="0" w:uiPriority="0" w:semiHidden="0" w:name="Table Grid 5"/>
-    <w:lsdException w:unhideWhenUsed="0" w:uiPriority="0" w:semiHidden="0" w:name="Table Grid 6"/>
-    <w:lsdException w:unhideWhenUsed="0" w:uiPriority="0" w:semiHidden="0" w:name="Table Grid 7"/>
-    <w:lsdException w:unhideWhenUsed="0" w:uiPriority="0" w:semiHidden="0" w:name="Table Grid 8"/>
-    <w:lsdException w:unhideWhenUsed="0" w:uiPriority="0" w:semiHidden="0" w:name="Table List 1"/>
-    <w:lsdException w:unhideWhenUsed="0" w:uiPriority="0" w:semiHidden="0" w:name="Table List 2"/>
-    <w:lsdException w:unhideWhenUsed="0" w:uiPriority="0" w:semiHidden="0" w:name="Table List 3"/>
-    <w:lsdException w:unhideWhenUsed="0" w:uiPriority="0" w:semiHidden="0" w:name="Table List 4"/>
-    <w:lsdException w:unhideWhenUsed="0" w:uiPriority="0" w:semiHidden="0" w:name="Table List 5"/>
-    <w:lsdException w:unhideWhenUsed="0" w:uiPriority="0" w:semiHidden="0" w:name="Table List 6"/>
-    <w:lsdException w:unhideWhenUsed="0" w:uiPriority="0" w:semiHidden="0" w:name="Table List 7"/>
-    <w:lsdException w:unhideWhenUsed="0" w:uiPriority="0" w:semiHidden="0" w:name="Table List 8"/>
-    <w:lsdException w:unhideWhenUsed="0" w:uiPriority="0" w:semiHidden="0" w:name="Table 3D effects 1"/>
-    <w:lsdException w:unhideWhenUsed="0" w:uiPriority="0" w:semiHidden="0" w:name="Table 3D effects 2"/>
-    <w:lsdException w:unhideWhenUsed="0" w:uiPriority="0" w:semiHidden="0" w:name="Table 3D effects 3"/>
-    <w:lsdException w:unhideWhenUsed="0" w:uiPriority="0" w:semiHidden="0" w:name="Table Contemporary"/>
-    <w:lsdException w:unhideWhenUsed="0" w:uiPriority="0" w:semiHidden="0" w:name="Table Elegant"/>
-    <w:lsdException w:unhideWhenUsed="0" w:uiPriority="0" w:semiHidden="0" w:name="Table Professional"/>
-    <w:lsdException w:unhideWhenUsed="0" w:uiPriority="0" w:semiHidden="0" w:name="Table Subtle 1"/>
-    <w:lsdException w:unhideWhenUsed="0" w:uiPriority="0" w:semiHidden="0" w:name="Table Subtle 2"/>
-    <w:lsdException w:unhideWhenUsed="0" w:uiPriority="0" w:semiHidden="0" w:name="Table Web 1"/>
-    <w:lsdException w:unhideWhenUsed="0" w:uiPriority="0" w:semiHidden="0" w:name="Table Web 2"/>
-    <w:lsdException w:unhideWhenUsed="0" w:uiPriority="0" w:semiHidden="0" w:name="Table Web 3"/>
-    <w:lsdException w:unhideWhenUsed="0" w:uiPriority="0" w:semiHidden="0" w:name="Balloon Text"/>
-    <w:lsdException w:qFormat="1" w:unhideWhenUsed="0" w:uiPriority="0" w:semiHidden="0" w:name="Table Grid"/>
-    <w:lsdException w:unhideWhenUsed="0" w:uiPriority="0" w:semiHidden="0" w:name="Table Theme"/>
-    <w:lsdException w:unhideWhenUsed="0" w:uiPriority="60" w:semiHidden="0" w:name="Light Shading"/>
-    <w:lsdException w:unhideWhenUsed="0" w:uiPriority="61" w:semiHidden="0" w:name="Light List"/>
-    <w:lsdException w:unhideWhenUsed="0" w:uiPriority="62" w:semiHidden="0" w:name="Light Grid"/>
-    <w:lsdException w:unhideWhenUsed="0" w:uiPriority="63" w:semiHidden="0" w:name="Medium Shading 1"/>
-    <w:lsdException w:unhideWhenUsed="0" w:uiPriority="64" w:semiHidden="0" w:name="Medium Shading 2"/>
-    <w:lsdException w:unhideWhenUsed="0" w:uiPriority="65" w:semiHidden="0" w:name="Medium List 1"/>
-    <w:lsdException w:unhideWhenUsed="0" w:uiPriority="66" w:semiHidden="0" w:name="Medium List 2"/>
-    <w:lsdException w:unhideWhenUsed="0" w:uiPriority="67" w:semiHidden="0" w:name="Medium Grid 1"/>
-    <w:lsdException w:unhideWhenUsed="0" w:uiPriority="68" w:semiHidden="0" w:name="Medium Grid 2"/>
-    <w:lsdException w:unhideWhenUsed="0" w:uiPriority="69" w:semiHidden="0" w:name="Medium Grid 3"/>
-    <w:lsdException w:unhideWhenUsed="0" w:uiPriority="70" w:semiHidden="0" w:name="Dark List"/>
-    <w:lsdException w:unhideWhenUsed="0" w:uiPriority="71" w:semiHidden="0" w:name="Colorful Shading"/>
-    <w:lsdException w:unhideWhenUsed="0" w:uiPriority="72" w:semiHidden="0" w:name="Colorful List"/>
-    <w:lsdException w:unhideWhenUsed="0" w:uiPriority="73" w:semiHidden="0" w:name="Colorful Grid"/>
-    <w:lsdException w:unhideWhenUsed="0" w:uiPriority="60" w:semiHidden="0" w:name="Light Shading Accent 1"/>
-    <w:lsdException w:unhideWhenUsed="0" w:uiPriority="61" w:semiHidden="0" w:name="Light List Accent 1"/>
-    <w:lsdException w:unhideWhenUsed="0" w:uiPriority="62" w:semiHidden="0" w:name="Light Grid Accent 1"/>
-    <w:lsdException w:unhideWhenUsed="0" w:uiPriority="63" w:semiHidden="0" w:name="Medium Shading 1 Accent 1"/>
-    <w:lsdException w:unhideWhenUsed="0" w:uiPriority="64" w:semiHidden="0" w:name="Medium Shading 2 Accent 1"/>
-    <w:lsdException w:unhideWhenUsed="0" w:uiPriority="65" w:semiHidden="0" w:name="Medium List 1 Accent 1"/>
-    <w:lsdException w:unhideWhenUsed="0" w:uiPriority="66" w:semiHidden="0" w:name="Medium List 2 Accent 1"/>
-    <w:lsdException w:unhideWhenUsed="0" w:uiPriority="67" w:semiHidden="0" w:name="Medium Grid 1 Accent 1"/>
-    <w:lsdException w:unhideWhenUsed="0" w:uiPriority="68" w:semiHidden="0" w:name="Medium Grid 2 Accent 1"/>
-    <w:lsdException w:unhideWhenUsed="0" w:uiPriority="69" w:semiHidden="0" w:name="Medium Grid 3 Accent 1"/>
-    <w:lsdException w:unhideWhenUsed="0" w:uiPriority="70" w:semiHidden="0" w:name="Dark List Accent 1"/>
-    <w:lsdException w:unhideWhenUsed="0" w:uiPriority="71" w:semiHidden="0" w:name="Colorful Shading Accent 1"/>
-    <w:lsdException w:unhideWhenUsed="0" w:uiPriority="72" w:semiHidden="0" w:name="Colorful List Accent 1"/>
-    <w:lsdException w:unhideWhenUsed="0" w:uiPriority="73" w:semiHidden="0" w:name="Colorful Grid Accent 1"/>
-    <w:lsdException w:unhideWhenUsed="0" w:uiPriority="60" w:semiHidden="0" w:name="Light Shading Accent 2"/>
-    <w:lsdException w:unhideWhenUsed="0" w:uiPriority="61" w:semiHidden="0" w:name="Light List Accent 2"/>
-    <w:lsdException w:unhideWhenUsed="0" w:uiPriority="62" w:semiHidden="0" w:name="Light Grid Accent 2"/>
-    <w:lsdException w:unhideWhenUsed="0" w:uiPriority="63" w:semiHidden="0" w:name="Medium Shading 1 Accent 2"/>
-    <w:lsdException w:unhideWhenUsed="0" w:uiPriority="64" w:semiHidden="0" w:name="Medium Shading 2 Accent 2"/>
-    <w:lsdException w:unhideWhenUsed="0" w:uiPriority="65" w:semiHidden="0" w:name="Medium List 1 Accent 2"/>
-    <w:lsdException w:unhideWhenUsed="0" w:uiPriority="66" w:semiHidden="0" w:name="Medium List 2 Accent 2"/>
-    <w:lsdException w:unhideWhenUsed="0" w:uiPriority="67" w:semiHidden="0" w:name="Medium Grid 1 Accent 2"/>
-    <w:lsdException w:unhideWhenUsed="0" w:uiPriority="68" w:semiHidden="0" w:name="Medium Grid 2 Accent 2"/>
-    <w:lsdException w:unhideWhenUsed="0" w:uiPriority="69" w:semiHidden="0" w:name="Medium Grid 3 Accent 2"/>
-    <w:lsdException w:unhideWhenUsed="0" w:uiPriority="70" w:semiHidden="0" w:name="Dark List Accent 2"/>
-    <w:lsdException w:unhideWhenUsed="0" w:uiPriority="71" w:semiHidden="0" w:name="Colorful Shading Accent 2"/>
-    <w:lsdException w:unhideWhenUsed="0" w:uiPriority="72" w:semiHidden="0" w:name="Colorful List Accent 2"/>
-    <w:lsdException w:unhideWhenUsed="0" w:uiPriority="73" w:semiHidden="0" w:name="Colorful Grid Accent 2"/>
-    <w:lsdException w:unhideWhenUsed="0" w:uiPriority="60" w:semiHidden="0" w:name="Light Shading Accent 3"/>
-    <w:lsdException w:unhideWhenUsed="0" w:uiPriority="61" w:semiHidden="0" w:name="Light List Accent 3"/>
-    <w:lsdException w:unhideWhenUsed="0" w:uiPriority="62" w:semiHidden="0" w:name="Light Grid Accent 3"/>
-    <w:lsdException w:unhideWhenUsed="0" w:uiPriority="63" w:semiHidden="0" w:name="Medium Shading 1 Accent 3"/>
-    <w:lsdException w:unhideWhenUsed="0" w:uiPriority="64" w:semiHidden="0" w:name="Medium Shading 2 Accent 3"/>
-    <w:lsdException w:unhideWhenUsed="0" w:uiPriority="65" w:semiHidden="0" w:name="Medium List 1 Accent 3"/>
-    <w:lsdException w:unhideWhenUsed="0" w:uiPriority="66" w:semiHidden="0" w:name="Medium List 2 Accent 3"/>
-    <w:lsdException w:unhideWhenUsed="0" w:uiPriority="67" w:semiHidden="0" w:name="Medium Grid 1 Accent 3"/>
-    <w:lsdException w:unhideWhenUsed="0" w:uiPriority="68" w:semiHidden="0" w:name="Medium Grid 2 Accent 3"/>
-    <w:lsdException w:unhideWhenUsed="0" w:uiPriority="69" w:semiHidden="0" w:name="Medium Grid 3 Accent 3"/>
-    <w:lsdException w:unhideWhenUsed="0" w:uiPriority="70" w:semiHidden="0" w:name="Dark List Accent 3"/>
-    <w:lsdException w:unhideWhenUsed="0" w:uiPriority="71" w:semiHidden="0" w:name="Colorful Shading Accent 3"/>
-    <w:lsdException w:unhideWhenUsed="0" w:uiPriority="72" w:semiHidden="0" w:name="Colorful List Accent 3"/>
-    <w:lsdException w:unhideWhenUsed="0" w:uiPriority="73" w:semiHidden="0" w:name="Colorful Grid Accent 3"/>
-    <w:lsdException w:unhideWhenUsed="0" w:uiPriority="60" w:semiHidden="0" w:name="Light Shading Accent 4"/>
-    <w:lsdException w:unhideWhenUsed="0" w:uiPriority="61" w:semiHidden="0" w:name="Light List Accent 4"/>
-    <w:lsdException w:unhideWhenUsed="0" w:uiPriority="62" w:semiHidden="0" w:name="Light Grid Accent 4"/>
-    <w:lsdException w:unhideWhenUsed="0" w:uiPriority="63" w:semiHidden="0" w:name="Medium Shading 1 Accent 4"/>
-    <w:lsdException w:unhideWhenUsed="0" w:uiPriority="64" w:semiHidden="0" w:name="Medium Shading 2 Accent 4"/>
-    <w:lsdException w:unhideWhenUsed="0" w:uiPriority="65" w:semiHidden="0" w:name="Medium List 1 Accent 4"/>
-    <w:lsdException w:unhideWhenUsed="0" w:uiPriority="66" w:semiHidden="0" w:name="Medium List 2 Accent 4"/>
-    <w:lsdException w:unhideWhenUsed="0" w:uiPriority="67" w:semiHidden="0" w:name="Medium Grid 1 Accent 4"/>
-    <w:lsdException w:unhideWhenUsed="0" w:uiPriority="68" w:semiHidden="0" w:name="Medium Grid 2 Accent 4"/>
-    <w:lsdException w:unhideWhenUsed="0" w:uiPriority="69" w:semiHidden="0" w:name="Medium Grid 3 Accent 4"/>
-    <w:lsdException w:unhideWhenUsed="0" w:uiPriority="70" w:semiHidden="0" w:name="Dark List Accent 4"/>
-    <w:lsdException w:unhideWhenUsed="0" w:uiPriority="71" w:semiHidden="0" w:name="Colorful Shading Accent 4"/>
-    <w:lsdException w:unhideWhenUsed="0" w:uiPriority="72" w:semiHidden="0" w:name="Colorful List Accent 4"/>
-    <w:lsdException w:unhideWhenUsed="0" w:uiPriority="73" w:semiHidden="0" w:name="Colorful Grid Accent 4"/>
-    <w:lsdException w:unhideWhenUsed="0" w:uiPriority="60" w:semiHidden="0" w:name="Light Shading Accent 5"/>
-    <w:lsdException w:unhideWhenUsed="0" w:uiPriority="61" w:semiHidden="0" w:name="Light List Accent 5"/>
-    <w:lsdException w:unhideWhenUsed="0" w:uiPriority="62" w:semiHidden="0" w:name="Light Grid Accent 5"/>
-    <w:lsdException w:unhideWhenUsed="0" w:uiPriority="63" w:semiHidden="0" w:name="Medium Shading 1 Accent 5"/>
-    <w:lsdException w:unhideWhenUsed="0" w:uiPriority="64" w:semiHidden="0" w:name="Medium Shading 2 Accent 5"/>
-    <w:lsdException w:unhideWhenUsed="0" w:uiPriority="65" w:semiHidden="0" w:name="Medium List 1 Accent 5"/>
-    <w:lsdException w:unhideWhenUsed="0" w:uiPriority="66" w:semiHidden="0" w:name="Medium List 2 Accent 5"/>
-    <w:lsdException w:unhideWhenUsed="0" w:uiPriority="67" w:semiHidden="0" w:name="Medium Grid 1 Accent 5"/>
-    <w:lsdException w:unhideWhenUsed="0" w:uiPriority="68" w:semiHidden="0" w:name="Medium Grid 2 Accent 5"/>
-    <w:lsdException w:unhideWhenUsed="0" w:uiPriority="69" w:semiHidden="0" w:name="Medium Grid 3 Accent 5"/>
-    <w:lsdException w:unhideWhenUsed="0" w:uiPriority="70" w:semiHidden="0" w:name="Dark List Accent 5"/>
-    <w:lsdException w:unhideWhenUsed="0" w:uiPriority="71" w:semiHidden="0" w:name="Colorful Shading Accent 5"/>
-    <w:lsdException w:unhideWhenUsed="0" w:uiPriority="72" w:semiHidden="0" w:name="Colorful List Accent 5"/>
-    <w:lsdException w:unhideWhenUsed="0" w:uiPriority="73" w:semiHidden="0" w:name="Colorful Grid Accent 5"/>
-    <w:lsdException w:unhideWhenUsed="0" w:uiPriority="60" w:semiHidden="0" w:name="Light Shading Accent 6"/>
-    <w:lsdException w:unhideWhenUsed="0" w:uiPriority="61" w:semiHidden="0" w:name="Light List Accent 6"/>
-    <w:lsdException w:unhideWhenUsed="0" w:uiPriority="62" w:semiHidden="0" w:name="Light Grid Accent 6"/>
-    <w:lsdException w:unhideWhenUsed="0" w:uiPriority="63" w:semiHidden="0" w:name="Medium Shading 1 Accent 6"/>
-    <w:lsdException w:unhideWhenUsed="0" w:uiPriority="64" w:semiHidden="0" w:name="Medium Shading 2 Accent 6"/>
-    <w:lsdException w:unhideWhenUsed="0" w:uiPriority="65" w:semiHidden="0" w:name="Medium List 1 Accent 6"/>
-    <w:lsdException w:unhideWhenUsed="0" w:uiPriority="66" w:semiHidden="0" w:name="Medium List 2 Accent 6"/>
-    <w:lsdException w:unhideWhenUsed="0" w:uiPriority="67" w:semiHidden="0" w:name="Medium Grid 1 Accent 6"/>
-    <w:lsdException w:unhideWhenUsed="0" w:uiPriority="68" w:semiHidden="0" w:name="Medium Grid 2 Accent 6"/>
-    <w:lsdException w:unhideWhenUsed="0" w:uiPriority="69" w:semiHidden="0" w:name="Medium Grid 3 Accent 6"/>
-    <w:lsdException w:unhideWhenUsed="0" w:uiPriority="70" w:semiHidden="0" w:name="Dark List Accent 6"/>
-    <w:lsdException w:unhideWhenUsed="0" w:uiPriority="71" w:semiHidden="0" w:name="Colorful Shading Accent 6"/>
-    <w:lsdException w:unhideWhenUsed="0" w:uiPriority="72" w:semiHidden="0" w:name="Colorful List Accent 6"/>
-    <w:lsdException w:unhideWhenUsed="0" w:uiPriority="73" w:semiHidden="0" w:name="Colorful Grid Accent 6"/>
+  <w:latentStyles w:defLockedState="0" w:defUIPriority="99" w:defSemiHidden="1" w:defUnhideWhenUsed="1" w:defQFormat="0" w:count="260">
+    <w:lsdException w:name="Normal" w:semiHidden="0" w:uiPriority="0" w:unhideWhenUsed="0" w:qFormat="1"/>
+    <w:lsdException w:name="heading 1" w:semiHidden="0" w:uiPriority="0" w:unhideWhenUsed="0" w:qFormat="1"/>
+    <w:lsdException w:name="heading 2" w:semiHidden="0" w:uiPriority="0" w:qFormat="1"/>
+    <w:lsdException w:name="heading 3" w:uiPriority="0" w:qFormat="1"/>
+    <w:lsdException w:name="heading 4" w:semiHidden="0" w:uiPriority="0" w:qFormat="1"/>
+    <w:lsdException w:name="heading 5" w:uiPriority="0" w:qFormat="1"/>
+    <w:lsdException w:name="heading 6" w:uiPriority="0" w:qFormat="1"/>
+    <w:lsdException w:name="heading 7" w:uiPriority="0" w:qFormat="1"/>
+    <w:lsdException w:name="heading 8" w:uiPriority="0" w:qFormat="1"/>
+    <w:lsdException w:name="heading 9" w:uiPriority="0" w:qFormat="1"/>
+    <w:lsdException w:name="index 1" w:semiHidden="0" w:uiPriority="0" w:unhideWhenUsed="0"/>
+    <w:lsdException w:name="index 2" w:semiHidden="0" w:uiPriority="0" w:unhideWhenUsed="0"/>
+    <w:lsdException w:name="index 3" w:semiHidden="0" w:uiPriority="0" w:unhideWhenUsed="0"/>
+    <w:lsdException w:name="index 4" w:semiHidden="0" w:uiPriority="0" w:unhideWhenUsed="0"/>
+    <w:lsdException w:name="index 5" w:semiHidden="0" w:uiPriority="0" w:unhideWhenUsed="0"/>
+    <w:lsdException w:name="index 6" w:semiHidden="0" w:uiPriority="0" w:unhideWhenUsed="0"/>
+    <w:lsdException w:name="index 7" w:semiHidden="0" w:uiPriority="0" w:unhideWhenUsed="0"/>
+    <w:lsdException w:name="index 8" w:semiHidden="0" w:uiPriority="0" w:unhideWhenUsed="0"/>
+    <w:lsdException w:name="index 9" w:semiHidden="0" w:uiPriority="0" w:unhideWhenUsed="0"/>
+    <w:lsdException w:name="toc 1" w:semiHidden="0" w:uiPriority="0" w:unhideWhenUsed="0" w:qFormat="1"/>
+    <w:lsdException w:name="toc 2" w:semiHidden="0" w:uiPriority="0" w:unhideWhenUsed="0" w:qFormat="1"/>
+    <w:lsdException w:name="toc 3" w:semiHidden="0" w:uiPriority="0" w:unhideWhenUsed="0" w:qFormat="1"/>
+    <w:lsdException w:name="toc 4" w:semiHidden="0" w:uiPriority="0" w:unhideWhenUsed="0"/>
+    <w:lsdException w:name="toc 5" w:semiHidden="0" w:uiPriority="0" w:unhideWhenUsed="0"/>
+    <w:lsdException w:name="toc 6" w:semiHidden="0" w:uiPriority="0" w:unhideWhenUsed="0"/>
+    <w:lsdException w:name="toc 7" w:semiHidden="0" w:uiPriority="0" w:unhideWhenUsed="0"/>
+    <w:lsdException w:name="toc 8" w:semiHidden="0" w:uiPriority="0" w:unhideWhenUsed="0"/>
+    <w:lsdException w:name="toc 9" w:semiHidden="0" w:uiPriority="0" w:unhideWhenUsed="0"/>
+    <w:lsdException w:name="Normal Indent" w:semiHidden="0" w:uiPriority="0" w:unhideWhenUsed="0"/>
+    <w:lsdException w:name="footnote text" w:semiHidden="0" w:uiPriority="0" w:unhideWhenUsed="0"/>
+    <w:lsdException w:name="annotation text" w:semiHidden="0" w:uiPriority="0" w:unhideWhenUsed="0" w:qFormat="1"/>
+    <w:lsdException w:name="header" w:semiHidden="0" w:uiPriority="0" w:unhideWhenUsed="0" w:qFormat="1"/>
+    <w:lsdException w:name="footer" w:semiHidden="0" w:uiPriority="0" w:unhideWhenUsed="0" w:qFormat="1"/>
+    <w:lsdException w:name="index heading" w:semiHidden="0" w:uiPriority="0" w:unhideWhenUsed="0"/>
+    <w:lsdException w:name="caption" w:uiPriority="0" w:qFormat="1"/>
+    <w:lsdException w:name="table of figures" w:semiHidden="0" w:uiPriority="0" w:unhideWhenUsed="0"/>
+    <w:lsdException w:name="envelope address" w:semiHidden="0" w:uiPriority="0" w:unhideWhenUsed="0"/>
+    <w:lsdException w:name="envelope return" w:semiHidden="0" w:uiPriority="0" w:unhideWhenUsed="0"/>
+    <w:lsdException w:name="footnote reference" w:semiHidden="0" w:uiPriority="0" w:unhideWhenUsed="0"/>
+    <w:lsdException w:name="annotation reference" w:semiHidden="0" w:uiPriority="0" w:unhideWhenUsed="0"/>
+    <w:lsdException w:name="line number" w:semiHidden="0" w:uiPriority="0" w:unhideWhenUsed="0"/>
+    <w:lsdException w:name="page number" w:semiHidden="0" w:uiPriority="0" w:unhideWhenUsed="0"/>
+    <w:lsdException w:name="endnote reference" w:semiHidden="0" w:uiPriority="0" w:unhideWhenUsed="0"/>
+    <w:lsdException w:name="endnote text" w:semiHidden="0" w:uiPriority="0" w:unhideWhenUsed="0"/>
+    <w:lsdException w:name="table of authorities" w:semiHidden="0" w:uiPriority="0" w:unhideWhenUsed="0"/>
+    <w:lsdException w:name="macro" w:semiHidden="0" w:uiPriority="0" w:unhideWhenUsed="0"/>
+    <w:lsdException w:name="toa heading" w:semiHidden="0" w:uiPriority="0" w:unhideWhenUsed="0"/>
+    <w:lsdException w:name="List" w:semiHidden="0" w:uiPriority="0" w:unhideWhenUsed="0"/>
+    <w:lsdException w:name="List Bullet" w:semiHidden="0" w:uiPriority="0" w:unhideWhenUsed="0"/>
+    <w:lsdException w:name="List Number" w:semiHidden="0" w:uiPriority="0" w:unhideWhenUsed="0"/>
+    <w:lsdException w:name="List 2" w:semiHidden="0" w:uiPriority="0" w:unhideWhenUsed="0"/>
+    <w:lsdException w:name="List 3" w:semiHidden="0" w:uiPriority="0" w:unhideWhenUsed="0"/>
+    <w:lsdException w:name="List 4" w:semiHidden="0" w:uiPriority="0" w:unhideWhenUsed="0"/>
+    <w:lsdException w:name="List 5" w:semiHidden="0" w:uiPriority="0" w:unhideWhenUsed="0"/>
+    <w:lsdException w:name="List Bullet 2" w:semiHidden="0" w:uiPriority="0" w:unhideWhenUsed="0"/>
+    <w:lsdException w:name="List Bullet 3" w:semiHidden="0" w:uiPriority="0" w:unhideWhenUsed="0"/>
+    <w:lsdException w:name="List Bullet 4" w:semiHidden="0" w:uiPriority="0" w:unhideWhenUsed="0"/>
+    <w:lsdException w:name="List Bullet 5" w:semiHidden="0" w:uiPriority="0" w:unhideWhenUsed="0"/>
+    <w:lsdException w:name="List Number 2" w:semiHidden="0" w:uiPriority="0" w:unhideWhenUsed="0"/>
+    <w:lsdException w:name="List Number 3" w:semiHidden="0" w:uiPriority="0" w:unhideWhenUsed="0"/>
+    <w:lsdException w:name="List Number 4" w:semiHidden="0" w:uiPriority="0" w:unhideWhenUsed="0"/>
+    <w:lsdException w:name="List Number 5" w:semiHidden="0" w:uiPriority="0" w:unhideWhenUsed="0"/>
+    <w:lsdException w:name="Title" w:semiHidden="0" w:uiPriority="0" w:unhideWhenUsed="0" w:qFormat="1"/>
+    <w:lsdException w:name="Closing" w:semiHidden="0" w:uiPriority="0" w:unhideWhenUsed="0"/>
+    <w:lsdException w:name="Signature" w:semiHidden="0" w:uiPriority="0" w:unhideWhenUsed="0"/>
+    <w:lsdException w:name="Default Paragraph Font" w:uiPriority="0" w:unhideWhenUsed="0" w:qFormat="1"/>
+    <w:lsdException w:name="Body Text" w:uiPriority="0" w:unhideWhenUsed="0" w:qFormat="1"/>
+    <w:lsdException w:name="Body Text Indent" w:semiHidden="0" w:uiPriority="0" w:unhideWhenUsed="0"/>
+    <w:lsdException w:name="List Continue" w:semiHidden="0" w:uiPriority="0" w:unhideWhenUsed="0"/>
+    <w:lsdException w:name="List Continue 2" w:semiHidden="0" w:uiPriority="0" w:unhideWhenUsed="0"/>
+    <w:lsdException w:name="List Continue 3" w:semiHidden="0" w:uiPriority="0" w:unhideWhenUsed="0"/>
+    <w:lsdException w:name="List Continue 4" w:semiHidden="0" w:uiPriority="0" w:unhideWhenUsed="0"/>
+    <w:lsdException w:name="List Continue 5" w:semiHidden="0" w:uiPriority="0" w:unhideWhenUsed="0"/>
+    <w:lsdException w:name="Message Header" w:semiHidden="0" w:uiPriority="0" w:unhideWhenUsed="0"/>
+    <w:lsdException w:name="Subtitle" w:semiHidden="0" w:uiPriority="0" w:unhideWhenUsed="0" w:qFormat="1"/>
+    <w:lsdException w:name="Salutation" w:semiHidden="0" w:uiPriority="0" w:unhideWhenUsed="0"/>
+    <w:lsdException w:name="Date" w:semiHidden="0" w:uiPriority="0" w:unhideWhenUsed="0"/>
+    <w:lsdException w:name="Body Text First Indent" w:semiHidden="0" w:uiPriority="0" w:unhideWhenUsed="0"/>
+    <w:lsdException w:name="Body Text First Indent 2" w:semiHidden="0" w:uiPriority="0" w:unhideWhenUsed="0"/>
+    <w:lsdException w:name="Body Text 2" w:semiHidden="0" w:uiPriority="0" w:unhideWhenUsed="0"/>
+    <w:lsdException w:name="Body Text 3" w:semiHidden="0" w:uiPriority="0" w:unhideWhenUsed="0"/>
+    <w:lsdException w:name="Body Text Indent 2" w:semiHidden="0" w:uiPriority="0" w:unhideWhenUsed="0"/>
+    <w:lsdException w:name="Body Text Indent 3" w:semiHidden="0" w:uiPriority="0" w:unhideWhenUsed="0"/>
+    <w:lsdException w:name="Block Text" w:semiHidden="0" w:uiPriority="0" w:unhideWhenUsed="0"/>
+    <w:lsdException w:name="Hyperlink" w:semiHidden="0" w:uiPriority="0" w:unhideWhenUsed="0"/>
+    <w:lsdException w:name="FollowedHyperlink" w:semiHidden="0" w:uiPriority="0" w:unhideWhenUsed="0"/>
+    <w:lsdException w:name="Strong" w:semiHidden="0" w:uiPriority="0" w:unhideWhenUsed="0" w:qFormat="1"/>
+    <w:lsdException w:name="Emphasis" w:semiHidden="0" w:uiPriority="0" w:unhideWhenUsed="0" w:qFormat="1"/>
+    <w:lsdException w:name="Document Map" w:semiHidden="0" w:uiPriority="0" w:unhideWhenUsed="0"/>
+    <w:lsdException w:name="Plain Text" w:semiHidden="0" w:uiPriority="0" w:unhideWhenUsed="0"/>
+    <w:lsdException w:name="E-mail Signature" w:semiHidden="0" w:uiPriority="0" w:unhideWhenUsed="0"/>
+    <w:lsdException w:name="Normal (Web)" w:semiHidden="0" w:uiPriority="0" w:unhideWhenUsed="0" w:qFormat="1"/>
+    <w:lsdException w:name="HTML Acronym" w:semiHidden="0" w:uiPriority="0" w:unhideWhenUsed="0"/>
+    <w:lsdException w:name="HTML Address" w:semiHidden="0" w:uiPriority="0" w:unhideWhenUsed="0"/>
+    <w:lsdException w:name="HTML Cite" w:semiHidden="0" w:uiPriority="0" w:unhideWhenUsed="0"/>
+    <w:lsdException w:name="HTML Code" w:semiHidden="0" w:uiPriority="0" w:unhideWhenUsed="0"/>
+    <w:lsdException w:name="HTML Definition" w:semiHidden="0" w:uiPriority="0" w:unhideWhenUsed="0"/>
+    <w:lsdException w:name="HTML Keyboard" w:semiHidden="0" w:uiPriority="0" w:unhideWhenUsed="0"/>
+    <w:lsdException w:name="HTML Preformatted" w:semiHidden="0" w:uiPriority="0" w:unhideWhenUsed="0"/>
+    <w:lsdException w:name="HTML Sample" w:semiHidden="0" w:uiPriority="0" w:unhideWhenUsed="0"/>
+    <w:lsdException w:name="HTML Typewriter" w:semiHidden="0" w:uiPriority="0" w:unhideWhenUsed="0"/>
+    <w:lsdException w:name="HTML Variable" w:semiHidden="0" w:uiPriority="0" w:unhideWhenUsed="0"/>
+    <w:lsdException w:name="Normal Table" w:uiPriority="0" w:unhideWhenUsed="0" w:qFormat="1"/>
+    <w:lsdException w:name="annotation subject" w:semiHidden="0" w:uiPriority="0" w:unhideWhenUsed="0"/>
+    <w:lsdException w:name="Table Simple 1" w:semiHidden="0" w:uiPriority="0" w:unhideWhenUsed="0"/>
+    <w:lsdException w:name="Table Simple 2" w:semiHidden="0" w:uiPriority="0" w:unhideWhenUsed="0"/>
+    <w:lsdException w:name="Table Simple 3" w:semiHidden="0" w:uiPriority="0" w:unhideWhenUsed="0"/>
+    <w:lsdException w:name="Table Classic 1" w:semiHidden="0" w:uiPriority="0" w:unhideWhenUsed="0"/>
+    <w:lsdException w:name="Table Classic 2" w:semiHidden="0" w:uiPriority="0" w:unhideWhenUsed="0"/>
+    <w:lsdException w:name="Table Classic 3" w:semiHidden="0" w:uiPriority="0" w:unhideWhenUsed="0"/>
+    <w:lsdException w:name="Table Classic 4" w:semiHidden="0" w:uiPriority="0" w:unhideWhenUsed="0"/>
+    <w:lsdException w:name="Table Colorful 1" w:semiHidden="0" w:uiPriority="0" w:unhideWhenUsed="0"/>
+    <w:lsdException w:name="Table Colorful 2" w:semiHidden="0" w:uiPriority="0" w:unhideWhenUsed="0"/>
+    <w:lsdException w:name="Table Colorful 3" w:semiHidden="0" w:uiPriority="0" w:unhideWhenUsed="0"/>
+    <w:lsdException w:name="Table Columns 1" w:semiHidden="0" w:uiPriority="0" w:unhideWhenUsed="0"/>
+    <w:lsdException w:name="Table Columns 2" w:semiHidden="0" w:uiPriority="0" w:unhideWhenUsed="0"/>
+    <w:lsdException w:name="Table Columns 3" w:semiHidden="0" w:uiPriority="0" w:unhideWhenUsed="0"/>
+    <w:lsdException w:name="Table Columns 4" w:semiHidden="0" w:uiPriority="0" w:unhideWhenUsed="0"/>
+    <w:lsdException w:name="Table Columns 5" w:semiHidden="0" w:uiPriority="0" w:unhideWhenUsed="0"/>
+    <w:lsdException w:name="Table Grid 1" w:semiHidden="0" w:uiPriority="0" w:unhideWhenUsed="0"/>
+    <w:lsdException w:name="Table Grid 2" w:semiHidden="0" w:uiPriority="0" w:unhideWhenUsed="0"/>
+    <w:lsdException w:name="Table Grid 3" w:semiHidden="0" w:uiPriority="0" w:unhideWhenUsed="0"/>
+    <w:lsdException w:name="Table Grid 4" w:semiHidden="0" w:uiPriority="0" w:unhideWhenUsed="0"/>
+    <w:lsdException w:name="Table Grid 5" w:semiHidden="0" w:uiPriority="0" w:unhideWhenUsed="0"/>
+    <w:lsdException w:name="Table Grid 6" w:semiHidden="0" w:uiPriority="0" w:unhideWhenUsed="0"/>
+    <w:lsdException w:name="Table Grid 7" w:semiHidden="0" w:uiPriority="0" w:unhideWhenUsed="0"/>
+    <w:lsdException w:name="Table Grid 8" w:semiHidden="0" w:uiPriority="0" w:unhideWhenUsed="0"/>
+    <w:lsdException w:name="Table List 1" w:semiHidden="0" w:uiPriority="0" w:unhideWhenUsed="0"/>
+    <w:lsdException w:name="Table List 2" w:semiHidden="0" w:uiPriority="0" w:unhideWhenUsed="0"/>
+    <w:lsdException w:name="Table List 3" w:semiHidden="0" w:uiPriority="0" w:unhideWhenUsed="0"/>
+    <w:lsdException w:name="Table List 4" w:semiHidden="0" w:uiPriority="0" w:unhideWhenUsed="0"/>
+    <w:lsdException w:name="Table List 5" w:semiHidden="0" w:uiPriority="0" w:unhideWhenUsed="0"/>
+    <w:lsdException w:name="Table List 6" w:semiHidden="0" w:uiPriority="0" w:unhideWhenUsed="0"/>
+    <w:lsdException w:name="Table List 7" w:semiHidden="0" w:uiPriority="0" w:unhideWhenUsed="0"/>
+    <w:lsdException w:name="Table List 8" w:semiHidden="0" w:uiPriority="0" w:unhideWhenUsed="0"/>
+    <w:lsdException w:name="Table 3D effects 1" w:semiHidden="0" w:uiPriority="0" w:unhideWhenUsed="0"/>
+    <w:lsdException w:name="Table 3D effects 2" w:semiHidden="0" w:uiPriority="0" w:unhideWhenUsed="0"/>
+    <w:lsdException w:name="Table 3D effects 3" w:semiHidden="0" w:uiPriority="0" w:unhideWhenUsed="0"/>
+    <w:lsdException w:name="Table Contemporary" w:semiHidden="0" w:uiPriority="0" w:unhideWhenUsed="0"/>
+    <w:lsdException w:name="Table Elegant" w:semiHidden="0" w:uiPriority="0" w:unhideWhenUsed="0"/>
+    <w:lsdException w:name="Table Professional" w:semiHidden="0" w:uiPriority="0" w:unhideWhenUsed="0"/>
+    <w:lsdException w:name="Table Subtle 1" w:semiHidden="0" w:uiPriority="0" w:unhideWhenUsed="0"/>
+    <w:lsdException w:name="Table Subtle 2" w:semiHidden="0" w:uiPriority="0" w:unhideWhenUsed="0"/>
+    <w:lsdException w:name="Table Web 1" w:semiHidden="0" w:uiPriority="0" w:unhideWhenUsed="0"/>
+    <w:lsdException w:name="Table Web 2" w:semiHidden="0" w:uiPriority="0" w:unhideWhenUsed="0"/>
+    <w:lsdException w:name="Table Web 3" w:semiHidden="0" w:uiPriority="0" w:unhideWhenUsed="0"/>
+    <w:lsdException w:name="Balloon Text" w:semiHidden="0" w:uiPriority="0" w:unhideWhenUsed="0"/>
+    <w:lsdException w:name="Table Grid" w:semiHidden="0" w:uiPriority="0" w:unhideWhenUsed="0" w:qFormat="1"/>
+    <w:lsdException w:name="Table Theme" w:semiHidden="0" w:uiPriority="0" w:unhideWhenUsed="0"/>
+    <w:lsdException w:name="Light Shading" w:semiHidden="0" w:uiPriority="60" w:unhideWhenUsed="0"/>
+    <w:lsdException w:name="Light List" w:semiHidden="0" w:uiPriority="61" w:unhideWhenUsed="0"/>
+    <w:lsdException w:name="Light Grid" w:semiHidden="0" w:uiPriority="62" w:unhideWhenUsed="0"/>
+    <w:lsdException w:name="Medium Shading 1" w:semiHidden="0" w:uiPriority="63" w:unhideWhenUsed="0"/>
+    <w:lsdException w:name="Medium Shading 2" w:semiHidden="0" w:uiPriority="64" w:unhideWhenUsed="0"/>
+    <w:lsdException w:name="Medium List 1" w:semiHidden="0" w:uiPriority="65" w:unhideWhenUsed="0"/>
+    <w:lsdException w:name="Medium List 2" w:semiHidden="0" w:uiPriority="66" w:unhideWhenUsed="0"/>
+    <w:lsdException w:name="Medium Grid 1" w:semiHidden="0" w:uiPriority="67" w:unhideWhenUsed="0"/>
+    <w:lsdException w:name="Medium Grid 2" w:semiHidden="0" w:uiPriority="68" w:unhideWhenUsed="0"/>
+    <w:lsdException w:name="Medium Grid 3" w:semiHidden="0" w:uiPriority="69" w:unhideWhenUsed="0"/>
+    <w:lsdException w:name="Dark List" w:semiHidden="0" w:uiPriority="70" w:unhideWhenUsed="0"/>
+    <w:lsdException w:name="Colorful Shading" w:semiHidden="0" w:uiPriority="71" w:unhideWhenUsed="0"/>
+    <w:lsdException w:name="Colorful List" w:semiHidden="0" w:uiPriority="72" w:unhideWhenUsed="0"/>
+    <w:lsdException w:name="Colorful Grid" w:semiHidden="0" w:uiPriority="73" w:unhideWhenUsed="0"/>
+    <w:lsdException w:name="Light Shading Accent 1" w:semiHidden="0" w:uiPriority="60" w:unhideWhenUsed="0"/>
+    <w:lsdException w:name="Light List Accent 1" w:semiHidden="0" w:uiPriority="61" w:unhideWhenUsed="0"/>
+    <w:lsdException w:name="Light Grid Accent 1" w:semiHidden="0" w:uiPriority="62" w:unhideWhenUsed="0"/>
+    <w:lsdException w:name="Medium Shading 1 Accent 1" w:semiHidden="0" w:uiPriority="63" w:unhideWhenUsed="0"/>
+    <w:lsdException w:name="Medium Shading 2 Accent 1" w:semiHidden="0" w:uiPriority="64" w:unhideWhenUsed="0"/>
+    <w:lsdException w:name="Medium List 1 Accent 1" w:semiHidden="0" w:uiPriority="65" w:unhideWhenUsed="0"/>
+    <w:lsdException w:name="Medium List 2 Accent 1" w:semiHidden="0" w:uiPriority="66" w:unhideWhenUsed="0"/>
+    <w:lsdException w:name="Medium Grid 1 Accent 1" w:semiHidden="0" w:uiPriority="67" w:unhideWhenUsed="0"/>
+    <w:lsdException w:name="Medium Grid 2 Accent 1" w:semiHidden="0" w:uiPriority="68" w:unhideWhenUsed="0"/>
+    <w:lsdException w:name="Medium Grid 3 Accent 1" w:semiHidden="0" w:uiPriority="69" w:unhideWhenUsed="0"/>
+    <w:lsdException w:name="Dark List Accent 1" w:semiHidden="0" w:uiPriority="70" w:unhideWhenUsed="0"/>
+    <w:lsdException w:name="Colorful Shading Accent 1" w:semiHidden="0" w:uiPriority="71" w:unhideWhenUsed="0"/>
+    <w:lsdException w:name="Colorful List Accent 1" w:semiHidden="0" w:uiPriority="72" w:unhideWhenUsed="0"/>
+    <w:lsdException w:name="Colorful Grid Accent 1" w:semiHidden="0" w:uiPriority="73" w:unhideWhenUsed="0"/>
+    <w:lsdException w:name="Light Shading Accent 2" w:semiHidden="0" w:uiPriority="60" w:unhideWhenUsed="0"/>
+    <w:lsdException w:name="Light List Accent 2" w:semiHidden="0" w:uiPriority="61" w:unhideWhenUsed="0"/>
+    <w:lsdException w:name="Light Grid Accent 2" w:semiHidden="0" w:uiPriority="62" w:unhideWhenUsed="0"/>
+    <w:lsdException w:name="Medium Shading 1 Accent 2" w:semiHidden="0" w:uiPriority="63" w:unhideWhenUsed="0"/>
+    <w:lsdException w:name="Medium Shading 2 Accent 2" w:semiHidden="0" w:uiPriority="64" w:unhideWhenUsed="0"/>
+    <w:lsdException w:name="Medium List 1 Accent 2" w:semiHidden="0" w:uiPriority="65" w:unhideWhenUsed="0"/>
+    <w:lsdException w:name="Medium List 2 Accent 2" w:semiHidden="0" w:uiPriority="66" w:unhideWhenUsed="0"/>
+    <w:lsdException w:name="Medium Grid 1 Accent 2" w:semiHidden="0" w:uiPriority="67" w:unhideWhenUsed="0"/>
+    <w:lsdException w:name="Medium Grid 2 Accent 2" w:semiHidden="0" w:uiPriority="68" w:unhideWhenUsed="0"/>
+    <w:lsdException w:name="Medium Grid 3 Accent 2" w:semiHidden="0" w:uiPriority="69" w:unhideWhenUsed="0"/>
+    <w:lsdException w:name="Dark List Accent 2" w:semiHidden="0" w:uiPriority="70" w:unhideWhenUsed="0"/>
+    <w:lsdException w:name="Colorful Shading Accent 2" w:semiHidden="0" w:uiPriority="71" w:unhideWhenUsed="0"/>
+    <w:lsdException w:name="Colorful List Accent 2" w:semiHidden="0" w:uiPriority="72" w:unhideWhenUsed="0"/>
+    <w:lsdException w:name="Colorful Grid Accent 2" w:semiHidden="0" w:uiPriority="73" w:unhideWhenUsed="0"/>
+    <w:lsdException w:name="Light Shading Accent 3" w:semiHidden="0" w:uiPriority="60" w:unhideWhenUsed="0"/>
+    <w:lsdException w:name="Light List Accent 3" w:semiHidden="0" w:uiPriority="61" w:unhideWhenUsed="0"/>
+    <w:lsdException w:name="Light Grid Accent 3" w:semiHidden="0" w:uiPriority="62" w:unhideWhenUsed="0"/>
+    <w:lsdException w:name="Medium Shading 1 Accent 3" w:semiHidden="0" w:uiPriority="63" w:unhideWhenUsed="0"/>
+    <w:lsdException w:name="Medium Shading 2 Accent 3" w:semiHidden="0" w:uiPriority="64" w:unhideWhenUsed="0"/>
+    <w:lsdException w:name="Medium List 1 Accent 3" w:semiHidden="0" w:uiPriority="65" w:unhideWhenUsed="0"/>
+    <w:lsdException w:name="Medium List 2 Accent 3" w:semiHidden="0" w:uiPriority="66" w:unhideWhenUsed="0"/>
+    <w:lsdException w:name="Medium Grid 1 Accent 3" w:semiHidden="0" w:uiPriority="67" w:unhideWhenUsed="0"/>
+    <w:lsdException w:name="Medium Grid 2 Accent 3" w:semiHidden="0" w:uiPriority="68" w:unhideWhenUsed="0"/>
+    <w:lsdException w:name="Medium Grid 3 Accent 3" w:semiHidden="0" w:uiPriority="69" w:unhideWhenUsed="0"/>
+    <w:lsdException w:name="Dark List Accent 3" w:semiHidden="0" w:uiPriority="70" w:unhideWhenUsed="0"/>
+    <w:lsdException w:name="Colorful Shading Accent 3" w:semiHidden="0" w:uiPriority="71" w:unhideWhenUsed="0"/>
+    <w:lsdException w:name="Colorful List Accent 3" w:semiHidden="0" w:uiPriority="72" w:unhideWhenUsed="0"/>
+    <w:lsdException w:name="Colorful Grid Accent 3" w:semiHidden="0" w:uiPriority="73" w:unhideWhenUsed="0"/>
+    <w:lsdException w:name="Light Shading Accent 4" w:semiHidden="0" w:uiPriority="60" w:unhideWhenUsed="0"/>
+    <w:lsdException w:name="Light List Accent 4" w:semiHidden="0" w:uiPriority="61" w:unhideWhenUsed="0"/>
+    <w:lsdException w:name="Light Grid Accent 4" w:semiHidden="0" w:uiPriority="62" w:unhideWhenUsed="0"/>
+    <w:lsdException w:name="Medium Shading 1 Accent 4" w:semiHidden="0" w:uiPriority="63" w:unhideWhenUsed="0"/>
+    <w:lsdException w:name="Medium Shading 2 Accent 4" w:semiHidden="0" w:uiPriority="64" w:unhideWhenUsed="0"/>
+    <w:lsdException w:name="Medium List 1 Accent 4" w:semiHidden="0" w:uiPriority="65" w:unhideWhenUsed="0"/>
+    <w:lsdException w:name="Medium List 2 Accent 4" w:semiHidden="0" w:uiPriority="66" w:unhideWhenUsed="0"/>
+    <w:lsdException w:name="Medium Grid 1 Accent 4" w:semiHidden="0" w:uiPriority="67" w:unhideWhenUsed="0"/>
+    <w:lsdException w:name="Medium Grid 2 Accent 4" w:semiHidden="0" w:uiPriority="68" w:unhideWhenUsed="0"/>
+    <w:lsdException w:name="Medium Grid 3 Accent 4" w:semiHidden="0" w:uiPriority="69" w:unhideWhenUsed="0"/>
+    <w:lsdException w:name="Dark List Accent 4" w:semiHidden="0" w:uiPriority="70" w:unhideWhenUsed="0"/>
+    <w:lsdException w:name="Colorful Shading Accent 4" w:semiHidden="0" w:uiPriority="71" w:unhideWhenUsed="0"/>
+    <w:lsdException w:name="Colorful List Accent 4" w:semiHidden="0" w:uiPriority="72" w:unhideWhenUsed="0"/>
+    <w:lsdException w:name="Colorful Grid Accent 4" w:semiHidden="0" w:uiPriority="73" w:unhideWhenUsed="0"/>
+    <w:lsdException w:name="Light Shading Accent 5" w:semiHidden="0" w:uiPriority="60" w:unhideWhenUsed="0"/>
+    <w:lsdException w:name="Light List Accent 5" w:semiHidden="0" w:uiPriority="61" w:unhideWhenUsed="0"/>
+    <w:lsdException w:name="Light Grid Accent 5" w:semiHidden="0" w:uiPriority="62" w:unhideWhenUsed="0"/>
+    <w:lsdException w:name="Medium Shading 1 Accent 5" w:semiHidden="0" w:uiPriority="63" w:unhideWhenUsed="0"/>
+    <w:lsdException w:name="Medium Shading 2 Accent 5" w:semiHidden="0" w:uiPriority="64" w:unhideWhenUsed="0"/>
+    <w:lsdException w:name="Medium List 1 Accent 5" w:semiHidden="0" w:uiPriority="65" w:unhideWhenUsed="0"/>
+    <w:lsdException w:name="Medium List 2 Accent 5" w:semiHidden="0" w:uiPriority="66" w:unhideWhenUsed="0"/>
+    <w:lsdException w:name="Medium Grid 1 Accent 5" w:semiHidden="0" w:uiPriority="67" w:unhideWhenUsed="0"/>
+    <w:lsdException w:name="Medium Grid 2 Accent 5" w:semiHidden="0" w:uiPriority="68" w:unhideWhenUsed="0"/>
+    <w:lsdException w:name="Medium Grid 3 Accent 5" w:semiHidden="0" w:uiPriority="69" w:unhideWhenUsed="0"/>
+    <w:lsdException w:name="Dark List Accent 5" w:semiHidden="0" w:uiPriority="70" w:unhideWhenUsed="0"/>
+    <w:lsdException w:name="Colorful Shading Accent 5" w:semiHidden="0" w:uiPriority="71" w:unhideWhenUsed="0"/>
+    <w:lsdException w:name="Colorful List Accent 5" w:semiHidden="0" w:uiPriority="72" w:unhideWhenUsed="0"/>
+    <w:lsdException w:name="Colorful Grid Accent 5" w:semiHidden="0" w:uiPriority="73" w:unhideWhenUsed="0"/>
+    <w:lsdException w:name="Light Shading Accent 6" w:semiHidden="0" w:uiPriority="60" w:unhideWhenUsed="0"/>
+    <w:lsdException w:name="Light List Accent 6" w:semiHidden="0" w:uiPriority="61" w:unhideWhenUsed="0"/>
+    <w:lsdException w:name="Light Grid Accent 6" w:semiHidden="0" w:uiPriority="62" w:unhideWhenUsed="0"/>
+    <w:lsdException w:name="Medium Shading 1 Accent 6" w:semiHidden="0" w:uiPriority="63" w:unhideWhenUsed="0"/>
+    <w:lsdException w:name="Medium Shading 2 Accent 6" w:semiHidden="0" w:uiPriority="64" w:unhideWhenUsed="0"/>
+    <w:lsdException w:name="Medium List 1 Accent 6" w:semiHidden="0" w:uiPriority="65" w:unhideWhenUsed="0"/>
+    <w:lsdException w:name="Medium List 2 Accent 6" w:semiHidden="0" w:uiPriority="66" w:unhideWhenUsed="0"/>
+    <w:lsdException w:name="Medium Grid 1 Accent 6" w:semiHidden="0" w:uiPriority="67" w:unhideWhenUsed="0"/>
+    <w:lsdException w:name="Medium Grid 2 Accent 6" w:semiHidden="0" w:uiPriority="68" w:unhideWhenUsed="0"/>
+    <w:lsdException w:name="Medium Grid 3 Accent 6" w:semiHidden="0" w:uiPriority="69" w:unhideWhenUsed="0"/>
+    <w:lsdException w:name="Dark List Accent 6" w:semiHidden="0" w:uiPriority="70" w:unhideWhenUsed="0"/>
+    <w:lsdException w:name="Colorful Shading Accent 6" w:semiHidden="0" w:uiPriority="71" w:unhideWhenUsed="0"/>
+    <w:lsdException w:name="Colorful List Accent 6" w:semiHidden="0" w:uiPriority="72" w:unhideWhenUsed="0"/>
+    <w:lsdException w:name="Colorful Grid Accent 6" w:semiHidden="0" w:uiPriority="73" w:unhideWhenUsed="0"/>
   </w:latentStyles>
-  <w:style w:type="paragraph" w:default="1" w:styleId="1">
+  <w:style w:type="paragraph" w:default="1" w:styleId="Normal">
     <w:name w:val="Normal"/>
     <w:qFormat/>
-    <w:uiPriority w:val="0"/>
     <w:pPr>
       <w:kinsoku w:val="0"/>
       <w:autoSpaceDE w:val="0"/>
@@ -7629,7 +7297,7 @@
       <w:textAlignment w:val="baseline"/>
     </w:pPr>
     <w:rPr>
-      <w:rFonts w:ascii="Arial" w:hAnsi="Arial" w:eastAsia="宋体" w:cs="Arial"/>
+      <w:rFonts w:ascii="Arial" w:eastAsia="宋体" w:hAnsi="Arial" w:cs="Arial"/>
       <w:snapToGrid w:val="0"/>
       <w:color w:val="000000"/>
       <w:kern w:val="0"/>
@@ -7638,12 +7306,11 @@
       <w:lang w:val="en-US" w:eastAsia="en-US" w:bidi="ar-SA"/>
     </w:rPr>
   </w:style>
-  <w:style w:type="paragraph" w:styleId="2">
+  <w:style w:type="paragraph" w:styleId="Heading1">
     <w:name w:val="heading 1"/>
-    <w:basedOn w:val="1"/>
-    <w:next w:val="1"/>
+    <w:basedOn w:val="Normal"/>
+    <w:next w:val="Normal"/>
     <w:qFormat/>
-    <w:uiPriority w:val="0"/>
     <w:pPr>
       <w:keepNext/>
       <w:keepLines/>
@@ -7661,13 +7328,12 @@
       <w:sz w:val="44"/>
     </w:rPr>
   </w:style>
-  <w:style w:type="paragraph" w:styleId="3">
+  <w:style w:type="paragraph" w:styleId="Heading2">
     <w:name w:val="heading 2"/>
-    <w:basedOn w:val="1"/>
-    <w:next w:val="1"/>
+    <w:basedOn w:val="Normal"/>
+    <w:next w:val="Normal"/>
     <w:unhideWhenUsed/>
     <w:qFormat/>
-    <w:uiPriority w:val="0"/>
     <w:pPr>
       <w:keepNext/>
       <w:keepLines/>
@@ -7680,19 +7346,18 @@
       <w:outlineLvl w:val="1"/>
     </w:pPr>
     <w:rPr>
-      <w:rFonts w:ascii="Arial" w:hAnsi="Arial" w:eastAsia="黑体"/>
+      <w:rFonts w:ascii="Arial" w:eastAsia="黑体" w:hAnsi="Arial"/>
       <w:b/>
       <w:sz w:val="32"/>
     </w:rPr>
   </w:style>
-  <w:style w:type="paragraph" w:styleId="4">
+  <w:style w:type="paragraph" w:styleId="Heading3">
     <w:name w:val="heading 3"/>
-    <w:basedOn w:val="1"/>
-    <w:next w:val="1"/>
+    <w:basedOn w:val="Normal"/>
+    <w:next w:val="Normal"/>
     <w:semiHidden/>
     <w:unhideWhenUsed/>
     <w:qFormat/>
-    <w:uiPriority w:val="0"/>
     <w:pPr>
       <w:keepNext/>
       <w:keepLines/>
@@ -7709,13 +7374,12 @@
       <w:sz w:val="32"/>
     </w:rPr>
   </w:style>
-  <w:style w:type="paragraph" w:styleId="5">
+  <w:style w:type="paragraph" w:styleId="Heading4">
     <w:name w:val="heading 4"/>
-    <w:basedOn w:val="1"/>
-    <w:next w:val="1"/>
+    <w:basedOn w:val="Normal"/>
+    <w:next w:val="Normal"/>
     <w:unhideWhenUsed/>
     <w:qFormat/>
-    <w:uiPriority w:val="0"/>
     <w:pPr>
       <w:keepNext/>
       <w:keepLines/>
@@ -7728,19 +7392,18 @@
       <w:outlineLvl w:val="3"/>
     </w:pPr>
     <w:rPr>
-      <w:rFonts w:ascii="Arial" w:hAnsi="Arial" w:eastAsia="黑体"/>
+      <w:rFonts w:ascii="Arial" w:eastAsia="黑体" w:hAnsi="Arial"/>
       <w:b/>
       <w:sz w:val="28"/>
     </w:rPr>
   </w:style>
-  <w:style w:type="paragraph" w:styleId="6">
+  <w:style w:type="paragraph" w:styleId="Heading5">
     <w:name w:val="heading 5"/>
-    <w:basedOn w:val="1"/>
-    <w:next w:val="1"/>
+    <w:basedOn w:val="Normal"/>
+    <w:next w:val="Normal"/>
     <w:semiHidden/>
     <w:unhideWhenUsed/>
     <w:qFormat/>
-    <w:uiPriority w:val="0"/>
     <w:pPr>
       <w:keepNext/>
       <w:keepLines/>
@@ -7757,14 +7420,13 @@
       <w:sz w:val="28"/>
     </w:rPr>
   </w:style>
-  <w:style w:type="paragraph" w:styleId="7">
+  <w:style w:type="paragraph" w:styleId="Heading6">
     <w:name w:val="heading 6"/>
-    <w:basedOn w:val="1"/>
-    <w:next w:val="1"/>
+    <w:basedOn w:val="Normal"/>
+    <w:next w:val="Normal"/>
     <w:semiHidden/>
     <w:unhideWhenUsed/>
     <w:qFormat/>
-    <w:uiPriority w:val="0"/>
     <w:pPr>
       <w:keepNext/>
       <w:keepLines/>
@@ -7777,19 +7439,18 @@
       <w:outlineLvl w:val="5"/>
     </w:pPr>
     <w:rPr>
-      <w:rFonts w:ascii="Arial" w:hAnsi="Arial" w:eastAsia="黑体"/>
+      <w:rFonts w:ascii="Arial" w:eastAsia="黑体" w:hAnsi="Arial"/>
       <w:b/>
       <w:sz w:val="24"/>
     </w:rPr>
   </w:style>
-  <w:style w:type="paragraph" w:styleId="8">
+  <w:style w:type="paragraph" w:styleId="Heading7">
     <w:name w:val="heading 7"/>
-    <w:basedOn w:val="1"/>
-    <w:next w:val="1"/>
+    <w:basedOn w:val="Normal"/>
+    <w:next w:val="Normal"/>
     <w:semiHidden/>
     <w:unhideWhenUsed/>
     <w:qFormat/>
-    <w:uiPriority w:val="0"/>
     <w:pPr>
       <w:keepNext/>
       <w:keepLines/>
@@ -7806,14 +7467,13 @@
       <w:sz w:val="24"/>
     </w:rPr>
   </w:style>
-  <w:style w:type="paragraph" w:styleId="9">
+  <w:style w:type="paragraph" w:styleId="Heading8">
     <w:name w:val="heading 8"/>
-    <w:basedOn w:val="1"/>
-    <w:next w:val="1"/>
+    <w:basedOn w:val="Normal"/>
+    <w:next w:val="Normal"/>
     <w:semiHidden/>
     <w:unhideWhenUsed/>
     <w:qFormat/>
-    <w:uiPriority w:val="0"/>
     <w:pPr>
       <w:keepNext/>
       <w:keepLines/>
@@ -7826,18 +7486,17 @@
       <w:outlineLvl w:val="7"/>
     </w:pPr>
     <w:rPr>
-      <w:rFonts w:ascii="Arial" w:hAnsi="Arial" w:eastAsia="黑体"/>
+      <w:rFonts w:ascii="Arial" w:eastAsia="黑体" w:hAnsi="Arial"/>
       <w:sz w:val="24"/>
     </w:rPr>
   </w:style>
-  <w:style w:type="paragraph" w:styleId="10">
+  <w:style w:type="paragraph" w:styleId="Heading9">
     <w:name w:val="heading 9"/>
-    <w:basedOn w:val="1"/>
-    <w:next w:val="1"/>
+    <w:basedOn w:val="Normal"/>
+    <w:next w:val="Normal"/>
     <w:semiHidden/>
     <w:unhideWhenUsed/>
     <w:qFormat/>
-    <w:uiPriority w:val="0"/>
     <w:pPr>
       <w:keepNext/>
       <w:keepLines/>
@@ -7850,21 +7509,19 @@
       <w:outlineLvl w:val="8"/>
     </w:pPr>
     <w:rPr>
-      <w:rFonts w:ascii="Arial" w:hAnsi="Arial" w:eastAsia="黑体"/>
+      <w:rFonts w:ascii="Arial" w:eastAsia="黑体" w:hAnsi="Arial"/>
       <w:sz w:val="21"/>
     </w:rPr>
   </w:style>
-  <w:style w:type="character" w:default="1" w:styleId="22">
+  <w:style w:type="character" w:default="1" w:styleId="DefaultParagraphFont">
     <w:name w:val="Default Paragraph Font"/>
     <w:semiHidden/>
     <w:qFormat/>
-    <w:uiPriority w:val="0"/>
   </w:style>
-  <w:style w:type="table" w:default="1" w:styleId="20">
+  <w:style w:type="table" w:default="1" w:styleId="TableNormal">
     <w:name w:val="Normal Table"/>
     <w:semiHidden/>
     <w:qFormat/>
-    <w:uiPriority w:val="0"/>
     <w:tblPr>
       <w:tblCellMar>
         <w:top w:w="0" w:type="dxa"/>
@@ -7874,43 +7531,39 @@
       </w:tblCellMar>
     </w:tblPr>
   </w:style>
-  <w:style w:type="paragraph" w:styleId="11">
+  <w:style w:type="paragraph" w:styleId="CommentText">
     <w:name w:val="annotation text"/>
-    <w:basedOn w:val="1"/>
+    <w:basedOn w:val="Normal"/>
     <w:qFormat/>
-    <w:uiPriority w:val="0"/>
     <w:pPr>
       <w:jc w:val="left"/>
     </w:pPr>
   </w:style>
-  <w:style w:type="paragraph" w:styleId="12">
+  <w:style w:type="paragraph" w:styleId="BodyText">
     <w:name w:val="Body Text"/>
-    <w:basedOn w:val="1"/>
+    <w:basedOn w:val="Normal"/>
     <w:semiHidden/>
     <w:qFormat/>
-    <w:uiPriority w:val="0"/>
     <w:rPr>
-      <w:rFonts w:ascii="Arial" w:hAnsi="Arial" w:eastAsia="Arial" w:cs="Arial"/>
+      <w:rFonts w:ascii="Arial" w:eastAsia="Arial" w:hAnsi="Arial" w:cs="Arial"/>
       <w:sz w:val="21"/>
       <w:szCs w:val="21"/>
       <w:lang w:val="en-US" w:eastAsia="en-US" w:bidi="ar-SA"/>
     </w:rPr>
   </w:style>
-  <w:style w:type="paragraph" w:styleId="13">
+  <w:style w:type="paragraph" w:styleId="TOC3">
     <w:name w:val="toc 3"/>
-    <w:basedOn w:val="1"/>
-    <w:next w:val="1"/>
+    <w:basedOn w:val="Normal"/>
+    <w:next w:val="Normal"/>
     <w:qFormat/>
-    <w:uiPriority w:val="0"/>
     <w:pPr>
       <w:ind w:left="840" w:leftChars="400"/>
     </w:pPr>
   </w:style>
-  <w:style w:type="paragraph" w:styleId="14">
+  <w:style w:type="paragraph" w:styleId="Footer">
     <w:name w:val="footer"/>
-    <w:basedOn w:val="1"/>
+    <w:basedOn w:val="Normal"/>
     <w:qFormat/>
-    <w:uiPriority w:val="0"/>
     <w:pPr>
       <w:tabs>
         <w:tab w:val="center" w:pos="4153"/>
@@ -7923,17 +7576,16 @@
       <w:sz w:val="18"/>
     </w:rPr>
   </w:style>
-  <w:style w:type="paragraph" w:styleId="15">
+  <w:style w:type="paragraph" w:styleId="Header">
     <w:name w:val="header"/>
-    <w:basedOn w:val="1"/>
+    <w:basedOn w:val="Normal"/>
     <w:qFormat/>
-    <w:uiPriority w:val="0"/>
     <w:pPr>
       <w:pBdr>
-        <w:top w:val="none" w:color="auto" w:sz="0" w:space="0"/>
-        <w:left w:val="none" w:color="auto" w:sz="0" w:space="0"/>
-        <w:bottom w:val="none" w:color="auto" w:sz="0" w:space="0"/>
-        <w:right w:val="none" w:color="auto" w:sz="0" w:space="0"/>
+        <w:top w:val="nil"/>
+        <w:left w:val="nil"/>
+        <w:bottom w:val="nil"/>
+        <w:right w:val="nil"/>
       </w:pBdr>
       <w:tabs>
         <w:tab w:val="center" w:pos="4153"/>
@@ -7948,41 +7600,37 @@
       <w:sz w:val="18"/>
     </w:rPr>
   </w:style>
-  <w:style w:type="paragraph" w:styleId="16">
+  <w:style w:type="paragraph" w:styleId="TOC1">
     <w:name w:val="toc 1"/>
-    <w:basedOn w:val="1"/>
-    <w:next w:val="1"/>
+    <w:basedOn w:val="Normal"/>
+    <w:next w:val="Normal"/>
     <w:qFormat/>
-    <w:uiPriority w:val="0"/>
     <w:rPr>
-      <w:rFonts w:ascii="Arial" w:hAnsi="Arial" w:eastAsia="Microsoft JhengHei"/>
+      <w:rFonts w:ascii="Arial" w:eastAsia="Microsoft JhengHei" w:hAnsi="Arial"/>
       <w:sz w:val="24"/>
     </w:rPr>
   </w:style>
-  <w:style w:type="paragraph" w:styleId="17">
+  <w:style w:type="paragraph" w:styleId="TOC2">
     <w:name w:val="toc 2"/>
-    <w:basedOn w:val="1"/>
-    <w:next w:val="1"/>
+    <w:basedOn w:val="Normal"/>
+    <w:next w:val="Normal"/>
     <w:qFormat/>
-    <w:uiPriority w:val="0"/>
     <w:pPr>
       <w:ind w:left="420" w:leftChars="200"/>
     </w:pPr>
   </w:style>
-  <w:style w:type="paragraph" w:styleId="18">
+  <w:style w:type="paragraph" w:styleId="NormalWeb">
     <w:name w:val="Normal (Web)"/>
-    <w:basedOn w:val="1"/>
+    <w:basedOn w:val="Normal"/>
     <w:qFormat/>
-    <w:uiPriority w:val="0"/>
     <w:rPr>
       <w:sz w:val="24"/>
     </w:rPr>
   </w:style>
-  <w:style w:type="paragraph" w:styleId="19">
+  <w:style w:type="paragraph" w:styleId="Title">
     <w:name w:val="Title"/>
-    <w:basedOn w:val="1"/>
+    <w:basedOn w:val="Normal"/>
     <w:qFormat/>
-    <w:uiPriority w:val="0"/>
     <w:pPr>
       <w:spacing w:before="240" w:beforeLines="0" w:beforeAutospacing="0" w:after="60" w:afterLines="0" w:afterAutospacing="0"/>
       <w:jc w:val="center"/>
@@ -7994,73 +7642,68 @@
       <w:sz w:val="32"/>
     </w:rPr>
   </w:style>
-  <w:style w:type="table" w:styleId="21">
+  <w:style w:type="table" w:styleId="TableGrid">
     <w:name w:val="Table Grid"/>
-    <w:basedOn w:val="20"/>
+    <w:basedOn w:val="TableNormal"/>
     <w:qFormat/>
-    <w:uiPriority w:val="0"/>
     <w:pPr>
       <w:widowControl w:val="0"/>
       <w:jc w:val="both"/>
     </w:pPr>
     <w:tblPr>
       <w:tblBorders>
-        <w:top w:val="single" w:color="auto" w:sz="4" w:space="0"/>
-        <w:left w:val="single" w:color="auto" w:sz="4" w:space="0"/>
-        <w:bottom w:val="single" w:color="auto" w:sz="4" w:space="0"/>
-        <w:right w:val="single" w:color="auto" w:sz="4" w:space="0"/>
-        <w:insideH w:val="single" w:color="auto" w:sz="4" w:space="0"/>
-        <w:insideV w:val="single" w:color="auto" w:sz="4" w:space="0"/>
+        <w:top w:val="single" w:sz="4" w:space="0" w:color="auto"/>
+        <w:left w:val="single" w:sz="4" w:space="0" w:color="auto"/>
+        <w:bottom w:val="single" w:sz="4" w:space="0" w:color="auto"/>
+        <w:right w:val="single" w:sz="4" w:space="0" w:color="auto"/>
+        <w:insideH w:val="single" w:sz="4" w:space="0" w:color="auto"/>
+        <w:insideV w:val="single" w:sz="4" w:space="0" w:color="auto"/>
       </w:tblBorders>
     </w:tblPr>
   </w:style>
-  <w:style w:type="character" w:styleId="23">
+  <w:style w:type="character" w:styleId="Strong">
     <w:name w:val="Strong"/>
-    <w:basedOn w:val="22"/>
+    <w:basedOn w:val="DefaultParagraphFont"/>
     <w:qFormat/>
-    <w:uiPriority w:val="0"/>
     <w:rPr>
       <w:b/>
     </w:rPr>
   </w:style>
-  <w:style w:type="paragraph" w:customStyle="1" w:styleId="24">
+  <w:style w:type="paragraph" w:customStyle="1" w:styleId="a">
     <w:name w:val="柴_公司名"/>
-    <w:basedOn w:val="19"/>
+    <w:basedOn w:val="Title"/>
     <w:qFormat/>
-    <w:uiPriority w:val="0"/>
     <w:pPr>
       <w:spacing w:after="600" w:afterLines="600"/>
     </w:pPr>
     <w:rPr>
-      <w:rFonts w:hint="eastAsia" w:ascii="宋体" w:hAnsi="宋体" w:eastAsia="宋体" w:cs="宋体"/>
+      <w:rFonts w:ascii="宋体" w:eastAsia="宋体" w:hAnsi="宋体" w:cs="宋体" w:hint="eastAsia"/>
       <w:bCs/>
       <w:spacing w:val="-6"/>
       <w:sz w:val="52"/>
       <w:szCs w:val="52"/>
     </w:rPr>
   </w:style>
-  <w:style w:type="paragraph" w:customStyle="1" w:styleId="25">
+  <w:style w:type="paragraph" w:customStyle="1" w:styleId="a0">
     <w:name w:val="柴_文档名"/>
-    <w:basedOn w:val="19"/>
+    <w:basedOn w:val="Title"/>
     <w:qFormat/>
-    <w:uiPriority w:val="0"/>
     <w:pPr>
       <w:spacing w:after="900" w:afterLines="900"/>
     </w:pPr>
     <w:rPr>
-      <w:rFonts w:ascii="黑体" w:hAnsi="黑体" w:eastAsia="黑体" w:cs="黑体"/>
+      <w:rFonts w:ascii="黑体" w:eastAsia="黑体" w:hAnsi="黑体" w:cs="黑体"/>
       <w:bCs/>
       <w:spacing w:val="-7"/>
       <w:sz w:val="52"/>
       <w:szCs w:val="52"/>
     </w:rPr>
   </w:style>
-  <w:style w:type="table" w:customStyle="1" w:styleId="26">
+  <w:style w:type="table" w:customStyle="1" w:styleId="TableNormal0">
     <w:name w:val="Table Normal_0"/>
     <w:semiHidden/>
     <w:unhideWhenUsed/>
     <w:qFormat/>
-    <w:uiPriority w:val="0"/>
     <w:tblPr>
       <w:tblCellMar>
         <w:top w:w="0" w:type="dxa"/>
@@ -8070,87 +7713,81 @@
       </w:tblCellMar>
     </w:tblPr>
   </w:style>
-  <w:style w:type="paragraph" w:customStyle="1" w:styleId="27">
+  <w:style w:type="paragraph" w:customStyle="1" w:styleId="TableText">
     <w:name w:val="Table Text"/>
-    <w:basedOn w:val="1"/>
+    <w:basedOn w:val="Normal"/>
     <w:semiHidden/>
     <w:qFormat/>
-    <w:uiPriority w:val="0"/>
     <w:rPr>
-      <w:rFonts w:ascii="宋体" w:hAnsi="宋体" w:eastAsia="宋体" w:cs="宋体"/>
+      <w:rFonts w:ascii="宋体" w:eastAsia="宋体" w:hAnsi="宋体" w:cs="宋体"/>
       <w:sz w:val="21"/>
       <w:szCs w:val="21"/>
       <w:lang w:val="en-US" w:eastAsia="en-US" w:bidi="ar-SA"/>
     </w:rPr>
   </w:style>
-  <w:style w:type="paragraph" w:customStyle="1" w:styleId="28">
+  <w:style w:type="paragraph" w:customStyle="1" w:styleId="1">
     <w:name w:val="柴_标题1"/>
-    <w:basedOn w:val="2"/>
-    <w:next w:val="29"/>
-    <w:link w:val="38"/>
+    <w:basedOn w:val="Heading1"/>
+    <w:next w:val="a1"/>
+    <w:link w:val="1Char"/>
     <w:qFormat/>
-    <w:uiPriority w:val="0"/>
     <w:pPr>
       <w:spacing w:before="100" w:after="90" w:line="360" w:lineRule="auto"/>
     </w:pPr>
     <w:rPr>
-      <w:rFonts w:ascii="Arial" w:hAnsi="Arial" w:eastAsia="宋体"/>
+      <w:rFonts w:ascii="Arial" w:eastAsia="宋体" w:hAnsi="Arial"/>
       <w:sz w:val="32"/>
     </w:rPr>
   </w:style>
-  <w:style w:type="paragraph" w:customStyle="1" w:styleId="29">
+  <w:style w:type="paragraph" w:customStyle="1" w:styleId="a1">
     <w:name w:val="柴_正文"/>
-    <w:basedOn w:val="12"/>
-    <w:link w:val="42"/>
+    <w:basedOn w:val="BodyText"/>
+    <w:link w:val="Char"/>
     <w:qFormat/>
-    <w:uiPriority w:val="0"/>
     <w:pPr>
       <w:spacing w:line="360" w:lineRule="auto"/>
       <w:ind w:firstLine="470" w:firstLineChars="200"/>
     </w:pPr>
     <w:rPr>
-      <w:rFonts w:ascii="Arial" w:hAnsi="Arial" w:eastAsia="宋体"/>
+      <w:rFonts w:ascii="Arial" w:eastAsia="宋体" w:hAnsi="Arial"/>
       <w:sz w:val="24"/>
       <w:lang w:eastAsia="zh-CN"/>
     </w:rPr>
   </w:style>
-  <w:style w:type="paragraph" w:customStyle="1" w:styleId="30">
+  <w:style w:type="paragraph" w:customStyle="1" w:styleId="2">
     <w:name w:val="柴_标题2"/>
-    <w:basedOn w:val="3"/>
-    <w:next w:val="29"/>
+    <w:basedOn w:val="Heading2"/>
+    <w:next w:val="a1"/>
     <w:qFormat/>
-    <w:uiPriority w:val="0"/>
     <w:pPr>
       <w:spacing w:line="360" w:lineRule="auto"/>
     </w:pPr>
     <w:rPr>
-      <w:rFonts w:ascii="Arial" w:hAnsi="Arial" w:eastAsia="宋体"/>
+      <w:rFonts w:ascii="Arial" w:eastAsia="宋体" w:hAnsi="Arial"/>
       <w:sz w:val="28"/>
     </w:rPr>
   </w:style>
-  <w:style w:type="paragraph" w:customStyle="1" w:styleId="31">
+  <w:style w:type="paragraph" w:customStyle="1" w:styleId="3">
     <w:name w:val="柴_标题3"/>
-    <w:basedOn w:val="4"/>
-    <w:next w:val="29"/>
+    <w:basedOn w:val="Heading3"/>
+    <w:next w:val="a1"/>
     <w:qFormat/>
-    <w:uiPriority w:val="0"/>
     <w:pPr>
       <w:spacing w:line="360" w:lineRule="auto"/>
       <w:ind w:left="0" w:firstLine="472" w:firstLineChars="200"/>
     </w:pPr>
     <w:rPr>
-      <w:rFonts w:ascii="宋体" w:hAnsi="宋体" w:eastAsia="宋体" w:cs="宋体"/>
+      <w:rFonts w:ascii="宋体" w:eastAsia="宋体" w:hAnsi="宋体" w:cs="宋体"/>
       <w:spacing w:val="-2"/>
       <w:sz w:val="24"/>
       <w:szCs w:val="24"/>
     </w:rPr>
   </w:style>
-  <w:style w:type="paragraph" w:customStyle="1" w:styleId="32">
+  <w:style w:type="paragraph" w:customStyle="1" w:styleId="a2">
     <w:name w:val="柴_目录"/>
-    <w:basedOn w:val="1"/>
-    <w:next w:val="12"/>
+    <w:basedOn w:val="Normal"/>
+    <w:next w:val="BodyText"/>
     <w:qFormat/>
-    <w:uiPriority w:val="0"/>
     <w:pPr>
       <w:tabs>
         <w:tab w:val="right" w:leader="dot" w:pos="8442"/>
@@ -8158,64 +7795,59 @@
       <w:ind w:left="0" w:leftChars="0"/>
     </w:pPr>
     <w:rPr>
-      <w:rFonts w:ascii="Arial" w:hAnsi="Arial" w:eastAsia="Microsoft JhengHei"/>
+      <w:rFonts w:ascii="Arial" w:eastAsia="Microsoft JhengHei" w:hAnsi="Arial"/>
       <w:sz w:val="24"/>
     </w:rPr>
   </w:style>
-  <w:style w:type="paragraph" w:customStyle="1" w:styleId="33">
+  <w:style w:type="paragraph" w:customStyle="1" w:styleId="WPSOffice1">
     <w:name w:val="WPSOffice手动目录 1"/>
     <w:qFormat/>
-    <w:uiPriority w:val="0"/>
     <w:pPr>
       <w:ind w:leftChars="0"/>
     </w:pPr>
     <w:rPr>
-      <w:rFonts w:ascii="Times New Roman" w:hAnsi="Times New Roman" w:eastAsia="宋体" w:cs="Times New Roman"/>
+      <w:rFonts w:ascii="Times New Roman" w:eastAsia="宋体" w:hAnsi="Times New Roman" w:cs="Times New Roman"/>
       <w:sz w:val="20"/>
       <w:szCs w:val="20"/>
     </w:rPr>
   </w:style>
-  <w:style w:type="paragraph" w:customStyle="1" w:styleId="34">
+  <w:style w:type="paragraph" w:customStyle="1" w:styleId="WPSOffice2">
     <w:name w:val="WPSOffice手动目录 2"/>
     <w:qFormat/>
-    <w:uiPriority w:val="0"/>
     <w:pPr>
       <w:ind w:leftChars="200"/>
     </w:pPr>
     <w:rPr>
-      <w:rFonts w:ascii="Times New Roman" w:hAnsi="Times New Roman" w:eastAsia="宋体" w:cs="Times New Roman"/>
+      <w:rFonts w:ascii="Times New Roman" w:eastAsia="宋体" w:hAnsi="Times New Roman" w:cs="Times New Roman"/>
       <w:sz w:val="20"/>
       <w:szCs w:val="20"/>
     </w:rPr>
   </w:style>
-  <w:style w:type="paragraph" w:customStyle="1" w:styleId="35">
+  <w:style w:type="paragraph" w:customStyle="1" w:styleId="WPSOffice3">
     <w:name w:val="WPSOffice手动目录 3"/>
     <w:qFormat/>
-    <w:uiPriority w:val="0"/>
     <w:pPr>
       <w:ind w:leftChars="400"/>
     </w:pPr>
     <w:rPr>
-      <w:rFonts w:ascii="Times New Roman" w:hAnsi="Times New Roman" w:eastAsia="宋体" w:cs="Times New Roman"/>
+      <w:rFonts w:ascii="Times New Roman" w:eastAsia="宋体" w:hAnsi="Times New Roman" w:cs="Times New Roman"/>
       <w:sz w:val="20"/>
       <w:szCs w:val="20"/>
     </w:rPr>
   </w:style>
-  <w:style w:type="paragraph" w:customStyle="1" w:styleId="36">
+  <w:style w:type="paragraph" w:customStyle="1" w:styleId="Compact">
     <w:name w:val="Compact"/>
-    <w:basedOn w:val="12"/>
+    <w:basedOn w:val="BodyText"/>
     <w:qFormat/>
-    <w:uiPriority w:val="0"/>
     <w:pPr>
       <w:spacing w:before="36" w:after="36"/>
     </w:pPr>
   </w:style>
-  <w:style w:type="table" w:customStyle="1" w:styleId="37">
+  <w:style w:type="table" w:customStyle="1" w:styleId="Table">
     <w:name w:val="Table"/>
     <w:semiHidden/>
     <w:unhideWhenUsed/>
     <w:qFormat/>
-    <w:uiPriority w:val="0"/>
     <w:tblPr>
       <w:tblCellMar>
         <w:top w:w="0" w:type="dxa"/>
@@ -8227,28 +7859,26 @@
     <w:tblStylePr w:type="firstRow">
       <w:tcPr>
         <w:tcBorders>
-          <w:bottom w:val="single" w:color="auto" w:sz="0" w:space="0"/>
+          <w:bottom w:val="single" w:sz="0" w:space="0" w:color="auto"/>
         </w:tcBorders>
         <w:vAlign w:val="bottom"/>
       </w:tcPr>
     </w:tblStylePr>
   </w:style>
-  <w:style w:type="character" w:customStyle="1" w:styleId="38">
+  <w:style w:type="character" w:customStyle="1" w:styleId="1Char">
     <w:name w:val="柴_标题1 Char"/>
-    <w:link w:val="28"/>
+    <w:link w:val="1"/>
     <w:qFormat/>
-    <w:uiPriority w:val="0"/>
     <w:rPr>
-      <w:rFonts w:ascii="Arial" w:hAnsi="Arial" w:eastAsia="宋体"/>
+      <w:rFonts w:ascii="Arial" w:eastAsia="宋体" w:hAnsi="Arial"/>
       <w:sz w:val="32"/>
     </w:rPr>
   </w:style>
-  <w:style w:type="table" w:customStyle="1" w:styleId="39">
+  <w:style w:type="table" w:customStyle="1" w:styleId="TableNormal1">
     <w:name w:val="Table Normal_1"/>
     <w:semiHidden/>
     <w:unhideWhenUsed/>
     <w:qFormat/>
-    <w:uiPriority w:val="0"/>
     <w:tblPr>
       <w:tblCellMar>
         <w:top w:w="0" w:type="dxa"/>
@@ -8258,11 +7888,10 @@
       </w:tblCellMar>
     </w:tblPr>
   </w:style>
-  <w:style w:type="paragraph" w:customStyle="1" w:styleId="40">
+  <w:style w:type="paragraph" w:customStyle="1" w:styleId="a3">
     <w:name w:val="柴_正文_无缩进"/>
-    <w:basedOn w:val="1"/>
+    <w:basedOn w:val="Normal"/>
     <w:qFormat/>
-    <w:uiPriority w:val="0"/>
     <w:pPr>
       <w:ind w:firstLine="0" w:firstLineChars="0"/>
     </w:pPr>
@@ -8272,31 +7901,29 @@
       <w:lang w:eastAsia="zh-CN"/>
     </w:rPr>
   </w:style>
-  <w:style w:type="paragraph" w:customStyle="1" w:styleId="41">
+  <w:style w:type="paragraph" w:customStyle="1" w:styleId="4">
     <w:name w:val="柴_标题4"/>
-    <w:basedOn w:val="5"/>
-    <w:next w:val="1"/>
+    <w:basedOn w:val="Heading4"/>
+    <w:next w:val="Normal"/>
     <w:qFormat/>
-    <w:uiPriority w:val="0"/>
     <w:pPr>
       <w:widowControl w:val="0"/>
       <w:spacing w:before="160" w:line="360" w:lineRule="auto"/>
-      <w:ind w:left="981" w:leftChars="300" w:hanging="862"/>
+      <w:ind w:left="981" w:hanging="862" w:leftChars="300"/>
     </w:pPr>
     <w:rPr>
-      <w:rFonts w:hint="eastAsia" w:ascii="Calibri" w:hAnsi="Calibri" w:eastAsia="宋体" w:cs="宋体"/>
+      <w:rFonts w:ascii="Calibri" w:eastAsia="宋体" w:hAnsi="Calibri" w:cs="宋体" w:hint="eastAsia"/>
       <w:sz w:val="24"/>
       <w:szCs w:val="24"/>
       <w:lang w:eastAsia="zh-CN" w:bidi="zh-CN"/>
     </w:rPr>
   </w:style>
-  <w:style w:type="character" w:customStyle="1" w:styleId="42">
+  <w:style w:type="character" w:customStyle="1" w:styleId="Char">
     <w:name w:val="柴_正文 Char"/>
-    <w:link w:val="29"/>
+    <w:link w:val="a1"/>
     <w:qFormat/>
-    <w:uiPriority w:val="0"/>
     <w:rPr>
-      <w:rFonts w:ascii="Arial" w:hAnsi="Arial" w:eastAsia="宋体"/>
+      <w:rFonts w:ascii="Arial" w:eastAsia="宋体" w:hAnsi="Arial"/>
       <w:sz w:val="24"/>
       <w:lang w:eastAsia="zh-CN"/>
     </w:rPr>
